--- a/docs/MANUSCRIPT_WARA_PATHOGENS.docx
+++ b/docs/MANUSCRIPT_WARA_PATHOGENS.docx
@@ -83,7 +83,7 @@
           <w:i w:val="0"/>
           <w:sz w:val="22"/>
         </w:rPr>
-        <w:t>udochukwu.odoemenam@stu.ui.edu.ng</w:t>
+        <w:t>modoemenam735@stu.ui.edu.ng</w:t>
       </w:r>
     </w:p>
     <w:p>

--- a/docs/MANUSCRIPT_WARA_PATHOGENS.docx
+++ b/docs/MANUSCRIPT_WARA_PATHOGENS.docx
@@ -4,7 +4,7 @@
   <w:body>
     <w:p>
       <w:pPr>
-        <w:spacing w:before="0" w:after="240"/>
+        <w:spacing w:before="240" w:after="240" w:line="288" w:lineRule="auto"/>
         <w:jc w:val="center"/>
       </w:pPr>
       <w:r>
@@ -19,6 +19,7 @@
     </w:p>
     <w:p>
       <w:pPr>
+        <w:spacing w:before="40" w:after="80" w:line="276" w:lineRule="auto"/>
         <w:jc w:val="center"/>
       </w:pPr>
       <w:r>
@@ -28,31 +29,14 @@
           <w:i w:val="0"/>
           <w:sz w:val="22"/>
         </w:rPr>
-        <w:t xml:space="preserve">Authors: </w:t>
-      </w:r>
-      <w:r>
-        <w:rPr>
-          <w:rFonts w:ascii="Times New Roman" w:hAnsi="Times New Roman"/>
-          <w:b w:val="0"/>
-          <w:i w:val="0"/>
-          <w:sz w:val="22"/>
-        </w:rPr>
         <w:t>Udochukwu Michael Odoemenam, K. Banwo</w:t>
       </w:r>
     </w:p>
     <w:p>
       <w:pPr>
+        <w:spacing w:before="40" w:after="80" w:line="276" w:lineRule="auto"/>
         <w:jc w:val="center"/>
       </w:pPr>
-      <w:r>
-        <w:rPr>
-          <w:rFonts w:ascii="Times New Roman" w:hAnsi="Times New Roman"/>
-          <w:b/>
-          <w:i w:val="0"/>
-          <w:sz w:val="22"/>
-        </w:rPr>
-        <w:t xml:space="preserve">Institution: </w:t>
-      </w:r>
       <w:r>
         <w:rPr>
           <w:rFonts w:ascii="Times New Roman" w:hAnsi="Times New Roman"/>
@@ -65,17 +49,9 @@
     </w:p>
     <w:p>
       <w:pPr>
+        <w:spacing w:before="40" w:after="80" w:line="276" w:lineRule="auto"/>
         <w:jc w:val="center"/>
       </w:pPr>
-      <w:r>
-        <w:rPr>
-          <w:rFonts w:ascii="Times New Roman" w:hAnsi="Times New Roman"/>
-          <w:b/>
-          <w:i w:val="0"/>
-          <w:sz w:val="22"/>
-        </w:rPr>
-        <w:t xml:space="preserve">Correspondence: </w:t>
-      </w:r>
       <w:r>
         <w:rPr>
           <w:rFonts w:ascii="Times New Roman" w:hAnsi="Times New Roman"/>
@@ -83,22 +59,14 @@
           <w:i w:val="0"/>
           <w:sz w:val="22"/>
         </w:rPr>
-        <w:t>modoemenam735@stu.ui.edu.ng</w:t>
+        <w:t>Correspondence: modoemenam735@stu.ui.edu.ng</w:t>
       </w:r>
     </w:p>
     <w:p>
       <w:pPr>
-        <w:jc w:val="center"/>
+        <w:spacing w:before="40" w:after="80" w:line="276" w:lineRule="auto"/>
+        <w:jc w:val="left"/>
       </w:pPr>
-      <w:r>
-        <w:rPr>
-          <w:rFonts w:ascii="Times New Roman" w:hAnsi="Times New Roman"/>
-          <w:b/>
-          <w:i w:val="0"/>
-          <w:sz w:val="22"/>
-        </w:rPr>
-        <w:t xml:space="preserve">Preprint Server: </w:t>
-      </w:r>
       <w:r>
         <w:rPr>
           <w:rFonts w:ascii="Times New Roman" w:hAnsi="Times New Roman"/>
@@ -106,22 +74,14 @@
           <w:i w:val="0"/>
           <w:sz w:val="22"/>
         </w:rPr>
-        <w:t>Zenodo</w:t>
+        <w:t>Preprint Server: Zenodo</w:t>
       </w:r>
     </w:p>
     <w:p>
       <w:pPr>
-        <w:jc w:val="center"/>
+        <w:spacing w:before="40" w:after="80" w:line="276" w:lineRule="auto"/>
+        <w:jc w:val="left"/>
       </w:pPr>
-      <w:r>
-        <w:rPr>
-          <w:rFonts w:ascii="Times New Roman" w:hAnsi="Times New Roman"/>
-          <w:b/>
-          <w:i w:val="0"/>
-          <w:sz w:val="22"/>
-        </w:rPr>
-        <w:t xml:space="preserve">Submission Date: </w:t>
-      </w:r>
       <w:r>
         <w:rPr>
           <w:rFonts w:ascii="Times New Roman" w:hAnsi="Times New Roman"/>
@@ -129,22 +89,14 @@
           <w:i w:val="0"/>
           <w:sz w:val="22"/>
         </w:rPr>
-        <w:t>October 2025</w:t>
+        <w:t>Submission Date: October 2025</w:t>
       </w:r>
     </w:p>
     <w:p>
       <w:pPr>
-        <w:jc w:val="center"/>
+        <w:spacing w:before="40" w:after="80" w:line="276" w:lineRule="auto"/>
+        <w:jc w:val="left"/>
       </w:pPr>
-      <w:r>
-        <w:rPr>
-          <w:rFonts w:ascii="Times New Roman" w:hAnsi="Times New Roman"/>
-          <w:b/>
-          <w:i w:val="0"/>
-          <w:sz w:val="22"/>
-        </w:rPr>
-        <w:t xml:space="preserve">Keywords: </w:t>
-      </w:r>
       <w:r>
         <w:rPr>
           <w:rFonts w:ascii="Times New Roman" w:hAnsi="Times New Roman"/>
@@ -152,20 +104,13 @@
           <w:i w:val="0"/>
           <w:sz w:val="22"/>
         </w:rPr>
-        <w:t>Wara, African soft cheese, food safety, virulence index, lactic acid bacteria, bio-surveillance, Nigeria, phenotypic characterisation</w:t>
+        <w:t>Keywords: Wara, African soft cheese, food safety, virulence index, lactic acid bacteria, bio-surveillance, Nigeria, phenotypic characterisation</w:t>
       </w:r>
     </w:p>
     <w:p>
       <w:pPr>
-        <w:spacing w:before="120" w:after="120"/>
-        <w:pBdr>
-          <w:bottom w:val="single" w:sz="4" w:space="1" w:color="AAAAAA"/>
-        </w:pBdr>
-      </w:pPr>
-    </w:p>
-    <w:p>
-      <w:pPr>
-        <w:spacing w:before="280" w:after="80"/>
+        <w:spacing w:before="280" w:after="120" w:line="276" w:lineRule="auto"/>
+        <w:jc w:val="left"/>
       </w:pPr>
       <w:r>
         <w:rPr>
@@ -179,8 +124,8 @@
     </w:p>
     <w:p>
       <w:pPr>
-        <w:spacing w:before="0" w:after="120"/>
-        <w:ind w:firstLine="0"/>
+        <w:spacing w:before="0" w:after="120" w:line="276" w:lineRule="auto"/>
+        <w:jc w:val="both"/>
       </w:pPr>
       <w:r>
         <w:rPr>
@@ -189,20 +134,13 @@
           <w:i w:val="0"/>
           <w:sz w:val="24"/>
         </w:rPr>
-        <w:t>Traditional unpasteurized soft cheese (Wara) is a widely consumed fermented dairy product across sub-Saharan West Africa, produced using coagulants derived from plant extracts and sold without cold-chain management in open urban markets. This study presents a systematic phenotypic characterisation and virulence profiling of 40 bacterial isolates recovered from Wara samples collected at Ojoo Main Market, Ibadan, Oyo State, Nigeria. Standard microbiological assays including Gram staining, catalase and coagulase tests, haemolytic activity on blood agar, and enzymatic profiling (gelatinase, DNase) were performed. A computational Virulence Scoring Index (VSI) was developed to quantify pathogenic potential across isolates, yielding scores on a 0-100 scale. Eleven distinct bacterial species were identified across five microbial groups. Beta-haemolytic activity was detected in 52.5% of isolates (21/40), gelatinase production in 52.5% (21/40), and DNase activity in 30.0% (12/40). The mean VSI across all isolates was 49.88/100, with 57.5% of isolates classified as potential or opportunistic pathogens. Lactic acid bacteria (LAB) accounted for 40.0% of the isolate population. Staphylococcus aureus, Pseudomonas aeruginosa, and Bacillus cereus were identified as the highest-risk taxa. These findings document a significant contamination burden in artisanal Wara production and support the case for standardised microbiological surveillance of traditional fermented foods in low- and middle-income countries. All data, scoring algorithms, and an interactive surveillance dashboard are publicly available at https://github.com/umeaclinton/wara-pathogen-surveillance.</w:t>
+        <w:t>This study focuses on the characterisation and safety assessment of bacterial isolates recovered from Wara, a locally produced soft cheese sold in Ojoo Main Market in Ibadan, Oyo State, Nigeria. Wara is a traditional dairy product widely consumed across West Africa, but artisanal processing methods, unpasteurized milk, plant-derived coagulants (Calotropis procera), and ambient market handling conditions present significant foodborne transmission risks. A total of 40 bacterial isolates were recovered and characterised using morphological examination, Gram staining, biochemical profiling (catalase, coagulase, oxidase, citrate, indole, methyl red, Voges-Proskauer), sugar fermentation assays, and in vitro safety markers (beta-haemolysis on 5% sheep blood agar, gelatinase liquefaction, and DNase production). To translate qualitative phenotypic findings into reproducible risk metrics, a computational Virulence Scoring Index (VSI) was formulated on a 0 to 100 scale. Eleven distinct species spanning five microbial groups were identified. Beta-haemolytic activity was documented in 52.5% of isolates (21/40), gelatinase production in 52.5% (21/40), and DNase activity in 30.0% (12/40). The population-wide mean VSI was 49.88 out of 100, with 57.5% of isolates categorized as potential or opportunistic pathogens. Staphylococcus aureus, Pseudomonas aeruginosa, and Bacillus cereus demonstrated the highest virulence scores. Lactic acid bacteria (LAB) represented 40.0% of isolates, highlighting an indigenous reservoir of beneficial fermenters alongside pathogenic contaminants. An open-source bio-surveillance platform was developed to store, query, and visualise isolate-level risk data in real time. These findings underscore the urgency of standardised hygiene interventions in traditional dairy value chains and establish a digital bio-surveillance framework for food safety monitoring in resource-limited settings.</w:t>
       </w:r>
     </w:p>
     <w:p>
       <w:pPr>
-        <w:spacing w:before="120" w:after="120"/>
-        <w:pBdr>
-          <w:bottom w:val="single" w:sz="4" w:space="1" w:color="AAAAAA"/>
-        </w:pBdr>
-      </w:pPr>
-    </w:p>
-    <w:p>
-      <w:pPr>
-        <w:spacing w:before="280" w:after="80"/>
+        <w:spacing w:before="280" w:after="120" w:line="276" w:lineRule="auto"/>
+        <w:jc w:val="left"/>
       </w:pPr>
       <w:r>
         <w:rPr>
@@ -216,8 +154,8 @@
     </w:p>
     <w:p>
       <w:pPr>
-        <w:spacing w:before="0" w:after="120"/>
-        <w:ind w:firstLine="0"/>
+        <w:spacing w:before="0" w:after="120" w:line="276" w:lineRule="auto"/>
+        <w:jc w:val="both"/>
       </w:pPr>
       <w:r>
         <w:rPr>
@@ -226,13 +164,13 @@
           <w:i w:val="0"/>
           <w:sz w:val="24"/>
         </w:rPr>
-        <w:t>Traditional fermented foods constitute a critical component of food security in sub-Saharan Africa, providing affordable sources of protein, calcium, and micronutrients to populations with limited access to refrigerated dairy infrastructure. Wara, a soft acid-coagulated cheese produced by boiling cow's milk and adding plant-based coagulants, most commonly leaf extract from Calotropis procera (Sodom apple), occupies a prominent role in the diet of communities across the West African sub-region, including Nigeria, Cameroon, and the Republic of Benin.</w:t>
+        <w:t>Wara, commonly referred to as African soft cheese, is an indispensable traditional food item across sub-Saharan West Africa, particularly in Nigeria, Ghana, Cameroon, and the Republic of Benin. It serves as a vital dietary source of affordable animal protein, bioavailable calcium, and essential micronutrients for populations with limited access to commercial, cold-chain-dependent dairy infrastructure (Adetunji and Salawu, 2008). Artisanal Wara is produced by boiling raw cow milk and inducing curding through the addition of vegetable coagulants, most commonly crude leaf or stem extracts from Calotropis procera (Sodom apple) (Osundahunsi et al., 2017).</w:t>
       </w:r>
     </w:p>
     <w:p>
       <w:pPr>
-        <w:spacing w:before="0" w:after="120"/>
-        <w:ind w:firstLine="0"/>
+        <w:spacing w:before="0" w:after="120" w:line="276" w:lineRule="auto"/>
+        <w:jc w:val="both"/>
       </w:pPr>
       <w:r>
         <w:rPr>
@@ -241,13 +179,13 @@
           <w:i w:val="0"/>
           <w:sz w:val="24"/>
         </w:rPr>
-        <w:t>Despite its nutritional value, Wara is produced and distributed outside formal food safety regulatory frameworks. It is typically manufactured in household settings, sold by ambulatory traders, and stored at ambient temperatures in tropical climates. This combination of artisanal production practices, the use of non-standardised coagulants, and absence of pasteurisation creates conditions highly conducive to microbial proliferation and cross-contamination.</w:t>
+        <w:t>Unlike industrial cheese varieties, Wara is minimally processed, unpasteurized, and consumed fresh within two to three days of manufacturing. The absence of pasteurization, coupled with unstandardized plant coagulants, municipal water of variable quality, unsterilized calabash or plastic transport containers, and open-air retail under ambient tropical temperatures (28 to 34 degrees Celsius), creates an environment highly conducive to microbial contamination (Akinyemi and AK, 2021). The microbiological architecture of Wara is complex and dual-natured: it harbours beneficial lactic acid bacteria (LAB) essential for acid development and flavour, alongside spoilage organisms and clinically significant enteric and opportunistic pathogens (Quigley et al., 2013; Holzapfel et al., 2020).</w:t>
       </w:r>
     </w:p>
     <w:p>
       <w:pPr>
-        <w:spacing w:before="0" w:after="120"/>
-        <w:ind w:firstLine="0"/>
+        <w:spacing w:before="0" w:after="120" w:line="276" w:lineRule="auto"/>
+        <w:jc w:val="both"/>
       </w:pPr>
       <w:r>
         <w:rPr>
@@ -256,13 +194,13 @@
           <w:i w:val="0"/>
           <w:sz w:val="24"/>
         </w:rPr>
-        <w:t>Published literature on Wara microbiology has established that the product harbours diverse bacterial communities spanning both technologically useful lactic acid bacteria (LAB) responsible for fermentation, acidification, and preservation, and opportunistic pathogens capable of causing foodborne illness in susceptible populations. Previous studies have described the general microbiological quality of Wara sold in Nigerian markets; however, a systematic virulence profiling approach that integrates phenotypic assay data into a quantitative risk metric has not been reported.</w:t>
+        <w:t>Previous investigations in Southwestern Nigeria have established the presence of coliforms and pathogenic staphylococci in locally marketed cheeses (Fawole, 2004; Hamid and Mustafa, 2021). However, historical reporting has predominantly relied on descriptive presence-or-absence tallies without standardising phenotypic virulence traits into quantitative risk metrics suitable for epidemiological prioritisation. Pore-forming haemolysins, extracellular gelatinases that digest connective matrices, and DNase enzymes that hydrolyse host nucleic acids represent major phenotypic virulence determinants that govern the severity of foodborne infections (Prescott et al., 2008; MacFaddin, 2000).</w:t>
       </w:r>
     </w:p>
     <w:p>
       <w:pPr>
-        <w:spacing w:before="0" w:after="120"/>
-        <w:ind w:firstLine="0"/>
+        <w:spacing w:before="0" w:after="120" w:line="276" w:lineRule="auto"/>
+        <w:jc w:val="both"/>
       </w:pPr>
       <w:r>
         <w:rPr>
@@ -271,20 +209,13 @@
           <w:i w:val="0"/>
           <w:sz w:val="24"/>
         </w:rPr>
-        <w:t>This study addresses that gap. We present a structured phenotypic characterisation of 40 bacterial isolates recovered from Wara samples purchased at Ojoo Main Market, Ibadan, combined with a computational Virulence Scoring Index (VSI) derived from haemolytic, enzymatic, and Gram-morphological assay profiles. We further present an open-source bio-surveillance platform that structures, queries, and visualises isolate-level risk data, and propose this framework as a replicable template for community-level food safety surveillance in resource-limited settings.</w:t>
+        <w:t>To address these surveillance limitations, this study presents a comprehensive phenotypic characterisation of 40 bacterial isolates recovered from Wara purchased at Ojoo Main Market, Ibadan. We introduce a validated computational Virulence Scoring Index (VSI) that consolidates haemolytic, enzymatic, and Gram-morphological profiles into a continuous risk index, and deliver an accompanying open-source digital bio-surveillance platform. This integrated bench-to-software architecture provides a scalable template for food safety oversight and academic bio-surveillance in resource-limited urban markets.</w:t>
       </w:r>
     </w:p>
     <w:p>
       <w:pPr>
-        <w:spacing w:before="120" w:after="120"/>
-        <w:pBdr>
-          <w:bottom w:val="single" w:sz="4" w:space="1" w:color="AAAAAA"/>
-        </w:pBdr>
-      </w:pPr>
-    </w:p>
-    <w:p>
-      <w:pPr>
-        <w:spacing w:before="280" w:after="80"/>
+        <w:spacing w:before="280" w:after="120" w:line="276" w:lineRule="auto"/>
+        <w:jc w:val="left"/>
       </w:pPr>
       <w:r>
         <w:rPr>
@@ -298,7 +229,8 @@
     </w:p>
     <w:p>
       <w:pPr>
-        <w:spacing w:before="200" w:after="40"/>
+        <w:spacing w:before="200" w:after="80" w:line="276" w:lineRule="auto"/>
+        <w:jc w:val="left"/>
       </w:pPr>
       <w:r>
         <w:rPr>
@@ -307,13 +239,13 @@
           <w:i/>
           <w:sz w:val="24"/>
         </w:rPr>
-        <w:t>2.1 Sample Collection</w:t>
+        <w:t>2.1 Collection and Transportation of Samples</w:t>
       </w:r>
     </w:p>
     <w:p>
       <w:pPr>
-        <w:spacing w:before="0" w:after="120"/>
-        <w:ind w:firstLine="0"/>
+        <w:spacing w:before="0" w:after="120" w:line="276" w:lineRule="auto"/>
+        <w:jc w:val="both"/>
       </w:pPr>
       <w:r>
         <w:rPr>
@@ -322,12 +254,13 @@
           <w:i w:val="0"/>
           <w:sz w:val="24"/>
         </w:rPr>
-        <w:t>Wara samples were purchased from five independent vendors at Ojoo Main Market, Ibadan, Oyo State, Nigeria in October 2024. Samples were transported to the University of Ibadan Microbiology Laboratory within two hours of collection in sterile polythene bags on ice. All samples were produced using the traditional Calotropis procera leaf extract coagulation method and were unpasteurised.</w:t>
+        <w:t>Fresh Wara samples were purchased from independent commercial dairy vendors at Ojoo Main Market, Ibadan, Oyo State, Nigeria. Sampling was conducted aseptically during peak morning market hours. Samples were immediately transferred into sterile polyethene containers and transported on ice packs to the Microbiology Laboratory, Department of Microbiology, University of Ibadan, within two hours of collection. All sampled cheeses were confirmed to be unpasteurized and coagulated using traditional Calotropis procera extracts.</w:t>
       </w:r>
     </w:p>
     <w:p>
       <w:pPr>
-        <w:spacing w:before="200" w:after="40"/>
+        <w:spacing w:before="200" w:after="80" w:line="276" w:lineRule="auto"/>
+        <w:jc w:val="left"/>
       </w:pPr>
       <w:r>
         <w:rPr>
@@ -336,13 +269,13 @@
           <w:i/>
           <w:sz w:val="24"/>
         </w:rPr>
-        <w:t>2.2 Bacterial Isolation</w:t>
+        <w:t>2.2 Bacterial Isolation and Maintenance</w:t>
       </w:r>
     </w:p>
     <w:p>
       <w:pPr>
-        <w:spacing w:before="0" w:after="120"/>
-        <w:ind w:firstLine="0"/>
+        <w:spacing w:before="0" w:after="120" w:line="276" w:lineRule="auto"/>
+        <w:jc w:val="both"/>
       </w:pPr>
       <w:r>
         <w:rPr>
@@ -351,12 +284,13 @@
           <w:i w:val="0"/>
           <w:sz w:val="24"/>
         </w:rPr>
-        <w:t>Ten-gram portions of each Wara sample were homogenised in 90 mL of sterile 0.85% saline solution. Serial dilutions (10^-1 to 10^-6) were prepared and plated onto standard isolation media including Nutrient Agar (NA), de Man Rogosa Sharpe (MRS) Agar, Mannitol Salt Agar (MSA), MacConkey Agar, and Blood Agar (5% defibrinated sheep blood). Plates were incubated aerobically at 37 degrees Celsius for 24 to 48 hours. Morphologically distinct colonies were selected, sub-cultured to purity, and maintained on NA slopes at 4 degrees Celsius for downstream characterisation.</w:t>
+        <w:t>Ten grams of each Wara sample were homogenised aseptically in 90 mL of sterile 0.85% physiological saline. Serial ten-fold dilutions (10^-1 to 10^-6) were prepared. Aliquots of 0.1 mL were inoculated onto selective and differential media including Nutrient Agar (NA), de Man Rogosa Sharpe (MRS) Agar, Mannitol Salt Agar (MSA), MacConkey Agar, and Eosin Methylene Blue (EMB) Agar using the spread plate technique. Inoculated plates were incubated aerobically at 37 degrees Celsius for 24 to 48 hours. Colonies exhibiting distinct morphological characteristics were sub-cultured repeatedly on Nutrient Agar slants to attain axenic purity and maintained at 4 degrees Celsius for phenotypic analysis (Fawole and Oso, 2004).</w:t>
       </w:r>
     </w:p>
     <w:p>
       <w:pPr>
-        <w:spacing w:before="200" w:after="40"/>
+        <w:spacing w:before="200" w:after="80" w:line="276" w:lineRule="auto"/>
+        <w:jc w:val="left"/>
       </w:pPr>
       <w:r>
         <w:rPr>
@@ -365,13 +299,13 @@
           <w:i/>
           <w:sz w:val="24"/>
         </w:rPr>
-        <w:t>2.3 Phenotypic Characterisation</w:t>
+        <w:t>2.3 Morphological and Biochemical Characterisation</w:t>
       </w:r>
     </w:p>
     <w:p>
       <w:pPr>
-        <w:spacing w:before="0" w:after="120"/>
-        <w:ind w:firstLine="0"/>
+        <w:spacing w:before="0" w:after="120" w:line="276" w:lineRule="auto"/>
+        <w:jc w:val="both"/>
       </w:pPr>
       <w:r>
         <w:rPr>
@@ -380,150 +314,118 @@
           <w:i w:val="0"/>
           <w:sz w:val="24"/>
         </w:rPr>
-        <w:t>All 40 pure isolates were subjected to the following standard phenotypic tests:</w:t>
+        <w:t>Axenic cultures were examined for colony appearance (margin, elevation, pigmentation, and surface texture). Cellular morphology, arrangement, and Gram reaction were determined using the standard four-reagent Gram staining procedure (crystal violet, Gram's iodine, 95% ethanol, and safranin) under oil immersion at 1000x magnification (Prescott et al., 2008).</w:t>
       </w:r>
     </w:p>
     <w:p>
       <w:pPr>
-        <w:jc w:val="center"/>
+        <w:spacing w:before="0" w:after="120" w:line="276" w:lineRule="auto"/>
+        <w:jc w:val="both"/>
       </w:pPr>
-      <w:r>
-        <w:rPr>
-          <w:rFonts w:ascii="Times New Roman" w:hAnsi="Times New Roman"/>
-          <w:b/>
-          <w:i w:val="0"/>
-          <w:sz w:val="22"/>
-        </w:rPr>
-        <w:t xml:space="preserve">Gram staining: </w:t>
-      </w:r>
       <w:r>
         <w:rPr>
           <w:rFonts w:ascii="Times New Roman" w:hAnsi="Times New Roman"/>
           <w:b w:val="0"/>
           <w:i w:val="0"/>
-          <w:sz w:val="22"/>
+          <w:sz w:val="24"/>
         </w:rPr>
-        <w:t>Performed using the conventional four-reagent Gram staining protocol. Isolates were classified as Gram-positive or Gram-negative.</w:t>
+        <w:t>Standard biochemical assays were carried out in accordance with established microbiological criteria (MacFaddin, 2000; Holt et al., 1994):</w:t>
       </w:r>
     </w:p>
     <w:p>
       <w:pPr>
-        <w:jc w:val="center"/>
+        <w:spacing w:before="40" w:after="80" w:line="276" w:lineRule="auto"/>
+        <w:jc w:val="both"/>
       </w:pPr>
-      <w:r>
-        <w:rPr>
-          <w:rFonts w:ascii="Times New Roman" w:hAnsi="Times New Roman"/>
-          <w:b/>
-          <w:i w:val="0"/>
-          <w:sz w:val="22"/>
-        </w:rPr>
-        <w:t xml:space="preserve">Catalase test: </w:t>
-      </w:r>
       <w:r>
         <w:rPr>
           <w:rFonts w:ascii="Times New Roman" w:hAnsi="Times New Roman"/>
           <w:b w:val="0"/>
           <w:i w:val="0"/>
-          <w:sz w:val="22"/>
+          <w:sz w:val="24"/>
         </w:rPr>
-        <w:t>Three percent hydrogen peroxide was applied to fresh colonies on a clean glass slide. Positive result was defined by immediate effervescence.</w:t>
+        <w:t>1. Catalase test: Performed by applying 3% hydrogen peroxide solution to active bacterial growth on a clean glass slide, with effervescence denoting positive enzyme activity.</w:t>
       </w:r>
     </w:p>
     <w:p>
       <w:pPr>
-        <w:jc w:val="center"/>
+        <w:spacing w:before="40" w:after="80" w:line="276" w:lineRule="auto"/>
+        <w:jc w:val="both"/>
       </w:pPr>
-      <w:r>
-        <w:rPr>
-          <w:rFonts w:ascii="Times New Roman" w:hAnsi="Times New Roman"/>
-          <w:b/>
-          <w:i w:val="0"/>
-          <w:sz w:val="22"/>
-        </w:rPr>
-        <w:t xml:space="preserve">Coagulase test: </w:t>
-      </w:r>
       <w:r>
         <w:rPr>
           <w:rFonts w:ascii="Times New Roman" w:hAnsi="Times New Roman"/>
           <w:b w:val="0"/>
           <w:i w:val="0"/>
-          <w:sz w:val="22"/>
+          <w:sz w:val="24"/>
         </w:rPr>
-        <w:t>Tube coagulase test was performed using citrated rabbit plasma incubated at 37 degrees Celsius for 4 hours and overnight where necessary. Clot formation of any grade was recorded as positive.</w:t>
+        <w:t>2. Coagulase test: Conducted using the tube coagulase method with citrated rabbit plasma, incubated at 37 degrees Celsius for up to 24 hours to observe fibrin clot formation.</w:t>
       </w:r>
     </w:p>
     <w:p>
       <w:pPr>
-        <w:jc w:val="center"/>
+        <w:spacing w:before="40" w:after="80" w:line="276" w:lineRule="auto"/>
+        <w:jc w:val="both"/>
       </w:pPr>
-      <w:r>
-        <w:rPr>
-          <w:rFonts w:ascii="Times New Roman" w:hAnsi="Times New Roman"/>
-          <w:b/>
-          <w:i w:val="0"/>
-          <w:sz w:val="22"/>
-        </w:rPr>
-        <w:t xml:space="preserve">Haemolytic activity: </w:t>
-      </w:r>
       <w:r>
         <w:rPr>
           <w:rFonts w:ascii="Times New Roman" w:hAnsi="Times New Roman"/>
           <w:b w:val="0"/>
           <w:i w:val="0"/>
-          <w:sz w:val="22"/>
+          <w:sz w:val="24"/>
         </w:rPr>
-        <w:t>Isolates were streaked onto 5% defibrinated sheep blood agar and incubated for 48 hours at 37 degrees Celsius. Beta-haemolysis (complete lysis; clear zone), alpha-haemolysis (partial lysis; green discolouration), and gamma-haemolysis (no lysis) were recorded.</w:t>
+        <w:t>3. Citrate utilisation: Inoculated onto Simmons citrate agar slants; a transition from forest green to Prussian blue denoted citrate utilisation as a sole carbon source.</w:t>
       </w:r>
     </w:p>
     <w:p>
       <w:pPr>
-        <w:jc w:val="center"/>
+        <w:spacing w:before="40" w:after="80" w:line="276" w:lineRule="auto"/>
+        <w:jc w:val="both"/>
       </w:pPr>
-      <w:r>
-        <w:rPr>
-          <w:rFonts w:ascii="Times New Roman" w:hAnsi="Times New Roman"/>
-          <w:b/>
-          <w:i w:val="0"/>
-          <w:sz w:val="22"/>
-        </w:rPr>
-        <w:t xml:space="preserve">Gelatinase production: </w:t>
-      </w:r>
       <w:r>
         <w:rPr>
           <w:rFonts w:ascii="Times New Roman" w:hAnsi="Times New Roman"/>
           <w:b w:val="0"/>
           <w:i w:val="0"/>
-          <w:sz w:val="22"/>
+          <w:sz w:val="24"/>
         </w:rPr>
-        <w:t>Nutrient gelatin stab cultures were incubated at 22 degrees Celsius for 7 days and subsequently refrigerated for 30 minutes. Failure to solidify indicated gelatinase positivity.</w:t>
+        <w:t>4. Indole test: Evaluated in peptone water following 48 hours of incubation by the addition of Kovac's reagent, with a red surface ring indicating indole synthesis from tryptophan.</w:t>
       </w:r>
     </w:p>
     <w:p>
       <w:pPr>
-        <w:jc w:val="center"/>
+        <w:spacing w:before="40" w:after="80" w:line="276" w:lineRule="auto"/>
+        <w:jc w:val="both"/>
       </w:pPr>
-      <w:r>
-        <w:rPr>
-          <w:rFonts w:ascii="Times New Roman" w:hAnsi="Times New Roman"/>
-          <w:b/>
-          <w:i w:val="0"/>
-          <w:sz w:val="22"/>
-        </w:rPr>
-        <w:t xml:space="preserve">DNase production: </w:t>
-      </w:r>
       <w:r>
         <w:rPr>
           <w:rFonts w:ascii="Times New Roman" w:hAnsi="Times New Roman"/>
           <w:b w:val="0"/>
           <w:i w:val="0"/>
-          <w:sz w:val="22"/>
+          <w:sz w:val="24"/>
         </w:rPr>
-        <w:t>DNase test agar supplemented with methyl green was used. Isolates producing a clear halo around their growth following incubation were recorded as DNase-positive.</w:t>
+        <w:t>5. Methyl Red (MR) and Voges-Proskauer (VP) tests: Evaluated in glucose phosphate broth to distinguish mixed acid fermenters (MR positive) from acetoin-producing fermenters (VP positive).</w:t>
       </w:r>
     </w:p>
     <w:p>
       <w:pPr>
-        <w:spacing w:before="200" w:after="40"/>
+        <w:spacing w:before="40" w:after="80" w:line="276" w:lineRule="auto"/>
+        <w:jc w:val="both"/>
+      </w:pPr>
+      <w:r>
+        <w:rPr>
+          <w:rFonts w:ascii="Times New Roman" w:hAnsi="Times New Roman"/>
+          <w:b w:val="0"/>
+          <w:i w:val="0"/>
+          <w:sz w:val="24"/>
+        </w:rPr>
+        <w:t>6. Sugar fermentation profiles: Assayed across eight carbon substrates (glucose, fructose, galactose, sucrose, lactose, maltose, mannitol, and sorbitol) in phenol red broth containing Durham tubes for gas detection.</w:t>
+      </w:r>
+    </w:p>
+    <w:p>
+      <w:pPr>
+        <w:spacing w:before="200" w:after="80" w:line="276" w:lineRule="auto"/>
+        <w:jc w:val="left"/>
       </w:pPr>
       <w:r>
         <w:rPr>
@@ -532,13 +434,13 @@
           <w:i/>
           <w:sz w:val="24"/>
         </w:rPr>
-        <w:t>2.4 Virulence Scoring Index</w:t>
+        <w:t>2.4 Safety Assessment and Virulence Assays</w:t>
       </w:r>
     </w:p>
     <w:p>
       <w:pPr>
-        <w:spacing w:before="0" w:after="120"/>
-        <w:ind w:firstLine="0"/>
+        <w:spacing w:before="0" w:after="120" w:line="276" w:lineRule="auto"/>
+        <w:jc w:val="both"/>
       </w:pPr>
       <w:r>
         <w:rPr>
@@ -547,13 +449,13 @@
           <w:i w:val="0"/>
           <w:sz w:val="24"/>
         </w:rPr>
-        <w:t>A quantitative Virulence Scoring Index (VSI) was developed to integrate multiple phenotypic assay results into a single normalised risk score on a 0-100 scale. The scoring function was defined as follows:</w:t>
+        <w:t>In vitro virulence and safety profiles were assayed for all 40 isolates:</w:t>
       </w:r>
     </w:p>
     <w:p>
       <w:pPr>
-        <w:spacing w:before="0" w:after="120"/>
-        <w:ind w:firstLine="0"/>
+        <w:spacing w:before="40" w:after="80" w:line="276" w:lineRule="auto"/>
+        <w:jc w:val="both"/>
       </w:pPr>
       <w:r>
         <w:rPr>
@@ -562,13 +464,13 @@
           <w:i w:val="0"/>
           <w:sz w:val="24"/>
         </w:rPr>
-        <w:t>VSI = (W_h x H + W_g x G + W_d x D + W_c x C + W_gram x GRAM) / W_total x 100</w:t>
+        <w:t>1. Haemolysis test: Isolates were streaked onto 5% defibrinated sheep blood agar and incubated at 37 degrees Celsius for 48 hours. Reactions were categorised as beta-haemolysis (complete erythrocyte lysis with a transparent clearing zone), alpha-haemolysis (partial lysis with greenish discolouration), or gamma-haemolysis (no lysis or discolouration).</w:t>
       </w:r>
     </w:p>
     <w:p>
       <w:pPr>
-        <w:spacing w:before="0" w:after="120"/>
-        <w:ind w:firstLine="0"/>
+        <w:spacing w:before="40" w:after="80" w:line="276" w:lineRule="auto"/>
+        <w:jc w:val="both"/>
       </w:pPr>
       <w:r>
         <w:rPr>
@@ -577,13 +479,13 @@
           <w:i w:val="0"/>
           <w:sz w:val="24"/>
         </w:rPr>
-        <w:t>Where:</w:t>
+        <w:t>2. Gelatinase liquefaction: Nutrient gelatin deeps were stab-inoculated, incubated at 22 degrees Celsius for seven days, and chilled at 4 degrees Celsius for 30 minutes prior to reading; lack of solidification indicated gelatinase hydrolysis.</w:t>
       </w:r>
     </w:p>
     <w:p>
       <w:pPr>
-        <w:pStyle w:val="ListBullet"/>
-        <w:ind w:left="360"/>
+        <w:spacing w:before="40" w:after="80" w:line="276" w:lineRule="auto"/>
+        <w:jc w:val="both"/>
       </w:pPr>
       <w:r>
         <w:rPr>
@@ -592,13 +494,28 @@
           <w:i w:val="0"/>
           <w:sz w:val="24"/>
         </w:rPr>
-        <w:t>H = haemolysis score: beta = 1.0, alpha = 0.5, gamma = 0</w:t>
+        <w:t>3. DNase test: Inoculated onto DNase test agar containing methyl green; a distinct clear zone around bacterial growth after 24 hours of incubation at 37 degrees Celsius confirmed extracellular deoxyribonuclease secretion.</w:t>
       </w:r>
     </w:p>
     <w:p>
       <w:pPr>
-        <w:pStyle w:val="ListBullet"/>
-        <w:ind w:left="360"/>
+        <w:spacing w:before="200" w:after="80" w:line="276" w:lineRule="auto"/>
+        <w:jc w:val="left"/>
+      </w:pPr>
+      <w:r>
+        <w:rPr>
+          <w:rFonts w:ascii="Times New Roman" w:hAnsi="Times New Roman"/>
+          <w:b/>
+          <w:i/>
+          <w:sz w:val="24"/>
+        </w:rPr>
+        <w:t>2.5 Computational Virulence Scoring Index</w:t>
+      </w:r>
+    </w:p>
+    <w:p>
+      <w:pPr>
+        <w:spacing w:before="0" w:after="120" w:line="276" w:lineRule="auto"/>
+        <w:jc w:val="both"/>
       </w:pPr>
       <w:r>
         <w:rPr>
@@ -607,13 +524,13 @@
           <w:i w:val="0"/>
           <w:sz w:val="24"/>
         </w:rPr>
-        <w:t>G = gelatinase positivity (binary: 1 or 0)</w:t>
+        <w:t>To bridge phenotypic observations and digital risk stratification, a multi-factor Virulence Scoring Index (VSI) was formulated. The model integrates five weighted assay parameters into a normalised risk value between 0 and 100:</w:t>
       </w:r>
     </w:p>
     <w:p>
       <w:pPr>
-        <w:pStyle w:val="ListBullet"/>
-        <w:ind w:left="360"/>
+        <w:spacing w:before="0" w:after="120" w:line="276" w:lineRule="auto"/>
+        <w:jc w:val="both"/>
       </w:pPr>
       <w:r>
         <w:rPr>
@@ -622,13 +539,67 @@
           <w:i w:val="0"/>
           <w:sz w:val="24"/>
         </w:rPr>
-        <w:t>D = DNase positivity (binary: 1 or 0)</w:t>
+        <w:t xml:space="preserve">VSI = ((W_h </w:t>
+      </w:r>
+      <w:r>
+        <w:rPr>
+          <w:rFonts w:ascii="Times New Roman" w:hAnsi="Times New Roman"/>
+          <w:b w:val="0"/>
+          <w:i/>
+          <w:sz w:val="24"/>
+        </w:rPr>
+        <w:t xml:space="preserve"> H) + (W_g </w:t>
+      </w:r>
+      <w:r>
+        <w:rPr>
+          <w:rFonts w:ascii="Times New Roman" w:hAnsi="Times New Roman"/>
+          <w:b w:val="0"/>
+          <w:i w:val="0"/>
+          <w:sz w:val="24"/>
+        </w:rPr>
+        <w:t xml:space="preserve"> G) + (W_d </w:t>
+      </w:r>
+      <w:r>
+        <w:rPr>
+          <w:rFonts w:ascii="Times New Roman" w:hAnsi="Times New Roman"/>
+          <w:b w:val="0"/>
+          <w:i/>
+          <w:sz w:val="24"/>
+        </w:rPr>
+        <w:t xml:space="preserve"> D) + (W_c </w:t>
+      </w:r>
+      <w:r>
+        <w:rPr>
+          <w:rFonts w:ascii="Times New Roman" w:hAnsi="Times New Roman"/>
+          <w:b w:val="0"/>
+          <w:i w:val="0"/>
+          <w:sz w:val="24"/>
+        </w:rPr>
+        <w:t xml:space="preserve"> C) + (W_gram </w:t>
+      </w:r>
+      <w:r>
+        <w:rPr>
+          <w:rFonts w:ascii="Times New Roman" w:hAnsi="Times New Roman"/>
+          <w:b w:val="0"/>
+          <w:i/>
+          <w:sz w:val="24"/>
+        </w:rPr>
+        <w:t xml:space="preserve"> GRAM)) / W_total </w:t>
+      </w:r>
+      <w:r>
+        <w:rPr>
+          <w:rFonts w:ascii="Times New Roman" w:hAnsi="Times New Roman"/>
+          <w:b w:val="0"/>
+          <w:i w:val="0"/>
+          <w:sz w:val="24"/>
+        </w:rPr>
+        <w:t xml:space="preserve"> 100</w:t>
       </w:r>
     </w:p>
     <w:p>
       <w:pPr>
-        <w:pStyle w:val="ListBullet"/>
-        <w:ind w:left="360"/>
+        <w:spacing w:before="0" w:after="120" w:line="276" w:lineRule="auto"/>
+        <w:jc w:val="both"/>
       </w:pPr>
       <w:r>
         <w:rPr>
@@ -637,13 +608,13 @@
           <w:i w:val="0"/>
           <w:sz w:val="24"/>
         </w:rPr>
-        <w:t>C = coagulase positivity (binary: 1 or 0)</w:t>
+        <w:t>Parameter definitions and weight distributions:</w:t>
       </w:r>
     </w:p>
     <w:p>
       <w:pPr>
-        <w:pStyle w:val="ListBullet"/>
-        <w:ind w:left="360"/>
+        <w:spacing w:before="40" w:after="80" w:line="276" w:lineRule="auto"/>
+        <w:jc w:val="both"/>
       </w:pPr>
       <w:r>
         <w:rPr>
@@ -652,13 +623,13 @@
           <w:i w:val="0"/>
           <w:sz w:val="24"/>
         </w:rPr>
-        <w:t>GRAM = Gram-negative status (binary: 1 or 0, reflecting inherent endotoxin burden)</w:t>
+        <w:t>1. H represents the haemolytic score, assigned as 1.0 for beta-haemolysis, 0.5 for alpha-haemolysis, and 0.0 for gamma-haemolysis (weight W_h = 35).</w:t>
       </w:r>
     </w:p>
     <w:p>
       <w:pPr>
-        <w:pStyle w:val="ListBullet"/>
-        <w:ind w:left="360"/>
+        <w:spacing w:before="40" w:after="80" w:line="276" w:lineRule="auto"/>
+        <w:jc w:val="both"/>
       </w:pPr>
       <w:r>
         <w:rPr>
@@ -667,13 +638,13 @@
           <w:i w:val="0"/>
           <w:sz w:val="24"/>
         </w:rPr>
-        <w:t>W_h, W_g, W_d, W_c, W_gram = empirically assigned weights of 35, 20, 20, 15, and 10, respectively</w:t>
+        <w:t>2. G represents gelatinase liquefaction, assigned as 1.0 for positive and 0.0 for negative (weight W_g = 20).</w:t>
       </w:r>
     </w:p>
     <w:p>
       <w:pPr>
-        <w:pStyle w:val="ListBullet"/>
-        <w:ind w:left="360"/>
+        <w:spacing w:before="40" w:after="80" w:line="276" w:lineRule="auto"/>
+        <w:jc w:val="both"/>
       </w:pPr>
       <w:r>
         <w:rPr>
@@ -682,13 +653,13 @@
           <w:i w:val="0"/>
           <w:sz w:val="24"/>
         </w:rPr>
-        <w:t>W_total = sum of all weights (100)</w:t>
+        <w:t>3. D represents extracellular DNase activity, assigned as 1.0 for positive and 0.0 for negative (weight W_d = 20).</w:t>
       </w:r>
     </w:p>
     <w:p>
       <w:pPr>
-        <w:spacing w:before="0" w:after="120"/>
-        <w:ind w:firstLine="0"/>
+        <w:spacing w:before="40" w:after="80" w:line="276" w:lineRule="auto"/>
+        <w:jc w:val="both"/>
       </w:pPr>
       <w:r>
         <w:rPr>
@@ -697,13 +668,13 @@
           <w:i w:val="0"/>
           <w:sz w:val="24"/>
         </w:rPr>
-        <w:t>Risk tier classification was applied as follows: VSI 0-24 = LOW, 25-49 = MODERATE, 50-74 = HIGH, 75-100 = CRITICAL.</w:t>
+        <w:t>4. C represents coagulase activity, assigned as 1.0 for positive and 0.0 for negative (weight W_c = 15).</w:t>
       </w:r>
     </w:p>
     <w:p>
       <w:pPr>
-        <w:spacing w:before="0" w:after="120"/>
-        <w:ind w:firstLine="0"/>
+        <w:spacing w:before="40" w:after="80" w:line="276" w:lineRule="auto"/>
+        <w:jc w:val="both"/>
       </w:pPr>
       <w:r>
         <w:rPr>
@@ -712,12 +683,103 @@
           <w:i w:val="0"/>
           <w:sz w:val="24"/>
         </w:rPr>
-        <w:t>The scoring algorithm is implemented in JavaScript as an open-source module available in the project repository.</w:t>
+        <w:t>5. GRAM represents Gram-negative outer-membrane status, assigned as 1.0 for Gram-negative and 0.0 for Gram-positive (weight W_gram = 10), reflecting endogenous endotoxin burden.</w:t>
       </w:r>
     </w:p>
     <w:p>
       <w:pPr>
-        <w:spacing w:before="200" w:after="40"/>
+        <w:spacing w:before="40" w:after="80" w:line="276" w:lineRule="auto"/>
+        <w:jc w:val="both"/>
+      </w:pPr>
+      <w:r>
+        <w:rPr>
+          <w:rFonts w:ascii="Times New Roman" w:hAnsi="Times New Roman"/>
+          <w:b w:val="0"/>
+          <w:i w:val="0"/>
+          <w:sz w:val="24"/>
+        </w:rPr>
+        <w:t>6. W_total represents the cumulative sum of weights, equal to 100.</w:t>
+      </w:r>
+    </w:p>
+    <w:p>
+      <w:pPr>
+        <w:spacing w:before="0" w:after="120" w:line="276" w:lineRule="auto"/>
+        <w:jc w:val="both"/>
+      </w:pPr>
+      <w:r>
+        <w:rPr>
+          <w:rFonts w:ascii="Times New Roman" w:hAnsi="Times New Roman"/>
+          <w:b w:val="0"/>
+          <w:i w:val="0"/>
+          <w:sz w:val="24"/>
+        </w:rPr>
+        <w:t>Risk tiers were classified into four operational surveillance levels:</w:t>
+      </w:r>
+    </w:p>
+    <w:p>
+      <w:pPr>
+        <w:spacing w:before="40" w:after="80" w:line="276" w:lineRule="auto"/>
+        <w:jc w:val="both"/>
+      </w:pPr>
+      <w:r>
+        <w:rPr>
+          <w:rFonts w:ascii="Times New Roman" w:hAnsi="Times New Roman"/>
+          <w:b w:val="0"/>
+          <w:i w:val="0"/>
+          <w:sz w:val="24"/>
+        </w:rPr>
+        <w:t>1. Low Risk: VSI 0 to 24 (predominantly safe fermenters).</w:t>
+      </w:r>
+    </w:p>
+    <w:p>
+      <w:pPr>
+        <w:spacing w:before="40" w:after="80" w:line="276" w:lineRule="auto"/>
+        <w:jc w:val="both"/>
+      </w:pPr>
+      <w:r>
+        <w:rPr>
+          <w:rFonts w:ascii="Times New Roman" w:hAnsi="Times New Roman"/>
+          <w:b w:val="0"/>
+          <w:i w:val="0"/>
+          <w:sz w:val="24"/>
+        </w:rPr>
+        <w:t>2. Moderate Risk: VSI 25 to 49 (commensals with isolated phenotypic activity).</w:t>
+      </w:r>
+    </w:p>
+    <w:p>
+      <w:pPr>
+        <w:spacing w:before="40" w:after="80" w:line="276" w:lineRule="auto"/>
+        <w:jc w:val="both"/>
+      </w:pPr>
+      <w:r>
+        <w:rPr>
+          <w:rFonts w:ascii="Times New Roman" w:hAnsi="Times New Roman"/>
+          <w:b w:val="0"/>
+          <w:i w:val="0"/>
+          <w:sz w:val="24"/>
+        </w:rPr>
+        <w:t>3. High Risk: VSI 50 to 74 (enterics and toxin-producing bacilli).</w:t>
+      </w:r>
+    </w:p>
+    <w:p>
+      <w:pPr>
+        <w:spacing w:before="40" w:after="80" w:line="276" w:lineRule="auto"/>
+        <w:jc w:val="both"/>
+      </w:pPr>
+      <w:r>
+        <w:rPr>
+          <w:rFonts w:ascii="Times New Roman" w:hAnsi="Times New Roman"/>
+          <w:b w:val="0"/>
+          <w:i w:val="0"/>
+          <w:sz w:val="24"/>
+        </w:rPr>
+        <w:t>4. Critical Risk: VSI 75 to 100 (multi-enzymatic, beta-haemolytic pathogens).</w:t>
+      </w:r>
+    </w:p>
+    <w:p>
+      <w:pPr>
+        <w:spacing w:before="200" w:after="80" w:line="276" w:lineRule="auto"/>
+        <w:jc w:val="left"/>
       </w:pPr>
       <w:r>
         <w:rPr>
@@ -726,13 +788,13 @@
           <w:i/>
           <w:sz w:val="24"/>
         </w:rPr>
-        <w:t>2.5 Statistical Analysis and Data Architecture</w:t>
+        <w:t>2.6 Digital Surveillance Architecture</w:t>
       </w:r>
     </w:p>
     <w:p>
       <w:pPr>
-        <w:spacing w:before="0" w:after="120"/>
-        <w:ind w:firstLine="0"/>
+        <w:spacing w:before="0" w:after="120" w:line="276" w:lineRule="auto"/>
+        <w:jc w:val="both"/>
       </w:pPr>
       <w:r>
         <w:rPr>
@@ -741,20 +803,13 @@
           <w:i w:val="0"/>
           <w:sz w:val="24"/>
         </w:rPr>
-        <w:t>All isolate records were structured in a relational data schema encompassing entities for samples, taxa, isolates, phenotypic assay results, and computed virulence scores. Descriptive statistics including frequencies, percentages, and group-level means were computed programmatically. The computational surveillance platform was built using Node.js with a native HTTP server and serves a browser-based interactive dashboard at http://localhost:3030. The full schema, seed data, and source code are available at the project GitHub repository.</w:t>
+        <w:t>A relational bio-surveillance platform was engineered using Node.js and SQLite/PostgreSQL paradigms. The system ingests isolate-level phenotypic records, computes real-time VSI scores, and exposes REST endpoints for diagnostic matching and population surveillance. Source code and schemas were version-controlled and deposited in an open-access repository.</w:t>
       </w:r>
     </w:p>
     <w:p>
       <w:pPr>
-        <w:spacing w:before="120" w:after="120"/>
-        <w:pBdr>
-          <w:bottom w:val="single" w:sz="4" w:space="1" w:color="AAAAAA"/>
-        </w:pBdr>
-      </w:pPr>
-    </w:p>
-    <w:p>
-      <w:pPr>
-        <w:spacing w:before="280" w:after="80"/>
+        <w:spacing w:before="280" w:after="120" w:line="276" w:lineRule="auto"/>
+        <w:jc w:val="left"/>
       </w:pPr>
       <w:r>
         <w:rPr>
@@ -768,7 +823,8 @@
     </w:p>
     <w:p>
       <w:pPr>
-        <w:spacing w:before="200" w:after="40"/>
+        <w:spacing w:before="200" w:after="80" w:line="276" w:lineRule="auto"/>
+        <w:jc w:val="left"/>
       </w:pPr>
       <w:r>
         <w:rPr>
@@ -777,13 +833,13 @@
           <w:i/>
           <w:sz w:val="24"/>
         </w:rPr>
-        <w:t>3.1 Bacterial Diversity and Species Composition</w:t>
+        <w:t>3.1 Taxonomic Distribution and Microbial Diversity</w:t>
       </w:r>
     </w:p>
     <w:p>
       <w:pPr>
-        <w:spacing w:before="0" w:after="120"/>
-        <w:ind w:firstLine="0"/>
+        <w:spacing w:before="0" w:after="120" w:line="276" w:lineRule="auto"/>
+        <w:jc w:val="both"/>
       </w:pPr>
       <w:r>
         <w:rPr>
@@ -792,12 +848,13 @@
           <w:i w:val="0"/>
           <w:sz w:val="24"/>
         </w:rPr>
-        <w:t>A total of 40 bacterial isolates were recovered and characterised. Eleven distinct bacterial species were identified across five microbial groups (Table 1).</w:t>
+        <w:t>All 40 bacterial isolates recovered from the Wara cheese samples were successfully resolved into 11 distinct bacterial species across five microbial groups. Table 3.1 summarises the taxonomic breakdown and isolate distribution.</w:t>
       </w:r>
     </w:p>
     <w:p>
       <w:pPr>
-        <w:jc w:val="center"/>
+        <w:spacing w:before="160" w:after="80" w:line="276" w:lineRule="auto"/>
+        <w:jc w:val="left"/>
       </w:pPr>
       <w:r>
         <w:rPr>
@@ -806,27 +863,38 @@
           <w:i w:val="0"/>
           <w:sz w:val="22"/>
         </w:rPr>
-        <w:t>Table 1. Species composition and microbial group distribution across 40 Wara isolates</w:t>
+        <w:t>Table 3.1 Taxonomic distribution and microbial groups among 40 Wara bacterial isolates.</w:t>
       </w:r>
     </w:p>
     <w:tbl>
       <w:tblPr>
-        <w:tblStyle w:val="TableGrid"/>
         <w:tblW w:type="auto" w:w="0"/>
+        <w:jc w:val="center"/>
+        <w:tblLayout w:type="autofit"/>
         <w:tblLook w:firstColumn="1" w:firstRow="1" w:lastColumn="0" w:lastRow="0" w:noHBand="0" w:noVBand="1" w:val="04A0"/>
       </w:tblPr>
       <w:tblGrid>
-        <w:gridCol w:w="2209"/>
-        <w:gridCol w:w="2209"/>
-        <w:gridCol w:w="2209"/>
-        <w:gridCol w:w="2209"/>
+        <w:gridCol w:w="2340"/>
+        <w:gridCol w:w="2340"/>
+        <w:gridCol w:w="2340"/>
+        <w:gridCol w:w="2340"/>
       </w:tblGrid>
       <w:tr>
         <w:tc>
           <w:tcPr>
-            <w:tcW w:type="dxa" w:w="2209"/>
+            <w:tcW w:type="dxa" w:w="2340"/>
+            <w:tcBorders>
+              <w:top w:val="single" w:sz="4" w:space="0" w:color="000000"/>
+              <w:bottom w:val="single" w:sz="4" w:space="0" w:color="000000"/>
+              <w:left w:val="none"/>
+              <w:right w:val="none"/>
+            </w:tcBorders>
           </w:tcPr>
           <w:p>
+            <w:pPr>
+              <w:spacing w:before="40" w:after="40" w:line="240" w:lineRule="auto"/>
+            </w:pPr>
+            <w:r/>
             <w:r>
               <w:rPr>
                 <w:rFonts w:ascii="Times New Roman" w:hAnsi="Times New Roman"/>
@@ -839,24 +907,1429 @@
         </w:tc>
         <w:tc>
           <w:tcPr>
-            <w:tcW w:type="dxa" w:w="2209"/>
+            <w:tcW w:type="dxa" w:w="2340"/>
+            <w:tcBorders>
+              <w:top w:val="single" w:sz="4" w:space="0" w:color="000000"/>
+              <w:bottom w:val="single" w:sz="4" w:space="0" w:color="000000"/>
+              <w:left w:val="none"/>
+              <w:right w:val="none"/>
+            </w:tcBorders>
           </w:tcPr>
           <w:p>
+            <w:pPr>
+              <w:spacing w:before="40" w:after="40" w:line="240" w:lineRule="auto"/>
+            </w:pPr>
+            <w:r/>
             <w:r>
               <w:rPr>
                 <w:rFonts w:ascii="Times New Roman" w:hAnsi="Times New Roman"/>
                 <w:b/>
                 <w:sz w:val="20"/>
               </w:rPr>
-              <w:t>Species</w:t>
+              <w:t>Identified Species</w:t>
             </w:r>
           </w:p>
         </w:tc>
         <w:tc>
           <w:tcPr>
-            <w:tcW w:type="dxa" w:w="2209"/>
+            <w:tcW w:type="dxa" w:w="2340"/>
+            <w:tcBorders>
+              <w:top w:val="single" w:sz="4" w:space="0" w:color="000000"/>
+              <w:bottom w:val="single" w:sz="4" w:space="0" w:color="000000"/>
+              <w:left w:val="none"/>
+              <w:right w:val="none"/>
+            </w:tcBorders>
           </w:tcPr>
           <w:p>
+            <w:pPr>
+              <w:spacing w:before="40" w:after="40" w:line="240" w:lineRule="auto"/>
+            </w:pPr>
+            <w:r/>
+            <w:r>
+              <w:rPr>
+                <w:rFonts w:ascii="Times New Roman" w:hAnsi="Times New Roman"/>
+                <w:b/>
+                <w:sz w:val="20"/>
+              </w:rPr>
+              <w:t>Number of Isolates</w:t>
+            </w:r>
+          </w:p>
+        </w:tc>
+        <w:tc>
+          <w:tcPr>
+            <w:tcW w:type="dxa" w:w="2340"/>
+            <w:tcBorders>
+              <w:top w:val="single" w:sz="4" w:space="0" w:color="000000"/>
+              <w:bottom w:val="single" w:sz="4" w:space="0" w:color="000000"/>
+              <w:left w:val="none"/>
+              <w:right w:val="none"/>
+            </w:tcBorders>
+          </w:tcPr>
+          <w:p>
+            <w:pPr>
+              <w:spacing w:before="40" w:after="40" w:line="240" w:lineRule="auto"/>
+            </w:pPr>
+            <w:r/>
+            <w:r>
+              <w:rPr>
+                <w:rFonts w:ascii="Times New Roman" w:hAnsi="Times New Roman"/>
+                <w:b/>
+                <w:sz w:val="20"/>
+              </w:rPr>
+              <w:t>Percentage (%)</w:t>
+            </w:r>
+          </w:p>
+        </w:tc>
+      </w:tr>
+      <w:tr>
+        <w:tc>
+          <w:tcPr>
+            <w:tcW w:type="dxa" w:w="2340"/>
+            <w:tcBorders>
+              <w:top w:val="none" w:sz="4" w:space="0" w:color="000000"/>
+              <w:bottom w:val="none" w:sz="4" w:space="0" w:color="000000"/>
+              <w:left w:val="none"/>
+              <w:right w:val="none"/>
+            </w:tcBorders>
+          </w:tcPr>
+          <w:p>
+            <w:pPr>
+              <w:spacing w:before="40" w:after="40" w:line="240" w:lineRule="auto"/>
+            </w:pPr>
+            <w:r/>
+            <w:r>
+              <w:rPr>
+                <w:rFonts w:ascii="Times New Roman" w:hAnsi="Times New Roman"/>
+                <w:b w:val="0"/>
+                <w:sz w:val="20"/>
+              </w:rPr>
+              <w:t>Lactic Acid Bacteria (LAB)</w:t>
+            </w:r>
+          </w:p>
+        </w:tc>
+        <w:tc>
+          <w:tcPr>
+            <w:tcW w:type="dxa" w:w="2340"/>
+            <w:tcBorders>
+              <w:top w:val="none" w:sz="4" w:space="0" w:color="000000"/>
+              <w:bottom w:val="none" w:sz="4" w:space="0" w:color="000000"/>
+              <w:left w:val="none"/>
+              <w:right w:val="none"/>
+            </w:tcBorders>
+          </w:tcPr>
+          <w:p>
+            <w:pPr>
+              <w:spacing w:before="40" w:after="40" w:line="240" w:lineRule="auto"/>
+            </w:pPr>
+            <w:r/>
+            <w:r>
+              <w:rPr>
+                <w:rFonts w:ascii="Times New Roman" w:hAnsi="Times New Roman"/>
+                <w:b w:val="0"/>
+                <w:sz w:val="20"/>
+              </w:rPr>
+              <w:t>Lactobacillus plantarum</w:t>
+            </w:r>
+          </w:p>
+        </w:tc>
+        <w:tc>
+          <w:tcPr>
+            <w:tcW w:type="dxa" w:w="2340"/>
+            <w:tcBorders>
+              <w:top w:val="none" w:sz="4" w:space="0" w:color="000000"/>
+              <w:bottom w:val="none" w:sz="4" w:space="0" w:color="000000"/>
+              <w:left w:val="none"/>
+              <w:right w:val="none"/>
+            </w:tcBorders>
+          </w:tcPr>
+          <w:p>
+            <w:pPr>
+              <w:spacing w:before="40" w:after="40" w:line="240" w:lineRule="auto"/>
+            </w:pPr>
+            <w:r/>
+            <w:r>
+              <w:rPr>
+                <w:rFonts w:ascii="Times New Roman" w:hAnsi="Times New Roman"/>
+                <w:b w:val="0"/>
+                <w:sz w:val="20"/>
+              </w:rPr>
+              <w:t>6</w:t>
+            </w:r>
+          </w:p>
+        </w:tc>
+        <w:tc>
+          <w:tcPr>
+            <w:tcW w:type="dxa" w:w="2340"/>
+            <w:tcBorders>
+              <w:top w:val="none" w:sz="4" w:space="0" w:color="000000"/>
+              <w:bottom w:val="none" w:sz="4" w:space="0" w:color="000000"/>
+              <w:left w:val="none"/>
+              <w:right w:val="none"/>
+            </w:tcBorders>
+          </w:tcPr>
+          <w:p>
+            <w:pPr>
+              <w:spacing w:before="40" w:after="40" w:line="240" w:lineRule="auto"/>
+            </w:pPr>
+            <w:r/>
+            <w:r>
+              <w:rPr>
+                <w:rFonts w:ascii="Times New Roman" w:hAnsi="Times New Roman"/>
+                <w:b w:val="0"/>
+                <w:sz w:val="20"/>
+              </w:rPr>
+              <w:t>15.0</w:t>
+            </w:r>
+          </w:p>
+        </w:tc>
+      </w:tr>
+      <w:tr>
+        <w:tc>
+          <w:tcPr>
+            <w:tcW w:type="dxa" w:w="2340"/>
+            <w:tcBorders>
+              <w:top w:val="none" w:sz="4" w:space="0" w:color="000000"/>
+              <w:bottom w:val="none" w:sz="4" w:space="0" w:color="000000"/>
+              <w:left w:val="none"/>
+              <w:right w:val="none"/>
+            </w:tcBorders>
+          </w:tcPr>
+          <w:p>
+            <w:pPr>
+              <w:spacing w:before="40" w:after="40" w:line="240" w:lineRule="auto"/>
+            </w:pPr>
+            <w:r/>
+            <w:r>
+              <w:rPr>
+                <w:rFonts w:ascii="Times New Roman" w:hAnsi="Times New Roman"/>
+                <w:b w:val="0"/>
+                <w:sz w:val="20"/>
+              </w:rPr>
+              <w:t>Lactic Acid Bacteria (LAB)</w:t>
+            </w:r>
+          </w:p>
+        </w:tc>
+        <w:tc>
+          <w:tcPr>
+            <w:tcW w:type="dxa" w:w="2340"/>
+            <w:tcBorders>
+              <w:top w:val="none" w:sz="4" w:space="0" w:color="000000"/>
+              <w:bottom w:val="none" w:sz="4" w:space="0" w:color="000000"/>
+              <w:left w:val="none"/>
+              <w:right w:val="none"/>
+            </w:tcBorders>
+          </w:tcPr>
+          <w:p>
+            <w:pPr>
+              <w:spacing w:before="40" w:after="40" w:line="240" w:lineRule="auto"/>
+            </w:pPr>
+            <w:r/>
+            <w:r>
+              <w:rPr>
+                <w:rFonts w:ascii="Times New Roman" w:hAnsi="Times New Roman"/>
+                <w:b w:val="0"/>
+                <w:sz w:val="20"/>
+              </w:rPr>
+              <w:t>Lactobacillus fermentum</w:t>
+            </w:r>
+          </w:p>
+        </w:tc>
+        <w:tc>
+          <w:tcPr>
+            <w:tcW w:type="dxa" w:w="2340"/>
+            <w:tcBorders>
+              <w:top w:val="none" w:sz="4" w:space="0" w:color="000000"/>
+              <w:bottom w:val="none" w:sz="4" w:space="0" w:color="000000"/>
+              <w:left w:val="none"/>
+              <w:right w:val="none"/>
+            </w:tcBorders>
+          </w:tcPr>
+          <w:p>
+            <w:pPr>
+              <w:spacing w:before="40" w:after="40" w:line="240" w:lineRule="auto"/>
+            </w:pPr>
+            <w:r/>
+            <w:r>
+              <w:rPr>
+                <w:rFonts w:ascii="Times New Roman" w:hAnsi="Times New Roman"/>
+                <w:b w:val="0"/>
+                <w:sz w:val="20"/>
+              </w:rPr>
+              <w:t>4</w:t>
+            </w:r>
+          </w:p>
+        </w:tc>
+        <w:tc>
+          <w:tcPr>
+            <w:tcW w:type="dxa" w:w="2340"/>
+            <w:tcBorders>
+              <w:top w:val="none" w:sz="4" w:space="0" w:color="000000"/>
+              <w:bottom w:val="none" w:sz="4" w:space="0" w:color="000000"/>
+              <w:left w:val="none"/>
+              <w:right w:val="none"/>
+            </w:tcBorders>
+          </w:tcPr>
+          <w:p>
+            <w:pPr>
+              <w:spacing w:before="40" w:after="40" w:line="240" w:lineRule="auto"/>
+            </w:pPr>
+            <w:r/>
+            <w:r>
+              <w:rPr>
+                <w:rFonts w:ascii="Times New Roman" w:hAnsi="Times New Roman"/>
+                <w:b w:val="0"/>
+                <w:sz w:val="20"/>
+              </w:rPr>
+              <w:t>10.0</w:t>
+            </w:r>
+          </w:p>
+        </w:tc>
+      </w:tr>
+      <w:tr>
+        <w:tc>
+          <w:tcPr>
+            <w:tcW w:type="dxa" w:w="2340"/>
+            <w:tcBorders>
+              <w:top w:val="none" w:sz="4" w:space="0" w:color="000000"/>
+              <w:bottom w:val="none" w:sz="4" w:space="0" w:color="000000"/>
+              <w:left w:val="none"/>
+              <w:right w:val="none"/>
+            </w:tcBorders>
+          </w:tcPr>
+          <w:p>
+            <w:pPr>
+              <w:spacing w:before="40" w:after="40" w:line="240" w:lineRule="auto"/>
+            </w:pPr>
+            <w:r/>
+            <w:r>
+              <w:rPr>
+                <w:rFonts w:ascii="Times New Roman" w:hAnsi="Times New Roman"/>
+                <w:b w:val="0"/>
+                <w:sz w:val="20"/>
+              </w:rPr>
+              <w:t>Lactic Acid Bacteria (LAB)</w:t>
+            </w:r>
+          </w:p>
+        </w:tc>
+        <w:tc>
+          <w:tcPr>
+            <w:tcW w:type="dxa" w:w="2340"/>
+            <w:tcBorders>
+              <w:top w:val="none" w:sz="4" w:space="0" w:color="000000"/>
+              <w:bottom w:val="none" w:sz="4" w:space="0" w:color="000000"/>
+              <w:left w:val="none"/>
+              <w:right w:val="none"/>
+            </w:tcBorders>
+          </w:tcPr>
+          <w:p>
+            <w:pPr>
+              <w:spacing w:before="40" w:after="40" w:line="240" w:lineRule="auto"/>
+            </w:pPr>
+            <w:r/>
+            <w:r>
+              <w:rPr>
+                <w:rFonts w:ascii="Times New Roman" w:hAnsi="Times New Roman"/>
+                <w:b w:val="0"/>
+                <w:sz w:val="20"/>
+              </w:rPr>
+              <w:t>Enterococcus faecalis</w:t>
+            </w:r>
+          </w:p>
+        </w:tc>
+        <w:tc>
+          <w:tcPr>
+            <w:tcW w:type="dxa" w:w="2340"/>
+            <w:tcBorders>
+              <w:top w:val="none" w:sz="4" w:space="0" w:color="000000"/>
+              <w:bottom w:val="none" w:sz="4" w:space="0" w:color="000000"/>
+              <w:left w:val="none"/>
+              <w:right w:val="none"/>
+            </w:tcBorders>
+          </w:tcPr>
+          <w:p>
+            <w:pPr>
+              <w:spacing w:before="40" w:after="40" w:line="240" w:lineRule="auto"/>
+            </w:pPr>
+            <w:r/>
+            <w:r>
+              <w:rPr>
+                <w:rFonts w:ascii="Times New Roman" w:hAnsi="Times New Roman"/>
+                <w:b w:val="0"/>
+                <w:sz w:val="20"/>
+              </w:rPr>
+              <w:t>3</w:t>
+            </w:r>
+          </w:p>
+        </w:tc>
+        <w:tc>
+          <w:tcPr>
+            <w:tcW w:type="dxa" w:w="2340"/>
+            <w:tcBorders>
+              <w:top w:val="none" w:sz="4" w:space="0" w:color="000000"/>
+              <w:bottom w:val="none" w:sz="4" w:space="0" w:color="000000"/>
+              <w:left w:val="none"/>
+              <w:right w:val="none"/>
+            </w:tcBorders>
+          </w:tcPr>
+          <w:p>
+            <w:pPr>
+              <w:spacing w:before="40" w:after="40" w:line="240" w:lineRule="auto"/>
+            </w:pPr>
+            <w:r/>
+            <w:r>
+              <w:rPr>
+                <w:rFonts w:ascii="Times New Roman" w:hAnsi="Times New Roman"/>
+                <w:b w:val="0"/>
+                <w:sz w:val="20"/>
+              </w:rPr>
+              <w:t>7.5</w:t>
+            </w:r>
+          </w:p>
+        </w:tc>
+      </w:tr>
+      <w:tr>
+        <w:tc>
+          <w:tcPr>
+            <w:tcW w:type="dxa" w:w="2340"/>
+            <w:tcBorders>
+              <w:top w:val="none" w:sz="4" w:space="0" w:color="000000"/>
+              <w:bottom w:val="none" w:sz="4" w:space="0" w:color="000000"/>
+              <w:left w:val="none"/>
+              <w:right w:val="none"/>
+            </w:tcBorders>
+          </w:tcPr>
+          <w:p>
+            <w:pPr>
+              <w:spacing w:before="40" w:after="40" w:line="240" w:lineRule="auto"/>
+            </w:pPr>
+            <w:r/>
+            <w:r>
+              <w:rPr>
+                <w:rFonts w:ascii="Times New Roman" w:hAnsi="Times New Roman"/>
+                <w:b w:val="0"/>
+                <w:sz w:val="20"/>
+              </w:rPr>
+              <w:t>Lactic Acid Bacteria (LAB)</w:t>
+            </w:r>
+          </w:p>
+        </w:tc>
+        <w:tc>
+          <w:tcPr>
+            <w:tcW w:type="dxa" w:w="2340"/>
+            <w:tcBorders>
+              <w:top w:val="none" w:sz="4" w:space="0" w:color="000000"/>
+              <w:bottom w:val="none" w:sz="4" w:space="0" w:color="000000"/>
+              <w:left w:val="none"/>
+              <w:right w:val="none"/>
+            </w:tcBorders>
+          </w:tcPr>
+          <w:p>
+            <w:pPr>
+              <w:spacing w:before="40" w:after="40" w:line="240" w:lineRule="auto"/>
+            </w:pPr>
+            <w:r/>
+            <w:r>
+              <w:rPr>
+                <w:rFonts w:ascii="Times New Roman" w:hAnsi="Times New Roman"/>
+                <w:b w:val="0"/>
+                <w:sz w:val="20"/>
+              </w:rPr>
+              <w:t>Streptococcus thermophilus</w:t>
+            </w:r>
+          </w:p>
+        </w:tc>
+        <w:tc>
+          <w:tcPr>
+            <w:tcW w:type="dxa" w:w="2340"/>
+            <w:tcBorders>
+              <w:top w:val="none" w:sz="4" w:space="0" w:color="000000"/>
+              <w:bottom w:val="none" w:sz="4" w:space="0" w:color="000000"/>
+              <w:left w:val="none"/>
+              <w:right w:val="none"/>
+            </w:tcBorders>
+          </w:tcPr>
+          <w:p>
+            <w:pPr>
+              <w:spacing w:before="40" w:after="40" w:line="240" w:lineRule="auto"/>
+            </w:pPr>
+            <w:r/>
+            <w:r>
+              <w:rPr>
+                <w:rFonts w:ascii="Times New Roman" w:hAnsi="Times New Roman"/>
+                <w:b w:val="0"/>
+                <w:sz w:val="20"/>
+              </w:rPr>
+              <w:t>3</w:t>
+            </w:r>
+          </w:p>
+        </w:tc>
+        <w:tc>
+          <w:tcPr>
+            <w:tcW w:type="dxa" w:w="2340"/>
+            <w:tcBorders>
+              <w:top w:val="none" w:sz="4" w:space="0" w:color="000000"/>
+              <w:bottom w:val="none" w:sz="4" w:space="0" w:color="000000"/>
+              <w:left w:val="none"/>
+              <w:right w:val="none"/>
+            </w:tcBorders>
+          </w:tcPr>
+          <w:p>
+            <w:pPr>
+              <w:spacing w:before="40" w:after="40" w:line="240" w:lineRule="auto"/>
+            </w:pPr>
+            <w:r/>
+            <w:r>
+              <w:rPr>
+                <w:rFonts w:ascii="Times New Roman" w:hAnsi="Times New Roman"/>
+                <w:b w:val="0"/>
+                <w:sz w:val="20"/>
+              </w:rPr>
+              <w:t>7.5</w:t>
+            </w:r>
+          </w:p>
+        </w:tc>
+      </w:tr>
+      <w:tr>
+        <w:tc>
+          <w:tcPr>
+            <w:tcW w:type="dxa" w:w="2340"/>
+            <w:tcBorders>
+              <w:top w:val="none" w:sz="4" w:space="0" w:color="000000"/>
+              <w:bottom w:val="none" w:sz="4" w:space="0" w:color="000000"/>
+              <w:left w:val="none"/>
+              <w:right w:val="none"/>
+            </w:tcBorders>
+          </w:tcPr>
+          <w:p>
+            <w:pPr>
+              <w:spacing w:before="40" w:after="40" w:line="240" w:lineRule="auto"/>
+            </w:pPr>
+            <w:r/>
+            <w:r>
+              <w:rPr>
+                <w:rFonts w:ascii="Times New Roman" w:hAnsi="Times New Roman"/>
+                <w:b w:val="0"/>
+                <w:sz w:val="20"/>
+              </w:rPr>
+              <w:t>Staphylococci</w:t>
+            </w:r>
+          </w:p>
+        </w:tc>
+        <w:tc>
+          <w:tcPr>
+            <w:tcW w:type="dxa" w:w="2340"/>
+            <w:tcBorders>
+              <w:top w:val="none" w:sz="4" w:space="0" w:color="000000"/>
+              <w:bottom w:val="none" w:sz="4" w:space="0" w:color="000000"/>
+              <w:left w:val="none"/>
+              <w:right w:val="none"/>
+            </w:tcBorders>
+          </w:tcPr>
+          <w:p>
+            <w:pPr>
+              <w:spacing w:before="40" w:after="40" w:line="240" w:lineRule="auto"/>
+            </w:pPr>
+            <w:r/>
+            <w:r>
+              <w:rPr>
+                <w:rFonts w:ascii="Times New Roman" w:hAnsi="Times New Roman"/>
+                <w:b w:val="0"/>
+                <w:sz w:val="20"/>
+              </w:rPr>
+              <w:t>Staphylococcus aureus</w:t>
+            </w:r>
+          </w:p>
+        </w:tc>
+        <w:tc>
+          <w:tcPr>
+            <w:tcW w:type="dxa" w:w="2340"/>
+            <w:tcBorders>
+              <w:top w:val="none" w:sz="4" w:space="0" w:color="000000"/>
+              <w:bottom w:val="none" w:sz="4" w:space="0" w:color="000000"/>
+              <w:left w:val="none"/>
+              <w:right w:val="none"/>
+            </w:tcBorders>
+          </w:tcPr>
+          <w:p>
+            <w:pPr>
+              <w:spacing w:before="40" w:after="40" w:line="240" w:lineRule="auto"/>
+            </w:pPr>
+            <w:r/>
+            <w:r>
+              <w:rPr>
+                <w:rFonts w:ascii="Times New Roman" w:hAnsi="Times New Roman"/>
+                <w:b w:val="0"/>
+                <w:sz w:val="20"/>
+              </w:rPr>
+              <w:t>5</w:t>
+            </w:r>
+          </w:p>
+        </w:tc>
+        <w:tc>
+          <w:tcPr>
+            <w:tcW w:type="dxa" w:w="2340"/>
+            <w:tcBorders>
+              <w:top w:val="none" w:sz="4" w:space="0" w:color="000000"/>
+              <w:bottom w:val="none" w:sz="4" w:space="0" w:color="000000"/>
+              <w:left w:val="none"/>
+              <w:right w:val="none"/>
+            </w:tcBorders>
+          </w:tcPr>
+          <w:p>
+            <w:pPr>
+              <w:spacing w:before="40" w:after="40" w:line="240" w:lineRule="auto"/>
+            </w:pPr>
+            <w:r/>
+            <w:r>
+              <w:rPr>
+                <w:rFonts w:ascii="Times New Roman" w:hAnsi="Times New Roman"/>
+                <w:b w:val="0"/>
+                <w:sz w:val="20"/>
+              </w:rPr>
+              <w:t>12.5</w:t>
+            </w:r>
+          </w:p>
+        </w:tc>
+      </w:tr>
+      <w:tr>
+        <w:tc>
+          <w:tcPr>
+            <w:tcW w:type="dxa" w:w="2340"/>
+            <w:tcBorders>
+              <w:top w:val="none" w:sz="4" w:space="0" w:color="000000"/>
+              <w:bottom w:val="none" w:sz="4" w:space="0" w:color="000000"/>
+              <w:left w:val="none"/>
+              <w:right w:val="none"/>
+            </w:tcBorders>
+          </w:tcPr>
+          <w:p>
+            <w:pPr>
+              <w:spacing w:before="40" w:after="40" w:line="240" w:lineRule="auto"/>
+            </w:pPr>
+            <w:r/>
+            <w:r>
+              <w:rPr>
+                <w:rFonts w:ascii="Times New Roman" w:hAnsi="Times New Roman"/>
+                <w:b w:val="0"/>
+                <w:sz w:val="20"/>
+              </w:rPr>
+              <w:t>Staphylococci</w:t>
+            </w:r>
+          </w:p>
+        </w:tc>
+        <w:tc>
+          <w:tcPr>
+            <w:tcW w:type="dxa" w:w="2340"/>
+            <w:tcBorders>
+              <w:top w:val="none" w:sz="4" w:space="0" w:color="000000"/>
+              <w:bottom w:val="none" w:sz="4" w:space="0" w:color="000000"/>
+              <w:left w:val="none"/>
+              <w:right w:val="none"/>
+            </w:tcBorders>
+          </w:tcPr>
+          <w:p>
+            <w:pPr>
+              <w:spacing w:before="40" w:after="40" w:line="240" w:lineRule="auto"/>
+            </w:pPr>
+            <w:r/>
+            <w:r>
+              <w:rPr>
+                <w:rFonts w:ascii="Times New Roman" w:hAnsi="Times New Roman"/>
+                <w:b w:val="0"/>
+                <w:sz w:val="20"/>
+              </w:rPr>
+              <w:t>Staphylococcus epidermidis</w:t>
+            </w:r>
+          </w:p>
+        </w:tc>
+        <w:tc>
+          <w:tcPr>
+            <w:tcW w:type="dxa" w:w="2340"/>
+            <w:tcBorders>
+              <w:top w:val="none" w:sz="4" w:space="0" w:color="000000"/>
+              <w:bottom w:val="none" w:sz="4" w:space="0" w:color="000000"/>
+              <w:left w:val="none"/>
+              <w:right w:val="none"/>
+            </w:tcBorders>
+          </w:tcPr>
+          <w:p>
+            <w:pPr>
+              <w:spacing w:before="40" w:after="40" w:line="240" w:lineRule="auto"/>
+            </w:pPr>
+            <w:r/>
+            <w:r>
+              <w:rPr>
+                <w:rFonts w:ascii="Times New Roman" w:hAnsi="Times New Roman"/>
+                <w:b w:val="0"/>
+                <w:sz w:val="20"/>
+              </w:rPr>
+              <w:t>3</w:t>
+            </w:r>
+          </w:p>
+        </w:tc>
+        <w:tc>
+          <w:tcPr>
+            <w:tcW w:type="dxa" w:w="2340"/>
+            <w:tcBorders>
+              <w:top w:val="none" w:sz="4" w:space="0" w:color="000000"/>
+              <w:bottom w:val="none" w:sz="4" w:space="0" w:color="000000"/>
+              <w:left w:val="none"/>
+              <w:right w:val="none"/>
+            </w:tcBorders>
+          </w:tcPr>
+          <w:p>
+            <w:pPr>
+              <w:spacing w:before="40" w:after="40" w:line="240" w:lineRule="auto"/>
+            </w:pPr>
+            <w:r/>
+            <w:r>
+              <w:rPr>
+                <w:rFonts w:ascii="Times New Roman" w:hAnsi="Times New Roman"/>
+                <w:b w:val="0"/>
+                <w:sz w:val="20"/>
+              </w:rPr>
+              <w:t>7.5</w:t>
+            </w:r>
+          </w:p>
+        </w:tc>
+      </w:tr>
+      <w:tr>
+        <w:tc>
+          <w:tcPr>
+            <w:tcW w:type="dxa" w:w="2340"/>
+            <w:tcBorders>
+              <w:top w:val="none" w:sz="4" w:space="0" w:color="000000"/>
+              <w:bottom w:val="none" w:sz="4" w:space="0" w:color="000000"/>
+              <w:left w:val="none"/>
+              <w:right w:val="none"/>
+            </w:tcBorders>
+          </w:tcPr>
+          <w:p>
+            <w:pPr>
+              <w:spacing w:before="40" w:after="40" w:line="240" w:lineRule="auto"/>
+            </w:pPr>
+            <w:r/>
+            <w:r>
+              <w:rPr>
+                <w:rFonts w:ascii="Times New Roman" w:hAnsi="Times New Roman"/>
+                <w:b w:val="0"/>
+                <w:sz w:val="20"/>
+              </w:rPr>
+              <w:t>Gram-Negative Enteric</w:t>
+            </w:r>
+          </w:p>
+        </w:tc>
+        <w:tc>
+          <w:tcPr>
+            <w:tcW w:type="dxa" w:w="2340"/>
+            <w:tcBorders>
+              <w:top w:val="none" w:sz="4" w:space="0" w:color="000000"/>
+              <w:bottom w:val="none" w:sz="4" w:space="0" w:color="000000"/>
+              <w:left w:val="none"/>
+              <w:right w:val="none"/>
+            </w:tcBorders>
+          </w:tcPr>
+          <w:p>
+            <w:pPr>
+              <w:spacing w:before="40" w:after="40" w:line="240" w:lineRule="auto"/>
+            </w:pPr>
+            <w:r/>
+            <w:r>
+              <w:rPr>
+                <w:rFonts w:ascii="Times New Roman" w:hAnsi="Times New Roman"/>
+                <w:b w:val="0"/>
+                <w:sz w:val="20"/>
+              </w:rPr>
+              <w:t>Escherichia coli</w:t>
+            </w:r>
+          </w:p>
+        </w:tc>
+        <w:tc>
+          <w:tcPr>
+            <w:tcW w:type="dxa" w:w="2340"/>
+            <w:tcBorders>
+              <w:top w:val="none" w:sz="4" w:space="0" w:color="000000"/>
+              <w:bottom w:val="none" w:sz="4" w:space="0" w:color="000000"/>
+              <w:left w:val="none"/>
+              <w:right w:val="none"/>
+            </w:tcBorders>
+          </w:tcPr>
+          <w:p>
+            <w:pPr>
+              <w:spacing w:before="40" w:after="40" w:line="240" w:lineRule="auto"/>
+            </w:pPr>
+            <w:r/>
+            <w:r>
+              <w:rPr>
+                <w:rFonts w:ascii="Times New Roman" w:hAnsi="Times New Roman"/>
+                <w:b w:val="0"/>
+                <w:sz w:val="20"/>
+              </w:rPr>
+              <w:t>4</w:t>
+            </w:r>
+          </w:p>
+        </w:tc>
+        <w:tc>
+          <w:tcPr>
+            <w:tcW w:type="dxa" w:w="2340"/>
+            <w:tcBorders>
+              <w:top w:val="none" w:sz="4" w:space="0" w:color="000000"/>
+              <w:bottom w:val="none" w:sz="4" w:space="0" w:color="000000"/>
+              <w:left w:val="none"/>
+              <w:right w:val="none"/>
+            </w:tcBorders>
+          </w:tcPr>
+          <w:p>
+            <w:pPr>
+              <w:spacing w:before="40" w:after="40" w:line="240" w:lineRule="auto"/>
+            </w:pPr>
+            <w:r/>
+            <w:r>
+              <w:rPr>
+                <w:rFonts w:ascii="Times New Roman" w:hAnsi="Times New Roman"/>
+                <w:b w:val="0"/>
+                <w:sz w:val="20"/>
+              </w:rPr>
+              <w:t>10.0</w:t>
+            </w:r>
+          </w:p>
+        </w:tc>
+      </w:tr>
+      <w:tr>
+        <w:tc>
+          <w:tcPr>
+            <w:tcW w:type="dxa" w:w="2340"/>
+            <w:tcBorders>
+              <w:top w:val="none" w:sz="4" w:space="0" w:color="000000"/>
+              <w:bottom w:val="none" w:sz="4" w:space="0" w:color="000000"/>
+              <w:left w:val="none"/>
+              <w:right w:val="none"/>
+            </w:tcBorders>
+          </w:tcPr>
+          <w:p>
+            <w:pPr>
+              <w:spacing w:before="40" w:after="40" w:line="240" w:lineRule="auto"/>
+            </w:pPr>
+            <w:r/>
+            <w:r>
+              <w:rPr>
+                <w:rFonts w:ascii="Times New Roman" w:hAnsi="Times New Roman"/>
+                <w:b w:val="0"/>
+                <w:sz w:val="20"/>
+              </w:rPr>
+              <w:t>Gram-Negative Enteric</w:t>
+            </w:r>
+          </w:p>
+        </w:tc>
+        <w:tc>
+          <w:tcPr>
+            <w:tcW w:type="dxa" w:w="2340"/>
+            <w:tcBorders>
+              <w:top w:val="none" w:sz="4" w:space="0" w:color="000000"/>
+              <w:bottom w:val="none" w:sz="4" w:space="0" w:color="000000"/>
+              <w:left w:val="none"/>
+              <w:right w:val="none"/>
+            </w:tcBorders>
+          </w:tcPr>
+          <w:p>
+            <w:pPr>
+              <w:spacing w:before="40" w:after="40" w:line="240" w:lineRule="auto"/>
+            </w:pPr>
+            <w:r/>
+            <w:r>
+              <w:rPr>
+                <w:rFonts w:ascii="Times New Roman" w:hAnsi="Times New Roman"/>
+                <w:b w:val="0"/>
+                <w:sz w:val="20"/>
+              </w:rPr>
+              <w:t>Klebsiella pneumoniae</w:t>
+            </w:r>
+          </w:p>
+        </w:tc>
+        <w:tc>
+          <w:tcPr>
+            <w:tcW w:type="dxa" w:w="2340"/>
+            <w:tcBorders>
+              <w:top w:val="none" w:sz="4" w:space="0" w:color="000000"/>
+              <w:bottom w:val="none" w:sz="4" w:space="0" w:color="000000"/>
+              <w:left w:val="none"/>
+              <w:right w:val="none"/>
+            </w:tcBorders>
+          </w:tcPr>
+          <w:p>
+            <w:pPr>
+              <w:spacing w:before="40" w:after="40" w:line="240" w:lineRule="auto"/>
+            </w:pPr>
+            <w:r/>
+            <w:r>
+              <w:rPr>
+                <w:rFonts w:ascii="Times New Roman" w:hAnsi="Times New Roman"/>
+                <w:b w:val="0"/>
+                <w:sz w:val="20"/>
+              </w:rPr>
+              <w:t>3</w:t>
+            </w:r>
+          </w:p>
+        </w:tc>
+        <w:tc>
+          <w:tcPr>
+            <w:tcW w:type="dxa" w:w="2340"/>
+            <w:tcBorders>
+              <w:top w:val="none" w:sz="4" w:space="0" w:color="000000"/>
+              <w:bottom w:val="none" w:sz="4" w:space="0" w:color="000000"/>
+              <w:left w:val="none"/>
+              <w:right w:val="none"/>
+            </w:tcBorders>
+          </w:tcPr>
+          <w:p>
+            <w:pPr>
+              <w:spacing w:before="40" w:after="40" w:line="240" w:lineRule="auto"/>
+            </w:pPr>
+            <w:r/>
+            <w:r>
+              <w:rPr>
+                <w:rFonts w:ascii="Times New Roman" w:hAnsi="Times New Roman"/>
+                <w:b w:val="0"/>
+                <w:sz w:val="20"/>
+              </w:rPr>
+              <w:t>7.5</w:t>
+            </w:r>
+          </w:p>
+        </w:tc>
+      </w:tr>
+      <w:tr>
+        <w:tc>
+          <w:tcPr>
+            <w:tcW w:type="dxa" w:w="2340"/>
+            <w:tcBorders>
+              <w:top w:val="none" w:sz="4" w:space="0" w:color="000000"/>
+              <w:bottom w:val="none" w:sz="4" w:space="0" w:color="000000"/>
+              <w:left w:val="none"/>
+              <w:right w:val="none"/>
+            </w:tcBorders>
+          </w:tcPr>
+          <w:p>
+            <w:pPr>
+              <w:spacing w:before="40" w:after="40" w:line="240" w:lineRule="auto"/>
+            </w:pPr>
+            <w:r/>
+            <w:r>
+              <w:rPr>
+                <w:rFonts w:ascii="Times New Roman" w:hAnsi="Times New Roman"/>
+                <w:b w:val="0"/>
+                <w:sz w:val="20"/>
+              </w:rPr>
+              <w:t>Gram-Negative Enteric</w:t>
+            </w:r>
+          </w:p>
+        </w:tc>
+        <w:tc>
+          <w:tcPr>
+            <w:tcW w:type="dxa" w:w="2340"/>
+            <w:tcBorders>
+              <w:top w:val="none" w:sz="4" w:space="0" w:color="000000"/>
+              <w:bottom w:val="none" w:sz="4" w:space="0" w:color="000000"/>
+              <w:left w:val="none"/>
+              <w:right w:val="none"/>
+            </w:tcBorders>
+          </w:tcPr>
+          <w:p>
+            <w:pPr>
+              <w:spacing w:before="40" w:after="40" w:line="240" w:lineRule="auto"/>
+            </w:pPr>
+            <w:r/>
+            <w:r>
+              <w:rPr>
+                <w:rFonts w:ascii="Times New Roman" w:hAnsi="Times New Roman"/>
+                <w:b w:val="0"/>
+                <w:sz w:val="20"/>
+              </w:rPr>
+              <w:t>Pseudomonas aeruginosa</w:t>
+            </w:r>
+          </w:p>
+        </w:tc>
+        <w:tc>
+          <w:tcPr>
+            <w:tcW w:type="dxa" w:w="2340"/>
+            <w:tcBorders>
+              <w:top w:val="none" w:sz="4" w:space="0" w:color="000000"/>
+              <w:bottom w:val="none" w:sz="4" w:space="0" w:color="000000"/>
+              <w:left w:val="none"/>
+              <w:right w:val="none"/>
+            </w:tcBorders>
+          </w:tcPr>
+          <w:p>
+            <w:pPr>
+              <w:spacing w:before="40" w:after="40" w:line="240" w:lineRule="auto"/>
+            </w:pPr>
+            <w:r/>
+            <w:r>
+              <w:rPr>
+                <w:rFonts w:ascii="Times New Roman" w:hAnsi="Times New Roman"/>
+                <w:b w:val="0"/>
+                <w:sz w:val="20"/>
+              </w:rPr>
+              <w:t>3</w:t>
+            </w:r>
+          </w:p>
+        </w:tc>
+        <w:tc>
+          <w:tcPr>
+            <w:tcW w:type="dxa" w:w="2340"/>
+            <w:tcBorders>
+              <w:top w:val="none" w:sz="4" w:space="0" w:color="000000"/>
+              <w:bottom w:val="none" w:sz="4" w:space="0" w:color="000000"/>
+              <w:left w:val="none"/>
+              <w:right w:val="none"/>
+            </w:tcBorders>
+          </w:tcPr>
+          <w:p>
+            <w:pPr>
+              <w:spacing w:before="40" w:after="40" w:line="240" w:lineRule="auto"/>
+            </w:pPr>
+            <w:r/>
+            <w:r>
+              <w:rPr>
+                <w:rFonts w:ascii="Times New Roman" w:hAnsi="Times New Roman"/>
+                <w:b w:val="0"/>
+                <w:sz w:val="20"/>
+              </w:rPr>
+              <w:t>7.5</w:t>
+            </w:r>
+          </w:p>
+        </w:tc>
+      </w:tr>
+      <w:tr>
+        <w:tc>
+          <w:tcPr>
+            <w:tcW w:type="dxa" w:w="2340"/>
+            <w:tcBorders>
+              <w:top w:val="none" w:sz="4" w:space="0" w:color="000000"/>
+              <w:bottom w:val="none" w:sz="4" w:space="0" w:color="000000"/>
+              <w:left w:val="none"/>
+              <w:right w:val="none"/>
+            </w:tcBorders>
+          </w:tcPr>
+          <w:p>
+            <w:pPr>
+              <w:spacing w:before="40" w:after="40" w:line="240" w:lineRule="auto"/>
+            </w:pPr>
+            <w:r/>
+            <w:r>
+              <w:rPr>
+                <w:rFonts w:ascii="Times New Roman" w:hAnsi="Times New Roman"/>
+                <w:b w:val="0"/>
+                <w:sz w:val="20"/>
+              </w:rPr>
+              <w:t>Spore-Forming Bacilli</w:t>
+            </w:r>
+          </w:p>
+        </w:tc>
+        <w:tc>
+          <w:tcPr>
+            <w:tcW w:type="dxa" w:w="2340"/>
+            <w:tcBorders>
+              <w:top w:val="none" w:sz="4" w:space="0" w:color="000000"/>
+              <w:bottom w:val="none" w:sz="4" w:space="0" w:color="000000"/>
+              <w:left w:val="none"/>
+              <w:right w:val="none"/>
+            </w:tcBorders>
+          </w:tcPr>
+          <w:p>
+            <w:pPr>
+              <w:spacing w:before="40" w:after="40" w:line="240" w:lineRule="auto"/>
+            </w:pPr>
+            <w:r/>
+            <w:r>
+              <w:rPr>
+                <w:rFonts w:ascii="Times New Roman" w:hAnsi="Times New Roman"/>
+                <w:b w:val="0"/>
+                <w:sz w:val="20"/>
+              </w:rPr>
+              <w:t>Bacillus cereus</w:t>
+            </w:r>
+          </w:p>
+        </w:tc>
+        <w:tc>
+          <w:tcPr>
+            <w:tcW w:type="dxa" w:w="2340"/>
+            <w:tcBorders>
+              <w:top w:val="none" w:sz="4" w:space="0" w:color="000000"/>
+              <w:bottom w:val="none" w:sz="4" w:space="0" w:color="000000"/>
+              <w:left w:val="none"/>
+              <w:right w:val="none"/>
+            </w:tcBorders>
+          </w:tcPr>
+          <w:p>
+            <w:pPr>
+              <w:spacing w:before="40" w:after="40" w:line="240" w:lineRule="auto"/>
+            </w:pPr>
+            <w:r/>
+            <w:r>
+              <w:rPr>
+                <w:rFonts w:ascii="Times New Roman" w:hAnsi="Times New Roman"/>
+                <w:b w:val="0"/>
+                <w:sz w:val="20"/>
+              </w:rPr>
+              <w:t>4</w:t>
+            </w:r>
+          </w:p>
+        </w:tc>
+        <w:tc>
+          <w:tcPr>
+            <w:tcW w:type="dxa" w:w="2340"/>
+            <w:tcBorders>
+              <w:top w:val="none" w:sz="4" w:space="0" w:color="000000"/>
+              <w:bottom w:val="none" w:sz="4" w:space="0" w:color="000000"/>
+              <w:left w:val="none"/>
+              <w:right w:val="none"/>
+            </w:tcBorders>
+          </w:tcPr>
+          <w:p>
+            <w:pPr>
+              <w:spacing w:before="40" w:after="40" w:line="240" w:lineRule="auto"/>
+            </w:pPr>
+            <w:r/>
+            <w:r>
+              <w:rPr>
+                <w:rFonts w:ascii="Times New Roman" w:hAnsi="Times New Roman"/>
+                <w:b w:val="0"/>
+                <w:sz w:val="20"/>
+              </w:rPr>
+              <w:t>10.0</w:t>
+            </w:r>
+          </w:p>
+        </w:tc>
+      </w:tr>
+      <w:tr>
+        <w:tc>
+          <w:tcPr>
+            <w:tcW w:type="dxa" w:w="2340"/>
+            <w:tcBorders>
+              <w:top w:val="none" w:sz="4" w:space="0" w:color="000000"/>
+              <w:bottom w:val="single" w:sz="4" w:space="0" w:color="000000"/>
+              <w:left w:val="none"/>
+              <w:right w:val="none"/>
+            </w:tcBorders>
+          </w:tcPr>
+          <w:p>
+            <w:pPr>
+              <w:spacing w:before="40" w:after="40" w:line="240" w:lineRule="auto"/>
+            </w:pPr>
+            <w:r/>
+            <w:r>
+              <w:rPr>
+                <w:rFonts w:ascii="Times New Roman" w:hAnsi="Times New Roman"/>
+                <w:b w:val="0"/>
+                <w:sz w:val="20"/>
+              </w:rPr>
+              <w:t>Spore-Forming Bacilli</w:t>
+            </w:r>
+          </w:p>
+        </w:tc>
+        <w:tc>
+          <w:tcPr>
+            <w:tcW w:type="dxa" w:w="2340"/>
+            <w:tcBorders>
+              <w:top w:val="none" w:sz="4" w:space="0" w:color="000000"/>
+              <w:bottom w:val="single" w:sz="4" w:space="0" w:color="000000"/>
+              <w:left w:val="none"/>
+              <w:right w:val="none"/>
+            </w:tcBorders>
+          </w:tcPr>
+          <w:p>
+            <w:pPr>
+              <w:spacing w:before="40" w:after="40" w:line="240" w:lineRule="auto"/>
+            </w:pPr>
+            <w:r/>
+            <w:r>
+              <w:rPr>
+                <w:rFonts w:ascii="Times New Roman" w:hAnsi="Times New Roman"/>
+                <w:b w:val="0"/>
+                <w:sz w:val="20"/>
+              </w:rPr>
+              <w:t>Bacillus subtilis</w:t>
+            </w:r>
+          </w:p>
+        </w:tc>
+        <w:tc>
+          <w:tcPr>
+            <w:tcW w:type="dxa" w:w="2340"/>
+            <w:tcBorders>
+              <w:top w:val="none" w:sz="4" w:space="0" w:color="000000"/>
+              <w:bottom w:val="single" w:sz="4" w:space="0" w:color="000000"/>
+              <w:left w:val="none"/>
+              <w:right w:val="none"/>
+            </w:tcBorders>
+          </w:tcPr>
+          <w:p>
+            <w:pPr>
+              <w:spacing w:before="40" w:after="40" w:line="240" w:lineRule="auto"/>
+            </w:pPr>
+            <w:r/>
+            <w:r>
+              <w:rPr>
+                <w:rFonts w:ascii="Times New Roman" w:hAnsi="Times New Roman"/>
+                <w:b w:val="0"/>
+                <w:sz w:val="20"/>
+              </w:rPr>
+              <w:t>2</w:t>
+            </w:r>
+          </w:p>
+        </w:tc>
+        <w:tc>
+          <w:tcPr>
+            <w:tcW w:type="dxa" w:w="2340"/>
+            <w:tcBorders>
+              <w:top w:val="none" w:sz="4" w:space="0" w:color="000000"/>
+              <w:bottom w:val="single" w:sz="4" w:space="0" w:color="000000"/>
+              <w:left w:val="none"/>
+              <w:right w:val="none"/>
+            </w:tcBorders>
+          </w:tcPr>
+          <w:p>
+            <w:pPr>
+              <w:spacing w:before="40" w:after="40" w:line="240" w:lineRule="auto"/>
+            </w:pPr>
+            <w:r/>
+            <w:r>
+              <w:rPr>
+                <w:rFonts w:ascii="Times New Roman" w:hAnsi="Times New Roman"/>
+                <w:b w:val="0"/>
+                <w:sz w:val="20"/>
+              </w:rPr>
+              <w:t>5.0</w:t>
+            </w:r>
+          </w:p>
+        </w:tc>
+      </w:tr>
+    </w:tbl>
+    <w:p>
+      <w:pPr>
+        <w:spacing w:before="0" w:after="120" w:line="276" w:lineRule="auto"/>
+        <w:jc w:val="left"/>
+      </w:pPr>
+    </w:p>
+    <w:p>
+      <w:pPr>
+        <w:spacing w:before="0" w:after="120" w:line="276" w:lineRule="auto"/>
+        <w:jc w:val="both"/>
+      </w:pPr>
+      <w:r>
+        <w:rPr>
+          <w:rFonts w:ascii="Times New Roman" w:hAnsi="Times New Roman"/>
+          <w:b w:val="0"/>
+          <w:i w:val="0"/>
+          <w:sz w:val="24"/>
+        </w:rPr>
+        <w:t>Lactic acid bacteria comprised the largest functional cohort, accounting for 40.0% of isolates (16/40), led by Lactobacillus plantarum (15.0%). Gram-negative enteric rods constituted 25.0% of the isolate population (10/40). Staphylococci represented 20.0% (8/40), and endospore-forming bacilli accounted for 15.0% (6/40).</w:t>
+      </w:r>
+    </w:p>
+    <w:p>
+      <w:pPr>
+        <w:spacing w:before="200" w:after="80" w:line="276" w:lineRule="auto"/>
+        <w:jc w:val="left"/>
+      </w:pPr>
+      <w:r>
+        <w:rPr>
+          <w:rFonts w:ascii="Times New Roman" w:hAnsi="Times New Roman"/>
+          <w:b/>
+          <w:i/>
+          <w:sz w:val="24"/>
+        </w:rPr>
+        <w:t>3.2 Phenotypic Safety and Virulence Characteristics</w:t>
+      </w:r>
+    </w:p>
+    <w:p>
+      <w:pPr>
+        <w:spacing w:before="0" w:after="120" w:line="276" w:lineRule="auto"/>
+        <w:jc w:val="both"/>
+      </w:pPr>
+      <w:r>
+        <w:rPr>
+          <w:rFonts w:ascii="Times New Roman" w:hAnsi="Times New Roman"/>
+          <w:b w:val="0"/>
+          <w:i w:val="0"/>
+          <w:sz w:val="24"/>
+        </w:rPr>
+        <w:t>Phenotypic assays revealed substantial prevalence of virulence-associated enzymes across the isolates:</w:t>
+      </w:r>
+    </w:p>
+    <w:p>
+      <w:pPr>
+        <w:spacing w:before="40" w:after="80" w:line="276" w:lineRule="auto"/>
+        <w:jc w:val="both"/>
+      </w:pPr>
+      <w:r>
+        <w:rPr>
+          <w:rFonts w:ascii="Times New Roman" w:hAnsi="Times New Roman"/>
+          <w:b w:val="0"/>
+          <w:i w:val="0"/>
+          <w:sz w:val="24"/>
+        </w:rPr>
+        <w:t>1. Haemolysis: Complete beta-haemolysis occurred in 52.5% of isolates (21/40). Alpha-haemolysis was observed in 17.5% (7/40), and gamma-haemolysis was noted in 30.0% (12/40). All strains of S. aureus, P. aeruginosa, and B. cereus exhibited uniform beta-haemolysis. All L. plantarum and S. thermophilus strains were gamma-haemolytic.</w:t>
+      </w:r>
+    </w:p>
+    <w:p>
+      <w:pPr>
+        <w:spacing w:before="40" w:after="80" w:line="276" w:lineRule="auto"/>
+        <w:jc w:val="both"/>
+      </w:pPr>
+      <w:r>
+        <w:rPr>
+          <w:rFonts w:ascii="Times New Roman" w:hAnsi="Times New Roman"/>
+          <w:b w:val="0"/>
+          <w:i w:val="0"/>
+          <w:sz w:val="24"/>
+        </w:rPr>
+        <w:t>2. Gelatinase activity: Gelatinase liquefaction was recorded in 52.5% of isolates (21/40), encompassing 100% of S. aureus, P. aeruginosa, K. pneumoniae, and B. cereus isolates.</w:t>
+      </w:r>
+    </w:p>
+    <w:p>
+      <w:pPr>
+        <w:spacing w:before="40" w:after="80" w:line="276" w:lineRule="auto"/>
+        <w:jc w:val="both"/>
+      </w:pPr>
+      <w:r>
+        <w:rPr>
+          <w:rFonts w:ascii="Times New Roman" w:hAnsi="Times New Roman"/>
+          <w:b w:val="0"/>
+          <w:i w:val="0"/>
+          <w:sz w:val="24"/>
+        </w:rPr>
+        <w:t>3. DNase activity: Extracellular DNase secretion was observed in 30.0% of isolates (12/40), confirmed in all S. aureus and P. aeruginosa strains. No lactic acid bacteria exhibited DNase activity.</w:t>
+      </w:r>
+    </w:p>
+    <w:p>
+      <w:pPr>
+        <w:spacing w:before="40" w:after="80" w:line="276" w:lineRule="auto"/>
+        <w:jc w:val="both"/>
+      </w:pPr>
+      <w:r>
+        <w:rPr>
+          <w:rFonts w:ascii="Times New Roman" w:hAnsi="Times New Roman"/>
+          <w:b w:val="0"/>
+          <w:i w:val="0"/>
+          <w:sz w:val="24"/>
+        </w:rPr>
+        <w:t>4. Coagulase production: Coagulase enzyme was restricted to S. aureus isolates (5/5), confirming pathogenic staphylococcal status.</w:t>
+      </w:r>
+    </w:p>
+    <w:p>
+      <w:pPr>
+        <w:spacing w:before="40" w:after="80" w:line="276" w:lineRule="auto"/>
+        <w:jc w:val="both"/>
+      </w:pPr>
+      <w:r>
+        <w:rPr>
+          <w:rFonts w:ascii="Times New Roman" w:hAnsi="Times New Roman"/>
+          <w:b w:val="0"/>
+          <w:i w:val="0"/>
+          <w:sz w:val="24"/>
+        </w:rPr>
+        <w:t>5. Gram stain morphology: Gram-positive organisms accounted for 60.0% (24/40), while Gram-negative organisms accounted for 40.0% (16/40).</w:t>
+      </w:r>
+    </w:p>
+    <w:p>
+      <w:pPr>
+        <w:spacing w:before="200" w:after="80" w:line="276" w:lineRule="auto"/>
+        <w:jc w:val="left"/>
+      </w:pPr>
+      <w:r>
+        <w:rPr>
+          <w:rFonts w:ascii="Times New Roman" w:hAnsi="Times New Roman"/>
+          <w:b/>
+          <w:i/>
+          <w:sz w:val="24"/>
+        </w:rPr>
+        <w:t>3.3 Computational Virulence Scoring Index Analysis</w:t>
+      </w:r>
+    </w:p>
+    <w:p>
+      <w:pPr>
+        <w:spacing w:before="0" w:after="120" w:line="276" w:lineRule="auto"/>
+        <w:jc w:val="both"/>
+      </w:pPr>
+      <w:r>
+        <w:rPr>
+          <w:rFonts w:ascii="Times New Roman" w:hAnsi="Times New Roman"/>
+          <w:b w:val="0"/>
+          <w:i w:val="0"/>
+          <w:sz w:val="24"/>
+        </w:rPr>
+        <w:t>The mean Virulence Scoring Index across all 40 isolates was 49.88 out of 100. Table 3.2 details the mean VSI, standard deviation, and assigned risk tier across the 11 identified taxa.</w:t>
+      </w:r>
+    </w:p>
+    <w:p>
+      <w:pPr>
+        <w:spacing w:before="160" w:after="80" w:line="276" w:lineRule="auto"/>
+        <w:jc w:val="left"/>
+      </w:pPr>
+      <w:r>
+        <w:rPr>
+          <w:rFonts w:ascii="Times New Roman" w:hAnsi="Times New Roman"/>
+          <w:b/>
+          <w:i w:val="0"/>
+          <w:sz w:val="22"/>
+        </w:rPr>
+        <w:t>Table 3.2 Mean Virulence Scoring Index and risk classification across identified species.</w:t>
+      </w:r>
+    </w:p>
+    <w:tbl>
+      <w:tblPr>
+        <w:tblW w:type="auto" w:w="0"/>
+        <w:jc w:val="center"/>
+        <w:tblLayout w:type="autofit"/>
+        <w:tblLook w:firstColumn="1" w:firstRow="1" w:lastColumn="0" w:lastRow="0" w:noHBand="0" w:noVBand="1" w:val="04A0"/>
+      </w:tblPr>
+      <w:tblGrid>
+        <w:gridCol w:w="1872"/>
+        <w:gridCol w:w="1872"/>
+        <w:gridCol w:w="1872"/>
+        <w:gridCol w:w="1872"/>
+        <w:gridCol w:w="1872"/>
+      </w:tblGrid>
+      <w:tr>
+        <w:tc>
+          <w:tcPr>
+            <w:tcW w:type="dxa" w:w="1872"/>
+            <w:tcBorders>
+              <w:top w:val="single" w:sz="4" w:space="0" w:color="000000"/>
+              <w:bottom w:val="single" w:sz="4" w:space="0" w:color="000000"/>
+              <w:left w:val="none"/>
+              <w:right w:val="none"/>
+            </w:tcBorders>
+          </w:tcPr>
+          <w:p>
+            <w:pPr>
+              <w:spacing w:before="40" w:after="40" w:line="240" w:lineRule="auto"/>
+            </w:pPr>
+            <w:r/>
+            <w:r>
+              <w:rPr>
+                <w:rFonts w:ascii="Times New Roman" w:hAnsi="Times New Roman"/>
+                <w:b/>
+                <w:sz w:val="20"/>
+              </w:rPr>
+              <w:t>Species Name</w:t>
+            </w:r>
+          </w:p>
+        </w:tc>
+        <w:tc>
+          <w:tcPr>
+            <w:tcW w:type="dxa" w:w="1872"/>
+            <w:tcBorders>
+              <w:top w:val="single" w:sz="4" w:space="0" w:color="000000"/>
+              <w:bottom w:val="single" w:sz="4" w:space="0" w:color="000000"/>
+              <w:left w:val="none"/>
+              <w:right w:val="none"/>
+            </w:tcBorders>
+          </w:tcPr>
+          <w:p>
+            <w:pPr>
+              <w:spacing w:before="40" w:after="40" w:line="240" w:lineRule="auto"/>
+            </w:pPr>
+            <w:r/>
             <w:r>
               <w:rPr>
                 <w:rFonts w:ascii="Times New Roman" w:hAnsi="Times New Roman"/>
@@ -869,879 +2342,19 @@
         </w:tc>
         <w:tc>
           <w:tcPr>
-            <w:tcW w:type="dxa" w:w="2209"/>
+            <w:tcW w:type="dxa" w:w="1872"/>
+            <w:tcBorders>
+              <w:top w:val="single" w:sz="4" w:space="0" w:color="000000"/>
+              <w:bottom w:val="single" w:sz="4" w:space="0" w:color="000000"/>
+              <w:left w:val="none"/>
+              <w:right w:val="none"/>
+            </w:tcBorders>
           </w:tcPr>
           <w:p>
-            <w:r>
-              <w:rPr>
-                <w:rFonts w:ascii="Times New Roman" w:hAnsi="Times New Roman"/>
-                <w:b/>
-                <w:sz w:val="20"/>
-              </w:rPr>
-              <w:t>% of Total</w:t>
-            </w:r>
-          </w:p>
-        </w:tc>
-      </w:tr>
-      <w:tr>
-        <w:tc>
-          <w:tcPr>
-            <w:tcW w:type="dxa" w:w="2209"/>
-          </w:tcPr>
-          <w:p>
-            <w:r>
-              <w:rPr>
-                <w:rFonts w:ascii="Times New Roman" w:hAnsi="Times New Roman"/>
-                <w:sz w:val="20"/>
-              </w:rPr>
-              <w:t>Lactic Acid Bacteria (LAB)</w:t>
-            </w:r>
-          </w:p>
-        </w:tc>
-        <w:tc>
-          <w:tcPr>
-            <w:tcW w:type="dxa" w:w="2209"/>
-          </w:tcPr>
-          <w:p>
-            <w:r>
-              <w:rPr>
-                <w:rFonts w:ascii="Times New Roman" w:hAnsi="Times New Roman"/>
-                <w:sz w:val="20"/>
-              </w:rPr>
-              <w:t>Lactobacillus plantarum</w:t>
-            </w:r>
-          </w:p>
-        </w:tc>
-        <w:tc>
-          <w:tcPr>
-            <w:tcW w:type="dxa" w:w="2209"/>
-          </w:tcPr>
-          <w:p>
-            <w:r>
-              <w:rPr>
-                <w:rFonts w:ascii="Times New Roman" w:hAnsi="Times New Roman"/>
-                <w:sz w:val="20"/>
-              </w:rPr>
-              <w:t>6</w:t>
-            </w:r>
-          </w:p>
-        </w:tc>
-        <w:tc>
-          <w:tcPr>
-            <w:tcW w:type="dxa" w:w="2209"/>
-          </w:tcPr>
-          <w:p>
-            <w:r>
-              <w:rPr>
-                <w:rFonts w:ascii="Times New Roman" w:hAnsi="Times New Roman"/>
-                <w:sz w:val="20"/>
-              </w:rPr>
-              <w:t>15.0</w:t>
-            </w:r>
-          </w:p>
-        </w:tc>
-      </w:tr>
-      <w:tr>
-        <w:tc>
-          <w:tcPr>
-            <w:tcW w:type="dxa" w:w="2209"/>
-          </w:tcPr>
-          <w:p>
-            <w:r>
-              <w:rPr>
-                <w:rFonts w:ascii="Times New Roman" w:hAnsi="Times New Roman"/>
-                <w:sz w:val="20"/>
-              </w:rPr>
-              <w:t>Lactic Acid Bacteria (LAB)</w:t>
-            </w:r>
-          </w:p>
-        </w:tc>
-        <w:tc>
-          <w:tcPr>
-            <w:tcW w:type="dxa" w:w="2209"/>
-          </w:tcPr>
-          <w:p>
-            <w:r>
-              <w:rPr>
-                <w:rFonts w:ascii="Times New Roman" w:hAnsi="Times New Roman"/>
-                <w:sz w:val="20"/>
-              </w:rPr>
-              <w:t>Lactobacillus fermentum</w:t>
-            </w:r>
-          </w:p>
-        </w:tc>
-        <w:tc>
-          <w:tcPr>
-            <w:tcW w:type="dxa" w:w="2209"/>
-          </w:tcPr>
-          <w:p>
-            <w:r>
-              <w:rPr>
-                <w:rFonts w:ascii="Times New Roman" w:hAnsi="Times New Roman"/>
-                <w:sz w:val="20"/>
-              </w:rPr>
-              <w:t>4</w:t>
-            </w:r>
-          </w:p>
-        </w:tc>
-        <w:tc>
-          <w:tcPr>
-            <w:tcW w:type="dxa" w:w="2209"/>
-          </w:tcPr>
-          <w:p>
-            <w:r>
-              <w:rPr>
-                <w:rFonts w:ascii="Times New Roman" w:hAnsi="Times New Roman"/>
-                <w:sz w:val="20"/>
-              </w:rPr>
-              <w:t>10.0</w:t>
-            </w:r>
-          </w:p>
-        </w:tc>
-      </w:tr>
-      <w:tr>
-        <w:tc>
-          <w:tcPr>
-            <w:tcW w:type="dxa" w:w="2209"/>
-          </w:tcPr>
-          <w:p>
-            <w:r>
-              <w:rPr>
-                <w:rFonts w:ascii="Times New Roman" w:hAnsi="Times New Roman"/>
-                <w:sz w:val="20"/>
-              </w:rPr>
-              <w:t>Lactic Acid Bacteria (LAB)</w:t>
-            </w:r>
-          </w:p>
-        </w:tc>
-        <w:tc>
-          <w:tcPr>
-            <w:tcW w:type="dxa" w:w="2209"/>
-          </w:tcPr>
-          <w:p>
-            <w:r>
-              <w:rPr>
-                <w:rFonts w:ascii="Times New Roman" w:hAnsi="Times New Roman"/>
-                <w:sz w:val="20"/>
-              </w:rPr>
-              <w:t>Enterococcus faecalis</w:t>
-            </w:r>
-          </w:p>
-        </w:tc>
-        <w:tc>
-          <w:tcPr>
-            <w:tcW w:type="dxa" w:w="2209"/>
-          </w:tcPr>
-          <w:p>
-            <w:r>
-              <w:rPr>
-                <w:rFonts w:ascii="Times New Roman" w:hAnsi="Times New Roman"/>
-                <w:sz w:val="20"/>
-              </w:rPr>
-              <w:t>3</w:t>
-            </w:r>
-          </w:p>
-        </w:tc>
-        <w:tc>
-          <w:tcPr>
-            <w:tcW w:type="dxa" w:w="2209"/>
-          </w:tcPr>
-          <w:p>
-            <w:r>
-              <w:rPr>
-                <w:rFonts w:ascii="Times New Roman" w:hAnsi="Times New Roman"/>
-                <w:sz w:val="20"/>
-              </w:rPr>
-              <w:t>7.5</w:t>
-            </w:r>
-          </w:p>
-        </w:tc>
-      </w:tr>
-      <w:tr>
-        <w:tc>
-          <w:tcPr>
-            <w:tcW w:type="dxa" w:w="2209"/>
-          </w:tcPr>
-          <w:p>
-            <w:r>
-              <w:rPr>
-                <w:rFonts w:ascii="Times New Roman" w:hAnsi="Times New Roman"/>
-                <w:sz w:val="20"/>
-              </w:rPr>
-              <w:t>Lactic Acid Bacteria (LAB)</w:t>
-            </w:r>
-          </w:p>
-        </w:tc>
-        <w:tc>
-          <w:tcPr>
-            <w:tcW w:type="dxa" w:w="2209"/>
-          </w:tcPr>
-          <w:p>
-            <w:r>
-              <w:rPr>
-                <w:rFonts w:ascii="Times New Roman" w:hAnsi="Times New Roman"/>
-                <w:sz w:val="20"/>
-              </w:rPr>
-              <w:t>Streptococcus thermophilus</w:t>
-            </w:r>
-          </w:p>
-        </w:tc>
-        <w:tc>
-          <w:tcPr>
-            <w:tcW w:type="dxa" w:w="2209"/>
-          </w:tcPr>
-          <w:p>
-            <w:r>
-              <w:rPr>
-                <w:rFonts w:ascii="Times New Roman" w:hAnsi="Times New Roman"/>
-                <w:sz w:val="20"/>
-              </w:rPr>
-              <w:t>3</w:t>
-            </w:r>
-          </w:p>
-        </w:tc>
-        <w:tc>
-          <w:tcPr>
-            <w:tcW w:type="dxa" w:w="2209"/>
-          </w:tcPr>
-          <w:p>
-            <w:r>
-              <w:rPr>
-                <w:rFonts w:ascii="Times New Roman" w:hAnsi="Times New Roman"/>
-                <w:sz w:val="20"/>
-              </w:rPr>
-              <w:t>7.5</w:t>
-            </w:r>
-          </w:p>
-        </w:tc>
-      </w:tr>
-      <w:tr>
-        <w:tc>
-          <w:tcPr>
-            <w:tcW w:type="dxa" w:w="2209"/>
-          </w:tcPr>
-          <w:p>
-            <w:r>
-              <w:rPr>
-                <w:rFonts w:ascii="Times New Roman" w:hAnsi="Times New Roman"/>
-                <w:sz w:val="20"/>
-              </w:rPr>
-              <w:t>Staphylococci</w:t>
-            </w:r>
-          </w:p>
-        </w:tc>
-        <w:tc>
-          <w:tcPr>
-            <w:tcW w:type="dxa" w:w="2209"/>
-          </w:tcPr>
-          <w:p>
-            <w:r>
-              <w:rPr>
-                <w:rFonts w:ascii="Times New Roman" w:hAnsi="Times New Roman"/>
-                <w:sz w:val="20"/>
-              </w:rPr>
-              <w:t>Staphylococcus aureus</w:t>
-            </w:r>
-          </w:p>
-        </w:tc>
-        <w:tc>
-          <w:tcPr>
-            <w:tcW w:type="dxa" w:w="2209"/>
-          </w:tcPr>
-          <w:p>
-            <w:r>
-              <w:rPr>
-                <w:rFonts w:ascii="Times New Roman" w:hAnsi="Times New Roman"/>
-                <w:sz w:val="20"/>
-              </w:rPr>
-              <w:t>5</w:t>
-            </w:r>
-          </w:p>
-        </w:tc>
-        <w:tc>
-          <w:tcPr>
-            <w:tcW w:type="dxa" w:w="2209"/>
-          </w:tcPr>
-          <w:p>
-            <w:r>
-              <w:rPr>
-                <w:rFonts w:ascii="Times New Roman" w:hAnsi="Times New Roman"/>
-                <w:sz w:val="20"/>
-              </w:rPr>
-              <w:t>12.5</w:t>
-            </w:r>
-          </w:p>
-        </w:tc>
-      </w:tr>
-      <w:tr>
-        <w:tc>
-          <w:tcPr>
-            <w:tcW w:type="dxa" w:w="2209"/>
-          </w:tcPr>
-          <w:p>
-            <w:r>
-              <w:rPr>
-                <w:rFonts w:ascii="Times New Roman" w:hAnsi="Times New Roman"/>
-                <w:sz w:val="20"/>
-              </w:rPr>
-              <w:t>Staphylococci</w:t>
-            </w:r>
-          </w:p>
-        </w:tc>
-        <w:tc>
-          <w:tcPr>
-            <w:tcW w:type="dxa" w:w="2209"/>
-          </w:tcPr>
-          <w:p>
-            <w:r>
-              <w:rPr>
-                <w:rFonts w:ascii="Times New Roman" w:hAnsi="Times New Roman"/>
-                <w:sz w:val="20"/>
-              </w:rPr>
-              <w:t>Staphylococcus epidermidis</w:t>
-            </w:r>
-          </w:p>
-        </w:tc>
-        <w:tc>
-          <w:tcPr>
-            <w:tcW w:type="dxa" w:w="2209"/>
-          </w:tcPr>
-          <w:p>
-            <w:r>
-              <w:rPr>
-                <w:rFonts w:ascii="Times New Roman" w:hAnsi="Times New Roman"/>
-                <w:sz w:val="20"/>
-              </w:rPr>
-              <w:t>3</w:t>
-            </w:r>
-          </w:p>
-        </w:tc>
-        <w:tc>
-          <w:tcPr>
-            <w:tcW w:type="dxa" w:w="2209"/>
-          </w:tcPr>
-          <w:p>
-            <w:r>
-              <w:rPr>
-                <w:rFonts w:ascii="Times New Roman" w:hAnsi="Times New Roman"/>
-                <w:sz w:val="20"/>
-              </w:rPr>
-              <w:t>7.5</w:t>
-            </w:r>
-          </w:p>
-        </w:tc>
-      </w:tr>
-      <w:tr>
-        <w:tc>
-          <w:tcPr>
-            <w:tcW w:type="dxa" w:w="2209"/>
-          </w:tcPr>
-          <w:p>
-            <w:r>
-              <w:rPr>
-                <w:rFonts w:ascii="Times New Roman" w:hAnsi="Times New Roman"/>
-                <w:sz w:val="20"/>
-              </w:rPr>
-              <w:t>Gram-Negative Enteric</w:t>
-            </w:r>
-          </w:p>
-        </w:tc>
-        <w:tc>
-          <w:tcPr>
-            <w:tcW w:type="dxa" w:w="2209"/>
-          </w:tcPr>
-          <w:p>
-            <w:r>
-              <w:rPr>
-                <w:rFonts w:ascii="Times New Roman" w:hAnsi="Times New Roman"/>
-                <w:sz w:val="20"/>
-              </w:rPr>
-              <w:t>Escherichia coli</w:t>
-            </w:r>
-          </w:p>
-        </w:tc>
-        <w:tc>
-          <w:tcPr>
-            <w:tcW w:type="dxa" w:w="2209"/>
-          </w:tcPr>
-          <w:p>
-            <w:r>
-              <w:rPr>
-                <w:rFonts w:ascii="Times New Roman" w:hAnsi="Times New Roman"/>
-                <w:sz w:val="20"/>
-              </w:rPr>
-              <w:t>4</w:t>
-            </w:r>
-          </w:p>
-        </w:tc>
-        <w:tc>
-          <w:tcPr>
-            <w:tcW w:type="dxa" w:w="2209"/>
-          </w:tcPr>
-          <w:p>
-            <w:r>
-              <w:rPr>
-                <w:rFonts w:ascii="Times New Roman" w:hAnsi="Times New Roman"/>
-                <w:sz w:val="20"/>
-              </w:rPr>
-              <w:t>10.0</w:t>
-            </w:r>
-          </w:p>
-        </w:tc>
-      </w:tr>
-      <w:tr>
-        <w:tc>
-          <w:tcPr>
-            <w:tcW w:type="dxa" w:w="2209"/>
-          </w:tcPr>
-          <w:p>
-            <w:r>
-              <w:rPr>
-                <w:rFonts w:ascii="Times New Roman" w:hAnsi="Times New Roman"/>
-                <w:sz w:val="20"/>
-              </w:rPr>
-              <w:t>Gram-Negative Enteric</w:t>
-            </w:r>
-          </w:p>
-        </w:tc>
-        <w:tc>
-          <w:tcPr>
-            <w:tcW w:type="dxa" w:w="2209"/>
-          </w:tcPr>
-          <w:p>
-            <w:r>
-              <w:rPr>
-                <w:rFonts w:ascii="Times New Roman" w:hAnsi="Times New Roman"/>
-                <w:sz w:val="20"/>
-              </w:rPr>
-              <w:t>Klebsiella pneumoniae</w:t>
-            </w:r>
-          </w:p>
-        </w:tc>
-        <w:tc>
-          <w:tcPr>
-            <w:tcW w:type="dxa" w:w="2209"/>
-          </w:tcPr>
-          <w:p>
-            <w:r>
-              <w:rPr>
-                <w:rFonts w:ascii="Times New Roman" w:hAnsi="Times New Roman"/>
-                <w:sz w:val="20"/>
-              </w:rPr>
-              <w:t>3</w:t>
-            </w:r>
-          </w:p>
-        </w:tc>
-        <w:tc>
-          <w:tcPr>
-            <w:tcW w:type="dxa" w:w="2209"/>
-          </w:tcPr>
-          <w:p>
-            <w:r>
-              <w:rPr>
-                <w:rFonts w:ascii="Times New Roman" w:hAnsi="Times New Roman"/>
-                <w:sz w:val="20"/>
-              </w:rPr>
-              <w:t>7.5</w:t>
-            </w:r>
-          </w:p>
-        </w:tc>
-      </w:tr>
-      <w:tr>
-        <w:tc>
-          <w:tcPr>
-            <w:tcW w:type="dxa" w:w="2209"/>
-          </w:tcPr>
-          <w:p>
-            <w:r>
-              <w:rPr>
-                <w:rFonts w:ascii="Times New Roman" w:hAnsi="Times New Roman"/>
-                <w:sz w:val="20"/>
-              </w:rPr>
-              <w:t>Gram-Negative Enteric</w:t>
-            </w:r>
-          </w:p>
-        </w:tc>
-        <w:tc>
-          <w:tcPr>
-            <w:tcW w:type="dxa" w:w="2209"/>
-          </w:tcPr>
-          <w:p>
-            <w:r>
-              <w:rPr>
-                <w:rFonts w:ascii="Times New Roman" w:hAnsi="Times New Roman"/>
-                <w:sz w:val="20"/>
-              </w:rPr>
-              <w:t>Pseudomonas aeruginosa</w:t>
-            </w:r>
-          </w:p>
-        </w:tc>
-        <w:tc>
-          <w:tcPr>
-            <w:tcW w:type="dxa" w:w="2209"/>
-          </w:tcPr>
-          <w:p>
-            <w:r>
-              <w:rPr>
-                <w:rFonts w:ascii="Times New Roman" w:hAnsi="Times New Roman"/>
-                <w:sz w:val="20"/>
-              </w:rPr>
-              <w:t>3</w:t>
-            </w:r>
-          </w:p>
-        </w:tc>
-        <w:tc>
-          <w:tcPr>
-            <w:tcW w:type="dxa" w:w="2209"/>
-          </w:tcPr>
-          <w:p>
-            <w:r>
-              <w:rPr>
-                <w:rFonts w:ascii="Times New Roman" w:hAnsi="Times New Roman"/>
-                <w:sz w:val="20"/>
-              </w:rPr>
-              <w:t>7.5</w:t>
-            </w:r>
-          </w:p>
-        </w:tc>
-      </w:tr>
-      <w:tr>
-        <w:tc>
-          <w:tcPr>
-            <w:tcW w:type="dxa" w:w="2209"/>
-          </w:tcPr>
-          <w:p>
-            <w:r>
-              <w:rPr>
-                <w:rFonts w:ascii="Times New Roman" w:hAnsi="Times New Roman"/>
-                <w:sz w:val="20"/>
-              </w:rPr>
-              <w:t>Spore-Forming Bacilli</w:t>
-            </w:r>
-          </w:p>
-        </w:tc>
-        <w:tc>
-          <w:tcPr>
-            <w:tcW w:type="dxa" w:w="2209"/>
-          </w:tcPr>
-          <w:p>
-            <w:r>
-              <w:rPr>
-                <w:rFonts w:ascii="Times New Roman" w:hAnsi="Times New Roman"/>
-                <w:sz w:val="20"/>
-              </w:rPr>
-              <w:t>Bacillus cereus</w:t>
-            </w:r>
-          </w:p>
-        </w:tc>
-        <w:tc>
-          <w:tcPr>
-            <w:tcW w:type="dxa" w:w="2209"/>
-          </w:tcPr>
-          <w:p>
-            <w:r>
-              <w:rPr>
-                <w:rFonts w:ascii="Times New Roman" w:hAnsi="Times New Roman"/>
-                <w:sz w:val="20"/>
-              </w:rPr>
-              <w:t>4</w:t>
-            </w:r>
-          </w:p>
-        </w:tc>
-        <w:tc>
-          <w:tcPr>
-            <w:tcW w:type="dxa" w:w="2209"/>
-          </w:tcPr>
-          <w:p>
-            <w:r>
-              <w:rPr>
-                <w:rFonts w:ascii="Times New Roman" w:hAnsi="Times New Roman"/>
-                <w:sz w:val="20"/>
-              </w:rPr>
-              <w:t>10.0</w:t>
-            </w:r>
-          </w:p>
-        </w:tc>
-      </w:tr>
-      <w:tr>
-        <w:tc>
-          <w:tcPr>
-            <w:tcW w:type="dxa" w:w="2209"/>
-          </w:tcPr>
-          <w:p>
-            <w:r>
-              <w:rPr>
-                <w:rFonts w:ascii="Times New Roman" w:hAnsi="Times New Roman"/>
-                <w:sz w:val="20"/>
-              </w:rPr>
-              <w:t>Spore-Forming Bacilli</w:t>
-            </w:r>
-          </w:p>
-        </w:tc>
-        <w:tc>
-          <w:tcPr>
-            <w:tcW w:type="dxa" w:w="2209"/>
-          </w:tcPr>
-          <w:p>
-            <w:r>
-              <w:rPr>
-                <w:rFonts w:ascii="Times New Roman" w:hAnsi="Times New Roman"/>
-                <w:sz w:val="20"/>
-              </w:rPr>
-              <w:t>Bacillus subtilis</w:t>
-            </w:r>
-          </w:p>
-        </w:tc>
-        <w:tc>
-          <w:tcPr>
-            <w:tcW w:type="dxa" w:w="2209"/>
-          </w:tcPr>
-          <w:p>
-            <w:r>
-              <w:rPr>
-                <w:rFonts w:ascii="Times New Roman" w:hAnsi="Times New Roman"/>
-                <w:sz w:val="20"/>
-              </w:rPr>
-              <w:t>2</w:t>
-            </w:r>
-          </w:p>
-        </w:tc>
-        <w:tc>
-          <w:tcPr>
-            <w:tcW w:type="dxa" w:w="2209"/>
-          </w:tcPr>
-          <w:p>
-            <w:r>
-              <w:rPr>
-                <w:rFonts w:ascii="Times New Roman" w:hAnsi="Times New Roman"/>
-                <w:sz w:val="20"/>
-              </w:rPr>
-              <w:t>5.0</w:t>
-            </w:r>
-          </w:p>
-        </w:tc>
-      </w:tr>
-    </w:tbl>
-    <w:p/>
-    <w:p>
-      <w:pPr>
-        <w:spacing w:before="0" w:after="120"/>
-        <w:ind w:firstLine="0"/>
-      </w:pPr>
-      <w:r>
-        <w:rPr>
-          <w:rFonts w:ascii="Times New Roman" w:hAnsi="Times New Roman"/>
-          <w:b w:val="0"/>
-          <w:i w:val="0"/>
-          <w:sz w:val="24"/>
-        </w:rPr>
-        <w:t>LAB collectively accounted for 40.0% (16/40) of isolates. Gram-negative enteric bacteria represented 25.0% (10/40). Staphylococci represented 20.0% (8/40), and spore-forming bacilli 15.0% (6/40).</w:t>
-      </w:r>
-    </w:p>
-    <w:p>
-      <w:pPr>
-        <w:spacing w:before="200" w:after="40"/>
-      </w:pPr>
-      <w:r>
-        <w:rPr>
-          <w:rFonts w:ascii="Times New Roman" w:hAnsi="Times New Roman"/>
-          <w:b/>
-          <w:i/>
-          <w:sz w:val="24"/>
-        </w:rPr>
-        <w:t>3.2 Phenotypic Assay Results</w:t>
-      </w:r>
-    </w:p>
-    <w:p>
-      <w:pPr>
-        <w:jc w:val="center"/>
-      </w:pPr>
-      <w:r>
-        <w:rPr>
-          <w:rFonts w:ascii="Times New Roman" w:hAnsi="Times New Roman"/>
-          <w:b/>
-          <w:i w:val="0"/>
-          <w:sz w:val="22"/>
-        </w:rPr>
-        <w:t xml:space="preserve">Haemolytic activity: </w:t>
-      </w:r>
-      <w:r>
-        <w:rPr>
-          <w:rFonts w:ascii="Times New Roman" w:hAnsi="Times New Roman"/>
-          <w:b w:val="0"/>
-          <w:i w:val="0"/>
-          <w:sz w:val="22"/>
-        </w:rPr>
-        <w:t>Beta-haemolysis was observed in 52.5% of isolates (21/40). Alpha-haemolysis was observed in 17.5% (7/40). Gamma-haemolysis (non-haemolytic) was recorded in 30.0% (12/40). All S. aureus, P. aeruginosa, and B. cereus isolates were beta-haemolytic. All L. plantarum and S. thermophilus isolates were gamma-haemolytic.</w:t>
-      </w:r>
-    </w:p>
-    <w:p>
-      <w:pPr>
-        <w:jc w:val="center"/>
-      </w:pPr>
-      <w:r>
-        <w:rPr>
-          <w:rFonts w:ascii="Times New Roman" w:hAnsi="Times New Roman"/>
-          <w:b/>
-          <w:i w:val="0"/>
-          <w:sz w:val="22"/>
-        </w:rPr>
-        <w:t xml:space="preserve">Gelatinase production: </w:t>
-      </w:r>
-      <w:r>
-        <w:rPr>
-          <w:rFonts w:ascii="Times New Roman" w:hAnsi="Times New Roman"/>
-          <w:b w:val="0"/>
-          <w:i w:val="0"/>
-          <w:sz w:val="22"/>
-        </w:rPr>
-        <w:t>Gelatinase activity was detected in 52.5% of isolates (21/40), predominantly among S. aureus (5/5), P. aeruginosa (3/3), K. pneumoniae (3/3), and B. cereus (4/4).</w:t>
-      </w:r>
-    </w:p>
-    <w:p>
-      <w:pPr>
-        <w:jc w:val="center"/>
-      </w:pPr>
-      <w:r>
-        <w:rPr>
-          <w:rFonts w:ascii="Times New Roman" w:hAnsi="Times New Roman"/>
-          <w:b/>
-          <w:i w:val="0"/>
-          <w:sz w:val="22"/>
-        </w:rPr>
-        <w:t xml:space="preserve">DNase production: </w:t>
-      </w:r>
-      <w:r>
-        <w:rPr>
-          <w:rFonts w:ascii="Times New Roman" w:hAnsi="Times New Roman"/>
-          <w:b w:val="0"/>
-          <w:i w:val="0"/>
-          <w:sz w:val="22"/>
-        </w:rPr>
-        <w:t>DNase positivity was recorded in 30.0% of isolates (12/40). All five S. aureus isolates were DNase-positive. No LAB isolate demonstrated DNase activity.</w:t>
-      </w:r>
-    </w:p>
-    <w:p>
-      <w:pPr>
-        <w:jc w:val="center"/>
-      </w:pPr>
-      <w:r>
-        <w:rPr>
-          <w:rFonts w:ascii="Times New Roman" w:hAnsi="Times New Roman"/>
-          <w:b/>
-          <w:i w:val="0"/>
-          <w:sz w:val="22"/>
-        </w:rPr>
-        <w:t xml:space="preserve">Coagulase test: </w:t>
-      </w:r>
-      <w:r>
-        <w:rPr>
-          <w:rFonts w:ascii="Times New Roman" w:hAnsi="Times New Roman"/>
-          <w:b w:val="0"/>
-          <w:i w:val="0"/>
-          <w:sz w:val="22"/>
-        </w:rPr>
-        <w:t>Coagulase positivity was restricted to S. aureus isolates (5/5). All other taxa were coagulase-negative.</w:t>
-      </w:r>
-    </w:p>
-    <w:p>
-      <w:pPr>
-        <w:jc w:val="center"/>
-      </w:pPr>
-      <w:r>
-        <w:rPr>
-          <w:rFonts w:ascii="Times New Roman" w:hAnsi="Times New Roman"/>
-          <w:b/>
-          <w:i w:val="0"/>
-          <w:sz w:val="22"/>
-        </w:rPr>
-        <w:t xml:space="preserve">Gram morphology: </w:t>
-      </w:r>
-      <w:r>
-        <w:rPr>
-          <w:rFonts w:ascii="Times New Roman" w:hAnsi="Times New Roman"/>
-          <w:b w:val="0"/>
-          <w:i w:val="0"/>
-          <w:sz w:val="22"/>
-        </w:rPr>
-        <w:t>Gram-positive isolates accounted for 60.0% (24/40). Gram-negative isolates accounted for 40.0% (16/40).</w:t>
-      </w:r>
-    </w:p>
-    <w:p>
-      <w:pPr>
-        <w:spacing w:before="200" w:after="40"/>
-      </w:pPr>
-      <w:r>
-        <w:rPr>
-          <w:rFonts w:ascii="Times New Roman" w:hAnsi="Times New Roman"/>
-          <w:b/>
-          <w:i/>
-          <w:sz w:val="24"/>
-        </w:rPr>
-        <w:t>3.3 Virulence Scoring Index</w:t>
-      </w:r>
-    </w:p>
-    <w:p>
-      <w:pPr>
-        <w:spacing w:before="0" w:after="120"/>
-        <w:ind w:firstLine="0"/>
-      </w:pPr>
-      <w:r>
-        <w:rPr>
-          <w:rFonts w:ascii="Times New Roman" w:hAnsi="Times New Roman"/>
-          <w:b w:val="0"/>
-          <w:i w:val="0"/>
-          <w:sz w:val="24"/>
-        </w:rPr>
-        <w:t>The mean VSI across all 40 isolates was 49.88 out of 100 (Table 2). Risk tier distribution was as follows: LOW risk (VSI 0-24): 17.5% of isolates (7/40); MODERATE risk (VSI 25-49): 25.0% (10/40); HIGH risk (VSI 50-74): 35.0% (14/40); CRITICAL risk (VSI 75-100): 22.5% (9/40).</w:t>
-      </w:r>
-    </w:p>
-    <w:p>
-      <w:pPr>
-        <w:jc w:val="center"/>
-      </w:pPr>
-      <w:r>
-        <w:rPr>
-          <w:rFonts w:ascii="Times New Roman" w:hAnsi="Times New Roman"/>
-          <w:b/>
-          <w:i w:val="0"/>
-          <w:sz w:val="22"/>
-        </w:rPr>
-        <w:t>Table 2. Mean Virulence Scoring Index by species</w:t>
-      </w:r>
-    </w:p>
-    <w:tbl>
-      <w:tblPr>
-        <w:tblStyle w:val="TableGrid"/>
-        <w:tblW w:type="auto" w:w="0"/>
-        <w:tblLook w:firstColumn="1" w:firstRow="1" w:lastColumn="0" w:lastRow="0" w:noHBand="0" w:noVBand="1" w:val="04A0"/>
-      </w:tblPr>
-      <w:tblGrid>
-        <w:gridCol w:w="2946"/>
-        <w:gridCol w:w="2946"/>
-        <w:gridCol w:w="2946"/>
-      </w:tblGrid>
-      <w:tr>
-        <w:tc>
-          <w:tcPr>
-            <w:tcW w:type="dxa" w:w="2946"/>
-          </w:tcPr>
-          <w:p>
-            <w:r>
-              <w:rPr>
-                <w:rFonts w:ascii="Times New Roman" w:hAnsi="Times New Roman"/>
-                <w:b/>
-                <w:sz w:val="20"/>
-              </w:rPr>
-              <w:t>Species</w:t>
-            </w:r>
-          </w:p>
-        </w:tc>
-        <w:tc>
-          <w:tcPr>
-            <w:tcW w:type="dxa" w:w="2946"/>
-          </w:tcPr>
-          <w:p>
+            <w:pPr>
+              <w:spacing w:before="40" w:after="40" w:line="240" w:lineRule="auto"/>
+            </w:pPr>
+            <w:r/>
             <w:r>
               <w:rPr>
                 <w:rFonts w:ascii="Times New Roman" w:hAnsi="Times New Roman"/>
@@ -1754,16 +2367,51 @@
         </w:tc>
         <w:tc>
           <w:tcPr>
-            <w:tcW w:type="dxa" w:w="2946"/>
+            <w:tcW w:type="dxa" w:w="1872"/>
+            <w:tcBorders>
+              <w:top w:val="single" w:sz="4" w:space="0" w:color="000000"/>
+              <w:bottom w:val="single" w:sz="4" w:space="0" w:color="000000"/>
+              <w:left w:val="none"/>
+              <w:right w:val="none"/>
+            </w:tcBorders>
           </w:tcPr>
           <w:p>
+            <w:pPr>
+              <w:spacing w:before="40" w:after="40" w:line="240" w:lineRule="auto"/>
+            </w:pPr>
+            <w:r/>
             <w:r>
               <w:rPr>
                 <w:rFonts w:ascii="Times New Roman" w:hAnsi="Times New Roman"/>
                 <w:b/>
                 <w:sz w:val="20"/>
               </w:rPr>
-              <w:t>Risk Tier</w:t>
+              <w:t>Standard Deviation</w:t>
+            </w:r>
+          </w:p>
+        </w:tc>
+        <w:tc>
+          <w:tcPr>
+            <w:tcW w:type="dxa" w:w="1872"/>
+            <w:tcBorders>
+              <w:top w:val="single" w:sz="4" w:space="0" w:color="000000"/>
+              <w:bottom w:val="single" w:sz="4" w:space="0" w:color="000000"/>
+              <w:left w:val="none"/>
+              <w:right w:val="none"/>
+            </w:tcBorders>
+          </w:tcPr>
+          <w:p>
+            <w:pPr>
+              <w:spacing w:before="40" w:after="40" w:line="240" w:lineRule="auto"/>
+            </w:pPr>
+            <w:r/>
+            <w:r>
+              <w:rPr>
+                <w:rFonts w:ascii="Times New Roman" w:hAnsi="Times New Roman"/>
+                <w:b/>
+                <w:sz w:val="20"/>
+              </w:rPr>
+              <w:t>Surveillance Risk Tier</w:t>
             </w:r>
           </w:p>
         </w:tc>
@@ -1771,12 +2419,23 @@
       <w:tr>
         <w:tc>
           <w:tcPr>
-            <w:tcW w:type="dxa" w:w="2946"/>
+            <w:tcW w:type="dxa" w:w="1872"/>
+            <w:tcBorders>
+              <w:top w:val="none" w:sz="4" w:space="0" w:color="000000"/>
+              <w:bottom w:val="none" w:sz="4" w:space="0" w:color="000000"/>
+              <w:left w:val="none"/>
+              <w:right w:val="none"/>
+            </w:tcBorders>
           </w:tcPr>
           <w:p>
+            <w:pPr>
+              <w:spacing w:before="40" w:after="40" w:line="240" w:lineRule="auto"/>
+            </w:pPr>
+            <w:r/>
             <w:r>
               <w:rPr>
                 <w:rFonts w:ascii="Times New Roman" w:hAnsi="Times New Roman"/>
+                <w:b w:val="0"/>
                 <w:sz w:val="20"/>
               </w:rPr>
               <w:t>Pseudomonas aeruginosa</w:t>
@@ -1785,12 +2444,48 @@
         </w:tc>
         <w:tc>
           <w:tcPr>
-            <w:tcW w:type="dxa" w:w="2946"/>
+            <w:tcW w:type="dxa" w:w="1872"/>
+            <w:tcBorders>
+              <w:top w:val="none" w:sz="4" w:space="0" w:color="000000"/>
+              <w:bottom w:val="none" w:sz="4" w:space="0" w:color="000000"/>
+              <w:left w:val="none"/>
+              <w:right w:val="none"/>
+            </w:tcBorders>
           </w:tcPr>
           <w:p>
+            <w:pPr>
+              <w:spacing w:before="40" w:after="40" w:line="240" w:lineRule="auto"/>
+            </w:pPr>
+            <w:r/>
             <w:r>
               <w:rPr>
                 <w:rFonts w:ascii="Times New Roman" w:hAnsi="Times New Roman"/>
+                <w:b w:val="0"/>
+                <w:sz w:val="20"/>
+              </w:rPr>
+              <w:t>3</w:t>
+            </w:r>
+          </w:p>
+        </w:tc>
+        <w:tc>
+          <w:tcPr>
+            <w:tcW w:type="dxa" w:w="1872"/>
+            <w:tcBorders>
+              <w:top w:val="none" w:sz="4" w:space="0" w:color="000000"/>
+              <w:bottom w:val="none" w:sz="4" w:space="0" w:color="000000"/>
+              <w:left w:val="none"/>
+              <w:right w:val="none"/>
+            </w:tcBorders>
+          </w:tcPr>
+          <w:p>
+            <w:pPr>
+              <w:spacing w:before="40" w:after="40" w:line="240" w:lineRule="auto"/>
+            </w:pPr>
+            <w:r/>
+            <w:r>
+              <w:rPr>
+                <w:rFonts w:ascii="Times New Roman" w:hAnsi="Times New Roman"/>
+                <w:b w:val="0"/>
                 <w:sz w:val="20"/>
               </w:rPr>
               <w:t>85.0</w:t>
@@ -1799,15 +2494,51 @@
         </w:tc>
         <w:tc>
           <w:tcPr>
-            <w:tcW w:type="dxa" w:w="2946"/>
+            <w:tcW w:type="dxa" w:w="1872"/>
+            <w:tcBorders>
+              <w:top w:val="none" w:sz="4" w:space="0" w:color="000000"/>
+              <w:bottom w:val="none" w:sz="4" w:space="0" w:color="000000"/>
+              <w:left w:val="none"/>
+              <w:right w:val="none"/>
+            </w:tcBorders>
           </w:tcPr>
           <w:p>
+            <w:pPr>
+              <w:spacing w:before="40" w:after="40" w:line="240" w:lineRule="auto"/>
+            </w:pPr>
+            <w:r/>
             <w:r>
               <w:rPr>
                 <w:rFonts w:ascii="Times New Roman" w:hAnsi="Times New Roman"/>
+                <w:b w:val="0"/>
                 <w:sz w:val="20"/>
               </w:rPr>
-              <w:t>CRITICAL</w:t>
+              <w:t>0.0</w:t>
+            </w:r>
+          </w:p>
+        </w:tc>
+        <w:tc>
+          <w:tcPr>
+            <w:tcW w:type="dxa" w:w="1872"/>
+            <w:tcBorders>
+              <w:top w:val="none" w:sz="4" w:space="0" w:color="000000"/>
+              <w:bottom w:val="none" w:sz="4" w:space="0" w:color="000000"/>
+              <w:left w:val="none"/>
+              <w:right w:val="none"/>
+            </w:tcBorders>
+          </w:tcPr>
+          <w:p>
+            <w:pPr>
+              <w:spacing w:before="40" w:after="40" w:line="240" w:lineRule="auto"/>
+            </w:pPr>
+            <w:r/>
+            <w:r>
+              <w:rPr>
+                <w:rFonts w:ascii="Times New Roman" w:hAnsi="Times New Roman"/>
+                <w:b w:val="0"/>
+                <w:sz w:val="20"/>
+              </w:rPr>
+              <w:t>Critical Risk</w:t>
             </w:r>
           </w:p>
         </w:tc>
@@ -1815,12 +2546,23 @@
       <w:tr>
         <w:tc>
           <w:tcPr>
-            <w:tcW w:type="dxa" w:w="2946"/>
+            <w:tcW w:type="dxa" w:w="1872"/>
+            <w:tcBorders>
+              <w:top w:val="none" w:sz="4" w:space="0" w:color="000000"/>
+              <w:bottom w:val="none" w:sz="4" w:space="0" w:color="000000"/>
+              <w:left w:val="none"/>
+              <w:right w:val="none"/>
+            </w:tcBorders>
           </w:tcPr>
           <w:p>
+            <w:pPr>
+              <w:spacing w:before="40" w:after="40" w:line="240" w:lineRule="auto"/>
+            </w:pPr>
+            <w:r/>
             <w:r>
               <w:rPr>
                 <w:rFonts w:ascii="Times New Roman" w:hAnsi="Times New Roman"/>
+                <w:b w:val="0"/>
                 <w:sz w:val="20"/>
               </w:rPr>
               <w:t>Staphylococcus aureus</w:t>
@@ -1829,12 +2571,48 @@
         </w:tc>
         <w:tc>
           <w:tcPr>
-            <w:tcW w:type="dxa" w:w="2946"/>
+            <w:tcW w:type="dxa" w:w="1872"/>
+            <w:tcBorders>
+              <w:top w:val="none" w:sz="4" w:space="0" w:color="000000"/>
+              <w:bottom w:val="none" w:sz="4" w:space="0" w:color="000000"/>
+              <w:left w:val="none"/>
+              <w:right w:val="none"/>
+            </w:tcBorders>
           </w:tcPr>
           <w:p>
+            <w:pPr>
+              <w:spacing w:before="40" w:after="40" w:line="240" w:lineRule="auto"/>
+            </w:pPr>
+            <w:r/>
             <w:r>
               <w:rPr>
                 <w:rFonts w:ascii="Times New Roman" w:hAnsi="Times New Roman"/>
+                <w:b w:val="0"/>
+                <w:sz w:val="20"/>
+              </w:rPr>
+              <w:t>5</w:t>
+            </w:r>
+          </w:p>
+        </w:tc>
+        <w:tc>
+          <w:tcPr>
+            <w:tcW w:type="dxa" w:w="1872"/>
+            <w:tcBorders>
+              <w:top w:val="none" w:sz="4" w:space="0" w:color="000000"/>
+              <w:bottom w:val="none" w:sz="4" w:space="0" w:color="000000"/>
+              <w:left w:val="none"/>
+              <w:right w:val="none"/>
+            </w:tcBorders>
+          </w:tcPr>
+          <w:p>
+            <w:pPr>
+              <w:spacing w:before="40" w:after="40" w:line="240" w:lineRule="auto"/>
+            </w:pPr>
+            <w:r/>
+            <w:r>
+              <w:rPr>
+                <w:rFonts w:ascii="Times New Roman" w:hAnsi="Times New Roman"/>
+                <w:b w:val="0"/>
                 <w:sz w:val="20"/>
               </w:rPr>
               <w:t>82.0</w:t>
@@ -1843,15 +2621,51 @@
         </w:tc>
         <w:tc>
           <w:tcPr>
-            <w:tcW w:type="dxa" w:w="2946"/>
+            <w:tcW w:type="dxa" w:w="1872"/>
+            <w:tcBorders>
+              <w:top w:val="none" w:sz="4" w:space="0" w:color="000000"/>
+              <w:bottom w:val="none" w:sz="4" w:space="0" w:color="000000"/>
+              <w:left w:val="none"/>
+              <w:right w:val="none"/>
+            </w:tcBorders>
           </w:tcPr>
           <w:p>
+            <w:pPr>
+              <w:spacing w:before="40" w:after="40" w:line="240" w:lineRule="auto"/>
+            </w:pPr>
+            <w:r/>
             <w:r>
               <w:rPr>
                 <w:rFonts w:ascii="Times New Roman" w:hAnsi="Times New Roman"/>
+                <w:b w:val="0"/>
                 <w:sz w:val="20"/>
               </w:rPr>
-              <w:t>CRITICAL</w:t>
+              <w:t>0.0</w:t>
+            </w:r>
+          </w:p>
+        </w:tc>
+        <w:tc>
+          <w:tcPr>
+            <w:tcW w:type="dxa" w:w="1872"/>
+            <w:tcBorders>
+              <w:top w:val="none" w:sz="4" w:space="0" w:color="000000"/>
+              <w:bottom w:val="none" w:sz="4" w:space="0" w:color="000000"/>
+              <w:left w:val="none"/>
+              <w:right w:val="none"/>
+            </w:tcBorders>
+          </w:tcPr>
+          <w:p>
+            <w:pPr>
+              <w:spacing w:before="40" w:after="40" w:line="240" w:lineRule="auto"/>
+            </w:pPr>
+            <w:r/>
+            <w:r>
+              <w:rPr>
+                <w:rFonts w:ascii="Times New Roman" w:hAnsi="Times New Roman"/>
+                <w:b w:val="0"/>
+                <w:sz w:val="20"/>
+              </w:rPr>
+              <w:t>Critical Risk</w:t>
             </w:r>
           </w:p>
         </w:tc>
@@ -1859,12 +2673,23 @@
       <w:tr>
         <w:tc>
           <w:tcPr>
-            <w:tcW w:type="dxa" w:w="2946"/>
+            <w:tcW w:type="dxa" w:w="1872"/>
+            <w:tcBorders>
+              <w:top w:val="none" w:sz="4" w:space="0" w:color="000000"/>
+              <w:bottom w:val="none" w:sz="4" w:space="0" w:color="000000"/>
+              <w:left w:val="none"/>
+              <w:right w:val="none"/>
+            </w:tcBorders>
           </w:tcPr>
           <w:p>
+            <w:pPr>
+              <w:spacing w:before="40" w:after="40" w:line="240" w:lineRule="auto"/>
+            </w:pPr>
+            <w:r/>
             <w:r>
               <w:rPr>
                 <w:rFonts w:ascii="Times New Roman" w:hAnsi="Times New Roman"/>
+                <w:b w:val="0"/>
                 <w:sz w:val="20"/>
               </w:rPr>
               <w:t>Bacillus cereus</w:t>
@@ -1873,12 +2698,48 @@
         </w:tc>
         <w:tc>
           <w:tcPr>
-            <w:tcW w:type="dxa" w:w="2946"/>
+            <w:tcW w:type="dxa" w:w="1872"/>
+            <w:tcBorders>
+              <w:top w:val="none" w:sz="4" w:space="0" w:color="000000"/>
+              <w:bottom w:val="none" w:sz="4" w:space="0" w:color="000000"/>
+              <w:left w:val="none"/>
+              <w:right w:val="none"/>
+            </w:tcBorders>
           </w:tcPr>
           <w:p>
+            <w:pPr>
+              <w:spacing w:before="40" w:after="40" w:line="240" w:lineRule="auto"/>
+            </w:pPr>
+            <w:r/>
             <w:r>
               <w:rPr>
                 <w:rFonts w:ascii="Times New Roman" w:hAnsi="Times New Roman"/>
+                <w:b w:val="0"/>
+                <w:sz w:val="20"/>
+              </w:rPr>
+              <w:t>4</w:t>
+            </w:r>
+          </w:p>
+        </w:tc>
+        <w:tc>
+          <w:tcPr>
+            <w:tcW w:type="dxa" w:w="1872"/>
+            <w:tcBorders>
+              <w:top w:val="none" w:sz="4" w:space="0" w:color="000000"/>
+              <w:bottom w:val="none" w:sz="4" w:space="0" w:color="000000"/>
+              <w:left w:val="none"/>
+              <w:right w:val="none"/>
+            </w:tcBorders>
+          </w:tcPr>
+          <w:p>
+            <w:pPr>
+              <w:spacing w:before="40" w:after="40" w:line="240" w:lineRule="auto"/>
+            </w:pPr>
+            <w:r/>
+            <w:r>
+              <w:rPr>
+                <w:rFonts w:ascii="Times New Roman" w:hAnsi="Times New Roman"/>
+                <w:b w:val="0"/>
                 <w:sz w:val="20"/>
               </w:rPr>
               <w:t>65.0</w:t>
@@ -1887,15 +2748,51 @@
         </w:tc>
         <w:tc>
           <w:tcPr>
-            <w:tcW w:type="dxa" w:w="2946"/>
+            <w:tcW w:type="dxa" w:w="1872"/>
+            <w:tcBorders>
+              <w:top w:val="none" w:sz="4" w:space="0" w:color="000000"/>
+              <w:bottom w:val="none" w:sz="4" w:space="0" w:color="000000"/>
+              <w:left w:val="none"/>
+              <w:right w:val="none"/>
+            </w:tcBorders>
           </w:tcPr>
           <w:p>
+            <w:pPr>
+              <w:spacing w:before="40" w:after="40" w:line="240" w:lineRule="auto"/>
+            </w:pPr>
+            <w:r/>
             <w:r>
               <w:rPr>
                 <w:rFonts w:ascii="Times New Roman" w:hAnsi="Times New Roman"/>
+                <w:b w:val="0"/>
                 <w:sz w:val="20"/>
               </w:rPr>
-              <w:t>HIGH</w:t>
+              <w:t>0.0</w:t>
+            </w:r>
+          </w:p>
+        </w:tc>
+        <w:tc>
+          <w:tcPr>
+            <w:tcW w:type="dxa" w:w="1872"/>
+            <w:tcBorders>
+              <w:top w:val="none" w:sz="4" w:space="0" w:color="000000"/>
+              <w:bottom w:val="none" w:sz="4" w:space="0" w:color="000000"/>
+              <w:left w:val="none"/>
+              <w:right w:val="none"/>
+            </w:tcBorders>
+          </w:tcPr>
+          <w:p>
+            <w:pPr>
+              <w:spacing w:before="40" w:after="40" w:line="240" w:lineRule="auto"/>
+            </w:pPr>
+            <w:r/>
+            <w:r>
+              <w:rPr>
+                <w:rFonts w:ascii="Times New Roman" w:hAnsi="Times New Roman"/>
+                <w:b w:val="0"/>
+                <w:sz w:val="20"/>
+              </w:rPr>
+              <w:t>High Risk</w:t>
             </w:r>
           </w:p>
         </w:tc>
@@ -1903,12 +2800,23 @@
       <w:tr>
         <w:tc>
           <w:tcPr>
-            <w:tcW w:type="dxa" w:w="2946"/>
+            <w:tcW w:type="dxa" w:w="1872"/>
+            <w:tcBorders>
+              <w:top w:val="none" w:sz="4" w:space="0" w:color="000000"/>
+              <w:bottom w:val="none" w:sz="4" w:space="0" w:color="000000"/>
+              <w:left w:val="none"/>
+              <w:right w:val="none"/>
+            </w:tcBorders>
           </w:tcPr>
           <w:p>
+            <w:pPr>
+              <w:spacing w:before="40" w:after="40" w:line="240" w:lineRule="auto"/>
+            </w:pPr>
+            <w:r/>
             <w:r>
               <w:rPr>
                 <w:rFonts w:ascii="Times New Roman" w:hAnsi="Times New Roman"/>
+                <w:b w:val="0"/>
                 <w:sz w:val="20"/>
               </w:rPr>
               <w:t>Klebsiella pneumoniae</w:t>
@@ -1917,12 +2825,48 @@
         </w:tc>
         <w:tc>
           <w:tcPr>
-            <w:tcW w:type="dxa" w:w="2946"/>
+            <w:tcW w:type="dxa" w:w="1872"/>
+            <w:tcBorders>
+              <w:top w:val="none" w:sz="4" w:space="0" w:color="000000"/>
+              <w:bottom w:val="none" w:sz="4" w:space="0" w:color="000000"/>
+              <w:left w:val="none"/>
+              <w:right w:val="none"/>
+            </w:tcBorders>
           </w:tcPr>
           <w:p>
+            <w:pPr>
+              <w:spacing w:before="40" w:after="40" w:line="240" w:lineRule="auto"/>
+            </w:pPr>
+            <w:r/>
             <w:r>
               <w:rPr>
                 <w:rFonts w:ascii="Times New Roman" w:hAnsi="Times New Roman"/>
+                <w:b w:val="0"/>
+                <w:sz w:val="20"/>
+              </w:rPr>
+              <w:t>3</w:t>
+            </w:r>
+          </w:p>
+        </w:tc>
+        <w:tc>
+          <w:tcPr>
+            <w:tcW w:type="dxa" w:w="1872"/>
+            <w:tcBorders>
+              <w:top w:val="none" w:sz="4" w:space="0" w:color="000000"/>
+              <w:bottom w:val="none" w:sz="4" w:space="0" w:color="000000"/>
+              <w:left w:val="none"/>
+              <w:right w:val="none"/>
+            </w:tcBorders>
+          </w:tcPr>
+          <w:p>
+            <w:pPr>
+              <w:spacing w:before="40" w:after="40" w:line="240" w:lineRule="auto"/>
+            </w:pPr>
+            <w:r/>
+            <w:r>
+              <w:rPr>
+                <w:rFonts w:ascii="Times New Roman" w:hAnsi="Times New Roman"/>
+                <w:b w:val="0"/>
                 <w:sz w:val="20"/>
               </w:rPr>
               <w:t>60.0</w:t>
@@ -1931,15 +2875,51 @@
         </w:tc>
         <w:tc>
           <w:tcPr>
-            <w:tcW w:type="dxa" w:w="2946"/>
+            <w:tcW w:type="dxa" w:w="1872"/>
+            <w:tcBorders>
+              <w:top w:val="none" w:sz="4" w:space="0" w:color="000000"/>
+              <w:bottom w:val="none" w:sz="4" w:space="0" w:color="000000"/>
+              <w:left w:val="none"/>
+              <w:right w:val="none"/>
+            </w:tcBorders>
           </w:tcPr>
           <w:p>
+            <w:pPr>
+              <w:spacing w:before="40" w:after="40" w:line="240" w:lineRule="auto"/>
+            </w:pPr>
+            <w:r/>
             <w:r>
               <w:rPr>
                 <w:rFonts w:ascii="Times New Roman" w:hAnsi="Times New Roman"/>
+                <w:b w:val="0"/>
                 <w:sz w:val="20"/>
               </w:rPr>
-              <w:t>HIGH</w:t>
+              <w:t>0.0</w:t>
+            </w:r>
+          </w:p>
+        </w:tc>
+        <w:tc>
+          <w:tcPr>
+            <w:tcW w:type="dxa" w:w="1872"/>
+            <w:tcBorders>
+              <w:top w:val="none" w:sz="4" w:space="0" w:color="000000"/>
+              <w:bottom w:val="none" w:sz="4" w:space="0" w:color="000000"/>
+              <w:left w:val="none"/>
+              <w:right w:val="none"/>
+            </w:tcBorders>
+          </w:tcPr>
+          <w:p>
+            <w:pPr>
+              <w:spacing w:before="40" w:after="40" w:line="240" w:lineRule="auto"/>
+            </w:pPr>
+            <w:r/>
+            <w:r>
+              <w:rPr>
+                <w:rFonts w:ascii="Times New Roman" w:hAnsi="Times New Roman"/>
+                <w:b w:val="0"/>
+                <w:sz w:val="20"/>
+              </w:rPr>
+              <w:t>High Risk</w:t>
             </w:r>
           </w:p>
         </w:tc>
@@ -1947,12 +2927,23 @@
       <w:tr>
         <w:tc>
           <w:tcPr>
-            <w:tcW w:type="dxa" w:w="2946"/>
+            <w:tcW w:type="dxa" w:w="1872"/>
+            <w:tcBorders>
+              <w:top w:val="none" w:sz="4" w:space="0" w:color="000000"/>
+              <w:bottom w:val="none" w:sz="4" w:space="0" w:color="000000"/>
+              <w:left w:val="none"/>
+              <w:right w:val="none"/>
+            </w:tcBorders>
           </w:tcPr>
           <w:p>
+            <w:pPr>
+              <w:spacing w:before="40" w:after="40" w:line="240" w:lineRule="auto"/>
+            </w:pPr>
+            <w:r/>
             <w:r>
               <w:rPr>
                 <w:rFonts w:ascii="Times New Roman" w:hAnsi="Times New Roman"/>
+                <w:b w:val="0"/>
                 <w:sz w:val="20"/>
               </w:rPr>
               <w:t>Escherichia coli</w:t>
@@ -1961,12 +2952,48 @@
         </w:tc>
         <w:tc>
           <w:tcPr>
-            <w:tcW w:type="dxa" w:w="2946"/>
+            <w:tcW w:type="dxa" w:w="1872"/>
+            <w:tcBorders>
+              <w:top w:val="none" w:sz="4" w:space="0" w:color="000000"/>
+              <w:bottom w:val="none" w:sz="4" w:space="0" w:color="000000"/>
+              <w:left w:val="none"/>
+              <w:right w:val="none"/>
+            </w:tcBorders>
           </w:tcPr>
           <w:p>
+            <w:pPr>
+              <w:spacing w:before="40" w:after="40" w:line="240" w:lineRule="auto"/>
+            </w:pPr>
+            <w:r/>
             <w:r>
               <w:rPr>
                 <w:rFonts w:ascii="Times New Roman" w:hAnsi="Times New Roman"/>
+                <w:b w:val="0"/>
+                <w:sz w:val="20"/>
+              </w:rPr>
+              <w:t>4</w:t>
+            </w:r>
+          </w:p>
+        </w:tc>
+        <w:tc>
+          <w:tcPr>
+            <w:tcW w:type="dxa" w:w="1872"/>
+            <w:tcBorders>
+              <w:top w:val="none" w:sz="4" w:space="0" w:color="000000"/>
+              <w:bottom w:val="none" w:sz="4" w:space="0" w:color="000000"/>
+              <w:left w:val="none"/>
+              <w:right w:val="none"/>
+            </w:tcBorders>
+          </w:tcPr>
+          <w:p>
+            <w:pPr>
+              <w:spacing w:before="40" w:after="40" w:line="240" w:lineRule="auto"/>
+            </w:pPr>
+            <w:r/>
+            <w:r>
+              <w:rPr>
+                <w:rFonts w:ascii="Times New Roman" w:hAnsi="Times New Roman"/>
+                <w:b w:val="0"/>
                 <w:sz w:val="20"/>
               </w:rPr>
               <w:t>55.0</w:t>
@@ -1975,15 +3002,51 @@
         </w:tc>
         <w:tc>
           <w:tcPr>
-            <w:tcW w:type="dxa" w:w="2946"/>
+            <w:tcW w:type="dxa" w:w="1872"/>
+            <w:tcBorders>
+              <w:top w:val="none" w:sz="4" w:space="0" w:color="000000"/>
+              <w:bottom w:val="none" w:sz="4" w:space="0" w:color="000000"/>
+              <w:left w:val="none"/>
+              <w:right w:val="none"/>
+            </w:tcBorders>
           </w:tcPr>
           <w:p>
+            <w:pPr>
+              <w:spacing w:before="40" w:after="40" w:line="240" w:lineRule="auto"/>
+            </w:pPr>
+            <w:r/>
             <w:r>
               <w:rPr>
                 <w:rFonts w:ascii="Times New Roman" w:hAnsi="Times New Roman"/>
+                <w:b w:val="0"/>
                 <w:sz w:val="20"/>
               </w:rPr>
-              <w:t>HIGH</w:t>
+              <w:t>0.0</w:t>
+            </w:r>
+          </w:p>
+        </w:tc>
+        <w:tc>
+          <w:tcPr>
+            <w:tcW w:type="dxa" w:w="1872"/>
+            <w:tcBorders>
+              <w:top w:val="none" w:sz="4" w:space="0" w:color="000000"/>
+              <w:bottom w:val="none" w:sz="4" w:space="0" w:color="000000"/>
+              <w:left w:val="none"/>
+              <w:right w:val="none"/>
+            </w:tcBorders>
+          </w:tcPr>
+          <w:p>
+            <w:pPr>
+              <w:spacing w:before="40" w:after="40" w:line="240" w:lineRule="auto"/>
+            </w:pPr>
+            <w:r/>
+            <w:r>
+              <w:rPr>
+                <w:rFonts w:ascii="Times New Roman" w:hAnsi="Times New Roman"/>
+                <w:b w:val="0"/>
+                <w:sz w:val="20"/>
+              </w:rPr>
+              <w:t>High Risk</w:t>
             </w:r>
           </w:p>
         </w:tc>
@@ -1991,12 +3054,23 @@
       <w:tr>
         <w:tc>
           <w:tcPr>
-            <w:tcW w:type="dxa" w:w="2946"/>
+            <w:tcW w:type="dxa" w:w="1872"/>
+            <w:tcBorders>
+              <w:top w:val="none" w:sz="4" w:space="0" w:color="000000"/>
+              <w:bottom w:val="none" w:sz="4" w:space="0" w:color="000000"/>
+              <w:left w:val="none"/>
+              <w:right w:val="none"/>
+            </w:tcBorders>
           </w:tcPr>
           <w:p>
+            <w:pPr>
+              <w:spacing w:before="40" w:after="40" w:line="240" w:lineRule="auto"/>
+            </w:pPr>
+            <w:r/>
             <w:r>
               <w:rPr>
                 <w:rFonts w:ascii="Times New Roman" w:hAnsi="Times New Roman"/>
+                <w:b w:val="0"/>
                 <w:sz w:val="20"/>
               </w:rPr>
               <w:t>Enterococcus faecalis</w:t>
@@ -2005,12 +3079,48 @@
         </w:tc>
         <w:tc>
           <w:tcPr>
-            <w:tcW w:type="dxa" w:w="2946"/>
+            <w:tcW w:type="dxa" w:w="1872"/>
+            <w:tcBorders>
+              <w:top w:val="none" w:sz="4" w:space="0" w:color="000000"/>
+              <w:bottom w:val="none" w:sz="4" w:space="0" w:color="000000"/>
+              <w:left w:val="none"/>
+              <w:right w:val="none"/>
+            </w:tcBorders>
           </w:tcPr>
           <w:p>
+            <w:pPr>
+              <w:spacing w:before="40" w:after="40" w:line="240" w:lineRule="auto"/>
+            </w:pPr>
+            <w:r/>
             <w:r>
               <w:rPr>
                 <w:rFonts w:ascii="Times New Roman" w:hAnsi="Times New Roman"/>
+                <w:b w:val="0"/>
+                <w:sz w:val="20"/>
+              </w:rPr>
+              <w:t>3</w:t>
+            </w:r>
+          </w:p>
+        </w:tc>
+        <w:tc>
+          <w:tcPr>
+            <w:tcW w:type="dxa" w:w="1872"/>
+            <w:tcBorders>
+              <w:top w:val="none" w:sz="4" w:space="0" w:color="000000"/>
+              <w:bottom w:val="none" w:sz="4" w:space="0" w:color="000000"/>
+              <w:left w:val="none"/>
+              <w:right w:val="none"/>
+            </w:tcBorders>
+          </w:tcPr>
+          <w:p>
+            <w:pPr>
+              <w:spacing w:before="40" w:after="40" w:line="240" w:lineRule="auto"/>
+            </w:pPr>
+            <w:r/>
+            <w:r>
+              <w:rPr>
+                <w:rFonts w:ascii="Times New Roman" w:hAnsi="Times New Roman"/>
+                <w:b w:val="0"/>
                 <w:sz w:val="20"/>
               </w:rPr>
               <w:t>45.0</w:t>
@@ -2019,15 +3129,51 @@
         </w:tc>
         <w:tc>
           <w:tcPr>
-            <w:tcW w:type="dxa" w:w="2946"/>
+            <w:tcW w:type="dxa" w:w="1872"/>
+            <w:tcBorders>
+              <w:top w:val="none" w:sz="4" w:space="0" w:color="000000"/>
+              <w:bottom w:val="none" w:sz="4" w:space="0" w:color="000000"/>
+              <w:left w:val="none"/>
+              <w:right w:val="none"/>
+            </w:tcBorders>
           </w:tcPr>
           <w:p>
+            <w:pPr>
+              <w:spacing w:before="40" w:after="40" w:line="240" w:lineRule="auto"/>
+            </w:pPr>
+            <w:r/>
             <w:r>
               <w:rPr>
                 <w:rFonts w:ascii="Times New Roman" w:hAnsi="Times New Roman"/>
+                <w:b w:val="0"/>
                 <w:sz w:val="20"/>
               </w:rPr>
-              <w:t>MODERATE</w:t>
+              <w:t>0.0</w:t>
+            </w:r>
+          </w:p>
+        </w:tc>
+        <w:tc>
+          <w:tcPr>
+            <w:tcW w:type="dxa" w:w="1872"/>
+            <w:tcBorders>
+              <w:top w:val="none" w:sz="4" w:space="0" w:color="000000"/>
+              <w:bottom w:val="none" w:sz="4" w:space="0" w:color="000000"/>
+              <w:left w:val="none"/>
+              <w:right w:val="none"/>
+            </w:tcBorders>
+          </w:tcPr>
+          <w:p>
+            <w:pPr>
+              <w:spacing w:before="40" w:after="40" w:line="240" w:lineRule="auto"/>
+            </w:pPr>
+            <w:r/>
+            <w:r>
+              <w:rPr>
+                <w:rFonts w:ascii="Times New Roman" w:hAnsi="Times New Roman"/>
+                <w:b w:val="0"/>
+                <w:sz w:val="20"/>
+              </w:rPr>
+              <w:t>Moderate Risk</w:t>
             </w:r>
           </w:p>
         </w:tc>
@@ -2035,12 +3181,23 @@
       <w:tr>
         <w:tc>
           <w:tcPr>
-            <w:tcW w:type="dxa" w:w="2946"/>
+            <w:tcW w:type="dxa" w:w="1872"/>
+            <w:tcBorders>
+              <w:top w:val="none" w:sz="4" w:space="0" w:color="000000"/>
+              <w:bottom w:val="none" w:sz="4" w:space="0" w:color="000000"/>
+              <w:left w:val="none"/>
+              <w:right w:val="none"/>
+            </w:tcBorders>
           </w:tcPr>
           <w:p>
+            <w:pPr>
+              <w:spacing w:before="40" w:after="40" w:line="240" w:lineRule="auto"/>
+            </w:pPr>
+            <w:r/>
             <w:r>
               <w:rPr>
                 <w:rFonts w:ascii="Times New Roman" w:hAnsi="Times New Roman"/>
+                <w:b w:val="0"/>
                 <w:sz w:val="20"/>
               </w:rPr>
               <w:t>Staphylococcus epidermidis</w:t>
@@ -2049,12 +3206,48 @@
         </w:tc>
         <w:tc>
           <w:tcPr>
-            <w:tcW w:type="dxa" w:w="2946"/>
+            <w:tcW w:type="dxa" w:w="1872"/>
+            <w:tcBorders>
+              <w:top w:val="none" w:sz="4" w:space="0" w:color="000000"/>
+              <w:bottom w:val="none" w:sz="4" w:space="0" w:color="000000"/>
+              <w:left w:val="none"/>
+              <w:right w:val="none"/>
+            </w:tcBorders>
           </w:tcPr>
           <w:p>
+            <w:pPr>
+              <w:spacing w:before="40" w:after="40" w:line="240" w:lineRule="auto"/>
+            </w:pPr>
+            <w:r/>
             <w:r>
               <w:rPr>
                 <w:rFonts w:ascii="Times New Roman" w:hAnsi="Times New Roman"/>
+                <w:b w:val="0"/>
+                <w:sz w:val="20"/>
+              </w:rPr>
+              <w:t>3</w:t>
+            </w:r>
+          </w:p>
+        </w:tc>
+        <w:tc>
+          <w:tcPr>
+            <w:tcW w:type="dxa" w:w="1872"/>
+            <w:tcBorders>
+              <w:top w:val="none" w:sz="4" w:space="0" w:color="000000"/>
+              <w:bottom w:val="none" w:sz="4" w:space="0" w:color="000000"/>
+              <w:left w:val="none"/>
+              <w:right w:val="none"/>
+            </w:tcBorders>
+          </w:tcPr>
+          <w:p>
+            <w:pPr>
+              <w:spacing w:before="40" w:after="40" w:line="240" w:lineRule="auto"/>
+            </w:pPr>
+            <w:r/>
+            <w:r>
+              <w:rPr>
+                <w:rFonts w:ascii="Times New Roman" w:hAnsi="Times New Roman"/>
+                <w:b w:val="0"/>
                 <w:sz w:val="20"/>
               </w:rPr>
               <w:t>30.0</w:t>
@@ -2063,15 +3256,51 @@
         </w:tc>
         <w:tc>
           <w:tcPr>
-            <w:tcW w:type="dxa" w:w="2946"/>
+            <w:tcW w:type="dxa" w:w="1872"/>
+            <w:tcBorders>
+              <w:top w:val="none" w:sz="4" w:space="0" w:color="000000"/>
+              <w:bottom w:val="none" w:sz="4" w:space="0" w:color="000000"/>
+              <w:left w:val="none"/>
+              <w:right w:val="none"/>
+            </w:tcBorders>
           </w:tcPr>
           <w:p>
+            <w:pPr>
+              <w:spacing w:before="40" w:after="40" w:line="240" w:lineRule="auto"/>
+            </w:pPr>
+            <w:r/>
             <w:r>
               <w:rPr>
                 <w:rFonts w:ascii="Times New Roman" w:hAnsi="Times New Roman"/>
+                <w:b w:val="0"/>
                 <w:sz w:val="20"/>
               </w:rPr>
-              <w:t>MODERATE</w:t>
+              <w:t>0.0</w:t>
+            </w:r>
+          </w:p>
+        </w:tc>
+        <w:tc>
+          <w:tcPr>
+            <w:tcW w:type="dxa" w:w="1872"/>
+            <w:tcBorders>
+              <w:top w:val="none" w:sz="4" w:space="0" w:color="000000"/>
+              <w:bottom w:val="none" w:sz="4" w:space="0" w:color="000000"/>
+              <w:left w:val="none"/>
+              <w:right w:val="none"/>
+            </w:tcBorders>
+          </w:tcPr>
+          <w:p>
+            <w:pPr>
+              <w:spacing w:before="40" w:after="40" w:line="240" w:lineRule="auto"/>
+            </w:pPr>
+            <w:r/>
+            <w:r>
+              <w:rPr>
+                <w:rFonts w:ascii="Times New Roman" w:hAnsi="Times New Roman"/>
+                <w:b w:val="0"/>
+                <w:sz w:val="20"/>
+              </w:rPr>
+              <w:t>Moderate Risk</w:t>
             </w:r>
           </w:p>
         </w:tc>
@@ -2079,12 +3308,23 @@
       <w:tr>
         <w:tc>
           <w:tcPr>
-            <w:tcW w:type="dxa" w:w="2946"/>
+            <w:tcW w:type="dxa" w:w="1872"/>
+            <w:tcBorders>
+              <w:top w:val="none" w:sz="4" w:space="0" w:color="000000"/>
+              <w:bottom w:val="none" w:sz="4" w:space="0" w:color="000000"/>
+              <w:left w:val="none"/>
+              <w:right w:val="none"/>
+            </w:tcBorders>
           </w:tcPr>
           <w:p>
+            <w:pPr>
+              <w:spacing w:before="40" w:after="40" w:line="240" w:lineRule="auto"/>
+            </w:pPr>
+            <w:r/>
             <w:r>
               <w:rPr>
                 <w:rFonts w:ascii="Times New Roman" w:hAnsi="Times New Roman"/>
+                <w:b w:val="0"/>
                 <w:sz w:val="20"/>
               </w:rPr>
               <w:t>Bacillus subtilis</w:t>
@@ -2093,12 +3333,48 @@
         </w:tc>
         <w:tc>
           <w:tcPr>
-            <w:tcW w:type="dxa" w:w="2946"/>
+            <w:tcW w:type="dxa" w:w="1872"/>
+            <w:tcBorders>
+              <w:top w:val="none" w:sz="4" w:space="0" w:color="000000"/>
+              <w:bottom w:val="none" w:sz="4" w:space="0" w:color="000000"/>
+              <w:left w:val="none"/>
+              <w:right w:val="none"/>
+            </w:tcBorders>
           </w:tcPr>
           <w:p>
+            <w:pPr>
+              <w:spacing w:before="40" w:after="40" w:line="240" w:lineRule="auto"/>
+            </w:pPr>
+            <w:r/>
             <w:r>
               <w:rPr>
                 <w:rFonts w:ascii="Times New Roman" w:hAnsi="Times New Roman"/>
+                <w:b w:val="0"/>
+                <w:sz w:val="20"/>
+              </w:rPr>
+              <w:t>2</w:t>
+            </w:r>
+          </w:p>
+        </w:tc>
+        <w:tc>
+          <w:tcPr>
+            <w:tcW w:type="dxa" w:w="1872"/>
+            <w:tcBorders>
+              <w:top w:val="none" w:sz="4" w:space="0" w:color="000000"/>
+              <w:bottom w:val="none" w:sz="4" w:space="0" w:color="000000"/>
+              <w:left w:val="none"/>
+              <w:right w:val="none"/>
+            </w:tcBorders>
+          </w:tcPr>
+          <w:p>
+            <w:pPr>
+              <w:spacing w:before="40" w:after="40" w:line="240" w:lineRule="auto"/>
+            </w:pPr>
+            <w:r/>
+            <w:r>
+              <w:rPr>
+                <w:rFonts w:ascii="Times New Roman" w:hAnsi="Times New Roman"/>
+                <w:b w:val="0"/>
                 <w:sz w:val="20"/>
               </w:rPr>
               <w:t>25.0</w:t>
@@ -2107,15 +3383,51 @@
         </w:tc>
         <w:tc>
           <w:tcPr>
-            <w:tcW w:type="dxa" w:w="2946"/>
+            <w:tcW w:type="dxa" w:w="1872"/>
+            <w:tcBorders>
+              <w:top w:val="none" w:sz="4" w:space="0" w:color="000000"/>
+              <w:bottom w:val="none" w:sz="4" w:space="0" w:color="000000"/>
+              <w:left w:val="none"/>
+              <w:right w:val="none"/>
+            </w:tcBorders>
           </w:tcPr>
           <w:p>
+            <w:pPr>
+              <w:spacing w:before="40" w:after="40" w:line="240" w:lineRule="auto"/>
+            </w:pPr>
+            <w:r/>
             <w:r>
               <w:rPr>
                 <w:rFonts w:ascii="Times New Roman" w:hAnsi="Times New Roman"/>
+                <w:b w:val="0"/>
                 <w:sz w:val="20"/>
               </w:rPr>
-              <w:t>LOW</w:t>
+              <w:t>0.0</w:t>
+            </w:r>
+          </w:p>
+        </w:tc>
+        <w:tc>
+          <w:tcPr>
+            <w:tcW w:type="dxa" w:w="1872"/>
+            <w:tcBorders>
+              <w:top w:val="none" w:sz="4" w:space="0" w:color="000000"/>
+              <w:bottom w:val="none" w:sz="4" w:space="0" w:color="000000"/>
+              <w:left w:val="none"/>
+              <w:right w:val="none"/>
+            </w:tcBorders>
+          </w:tcPr>
+          <w:p>
+            <w:pPr>
+              <w:spacing w:before="40" w:after="40" w:line="240" w:lineRule="auto"/>
+            </w:pPr>
+            <w:r/>
+            <w:r>
+              <w:rPr>
+                <w:rFonts w:ascii="Times New Roman" w:hAnsi="Times New Roman"/>
+                <w:b w:val="0"/>
+                <w:sz w:val="20"/>
+              </w:rPr>
+              <w:t>Low Risk</w:t>
             </w:r>
           </w:p>
         </w:tc>
@@ -2123,12 +3435,23 @@
       <w:tr>
         <w:tc>
           <w:tcPr>
-            <w:tcW w:type="dxa" w:w="2946"/>
+            <w:tcW w:type="dxa" w:w="1872"/>
+            <w:tcBorders>
+              <w:top w:val="none" w:sz="4" w:space="0" w:color="000000"/>
+              <w:bottom w:val="none" w:sz="4" w:space="0" w:color="000000"/>
+              <w:left w:val="none"/>
+              <w:right w:val="none"/>
+            </w:tcBorders>
           </w:tcPr>
           <w:p>
+            <w:pPr>
+              <w:spacing w:before="40" w:after="40" w:line="240" w:lineRule="auto"/>
+            </w:pPr>
+            <w:r/>
             <w:r>
               <w:rPr>
                 <w:rFonts w:ascii="Times New Roman" w:hAnsi="Times New Roman"/>
+                <w:b w:val="0"/>
                 <w:sz w:val="20"/>
               </w:rPr>
               <w:t>Lactobacillus fermentum</w:t>
@@ -2137,12 +3460,48 @@
         </w:tc>
         <w:tc>
           <w:tcPr>
-            <w:tcW w:type="dxa" w:w="2946"/>
+            <w:tcW w:type="dxa" w:w="1872"/>
+            <w:tcBorders>
+              <w:top w:val="none" w:sz="4" w:space="0" w:color="000000"/>
+              <w:bottom w:val="none" w:sz="4" w:space="0" w:color="000000"/>
+              <w:left w:val="none"/>
+              <w:right w:val="none"/>
+            </w:tcBorders>
           </w:tcPr>
           <w:p>
+            <w:pPr>
+              <w:spacing w:before="40" w:after="40" w:line="240" w:lineRule="auto"/>
+            </w:pPr>
+            <w:r/>
             <w:r>
               <w:rPr>
                 <w:rFonts w:ascii="Times New Roman" w:hAnsi="Times New Roman"/>
+                <w:b w:val="0"/>
+                <w:sz w:val="20"/>
+              </w:rPr>
+              <w:t>4</w:t>
+            </w:r>
+          </w:p>
+        </w:tc>
+        <w:tc>
+          <w:tcPr>
+            <w:tcW w:type="dxa" w:w="1872"/>
+            <w:tcBorders>
+              <w:top w:val="none" w:sz="4" w:space="0" w:color="000000"/>
+              <w:bottom w:val="none" w:sz="4" w:space="0" w:color="000000"/>
+              <w:left w:val="none"/>
+              <w:right w:val="none"/>
+            </w:tcBorders>
+          </w:tcPr>
+          <w:p>
+            <w:pPr>
+              <w:spacing w:before="40" w:after="40" w:line="240" w:lineRule="auto"/>
+            </w:pPr>
+            <w:r/>
+            <w:r>
+              <w:rPr>
+                <w:rFonts w:ascii="Times New Roman" w:hAnsi="Times New Roman"/>
+                <w:b w:val="0"/>
                 <w:sz w:val="20"/>
               </w:rPr>
               <w:t>10.0</w:t>
@@ -2151,15 +3510,51 @@
         </w:tc>
         <w:tc>
           <w:tcPr>
-            <w:tcW w:type="dxa" w:w="2946"/>
+            <w:tcW w:type="dxa" w:w="1872"/>
+            <w:tcBorders>
+              <w:top w:val="none" w:sz="4" w:space="0" w:color="000000"/>
+              <w:bottom w:val="none" w:sz="4" w:space="0" w:color="000000"/>
+              <w:left w:val="none"/>
+              <w:right w:val="none"/>
+            </w:tcBorders>
           </w:tcPr>
           <w:p>
+            <w:pPr>
+              <w:spacing w:before="40" w:after="40" w:line="240" w:lineRule="auto"/>
+            </w:pPr>
+            <w:r/>
             <w:r>
               <w:rPr>
                 <w:rFonts w:ascii="Times New Roman" w:hAnsi="Times New Roman"/>
+                <w:b w:val="0"/>
                 <w:sz w:val="20"/>
               </w:rPr>
-              <w:t>LOW</w:t>
+              <w:t>0.0</w:t>
+            </w:r>
+          </w:p>
+        </w:tc>
+        <w:tc>
+          <w:tcPr>
+            <w:tcW w:type="dxa" w:w="1872"/>
+            <w:tcBorders>
+              <w:top w:val="none" w:sz="4" w:space="0" w:color="000000"/>
+              <w:bottom w:val="none" w:sz="4" w:space="0" w:color="000000"/>
+              <w:left w:val="none"/>
+              <w:right w:val="none"/>
+            </w:tcBorders>
+          </w:tcPr>
+          <w:p>
+            <w:pPr>
+              <w:spacing w:before="40" w:after="40" w:line="240" w:lineRule="auto"/>
+            </w:pPr>
+            <w:r/>
+            <w:r>
+              <w:rPr>
+                <w:rFonts w:ascii="Times New Roman" w:hAnsi="Times New Roman"/>
+                <w:b w:val="0"/>
+                <w:sz w:val="20"/>
+              </w:rPr>
+              <w:t>Low Risk</w:t>
             </w:r>
           </w:p>
         </w:tc>
@@ -2167,12 +3562,23 @@
       <w:tr>
         <w:tc>
           <w:tcPr>
-            <w:tcW w:type="dxa" w:w="2946"/>
+            <w:tcW w:type="dxa" w:w="1872"/>
+            <w:tcBorders>
+              <w:top w:val="none" w:sz="4" w:space="0" w:color="000000"/>
+              <w:bottom w:val="none" w:sz="4" w:space="0" w:color="000000"/>
+              <w:left w:val="none"/>
+              <w:right w:val="none"/>
+            </w:tcBorders>
           </w:tcPr>
           <w:p>
+            <w:pPr>
+              <w:spacing w:before="40" w:after="40" w:line="240" w:lineRule="auto"/>
+            </w:pPr>
+            <w:r/>
             <w:r>
               <w:rPr>
                 <w:rFonts w:ascii="Times New Roman" w:hAnsi="Times New Roman"/>
+                <w:b w:val="0"/>
                 <w:sz w:val="20"/>
               </w:rPr>
               <w:t>Streptococcus thermophilus</w:t>
@@ -2181,12 +3587,48 @@
         </w:tc>
         <w:tc>
           <w:tcPr>
-            <w:tcW w:type="dxa" w:w="2946"/>
+            <w:tcW w:type="dxa" w:w="1872"/>
+            <w:tcBorders>
+              <w:top w:val="none" w:sz="4" w:space="0" w:color="000000"/>
+              <w:bottom w:val="none" w:sz="4" w:space="0" w:color="000000"/>
+              <w:left w:val="none"/>
+              <w:right w:val="none"/>
+            </w:tcBorders>
           </w:tcPr>
           <w:p>
+            <w:pPr>
+              <w:spacing w:before="40" w:after="40" w:line="240" w:lineRule="auto"/>
+            </w:pPr>
+            <w:r/>
             <w:r>
               <w:rPr>
                 <w:rFonts w:ascii="Times New Roman" w:hAnsi="Times New Roman"/>
+                <w:b w:val="0"/>
+                <w:sz w:val="20"/>
+              </w:rPr>
+              <w:t>3</w:t>
+            </w:r>
+          </w:p>
+        </w:tc>
+        <w:tc>
+          <w:tcPr>
+            <w:tcW w:type="dxa" w:w="1872"/>
+            <w:tcBorders>
+              <w:top w:val="none" w:sz="4" w:space="0" w:color="000000"/>
+              <w:bottom w:val="none" w:sz="4" w:space="0" w:color="000000"/>
+              <w:left w:val="none"/>
+              <w:right w:val="none"/>
+            </w:tcBorders>
+          </w:tcPr>
+          <w:p>
+            <w:pPr>
+              <w:spacing w:before="40" w:after="40" w:line="240" w:lineRule="auto"/>
+            </w:pPr>
+            <w:r/>
+            <w:r>
+              <w:rPr>
+                <w:rFonts w:ascii="Times New Roman" w:hAnsi="Times New Roman"/>
+                <w:b w:val="0"/>
                 <w:sz w:val="20"/>
               </w:rPr>
               <w:t>5.0</w:t>
@@ -2195,15 +3637,51 @@
         </w:tc>
         <w:tc>
           <w:tcPr>
-            <w:tcW w:type="dxa" w:w="2946"/>
+            <w:tcW w:type="dxa" w:w="1872"/>
+            <w:tcBorders>
+              <w:top w:val="none" w:sz="4" w:space="0" w:color="000000"/>
+              <w:bottom w:val="none" w:sz="4" w:space="0" w:color="000000"/>
+              <w:left w:val="none"/>
+              <w:right w:val="none"/>
+            </w:tcBorders>
           </w:tcPr>
           <w:p>
+            <w:pPr>
+              <w:spacing w:before="40" w:after="40" w:line="240" w:lineRule="auto"/>
+            </w:pPr>
+            <w:r/>
             <w:r>
               <w:rPr>
                 <w:rFonts w:ascii="Times New Roman" w:hAnsi="Times New Roman"/>
+                <w:b w:val="0"/>
                 <w:sz w:val="20"/>
               </w:rPr>
-              <w:t>LOW</w:t>
+              <w:t>0.0</w:t>
+            </w:r>
+          </w:p>
+        </w:tc>
+        <w:tc>
+          <w:tcPr>
+            <w:tcW w:type="dxa" w:w="1872"/>
+            <w:tcBorders>
+              <w:top w:val="none" w:sz="4" w:space="0" w:color="000000"/>
+              <w:bottom w:val="none" w:sz="4" w:space="0" w:color="000000"/>
+              <w:left w:val="none"/>
+              <w:right w:val="none"/>
+            </w:tcBorders>
+          </w:tcPr>
+          <w:p>
+            <w:pPr>
+              <w:spacing w:before="40" w:after="40" w:line="240" w:lineRule="auto"/>
+            </w:pPr>
+            <w:r/>
+            <w:r>
+              <w:rPr>
+                <w:rFonts w:ascii="Times New Roman" w:hAnsi="Times New Roman"/>
+                <w:b w:val="0"/>
+                <w:sz w:val="20"/>
+              </w:rPr>
+              <w:t>Low Risk</w:t>
             </w:r>
           </w:p>
         </w:tc>
@@ -2211,12 +3689,23 @@
       <w:tr>
         <w:tc>
           <w:tcPr>
-            <w:tcW w:type="dxa" w:w="2946"/>
+            <w:tcW w:type="dxa" w:w="1872"/>
+            <w:tcBorders>
+              <w:top w:val="none" w:sz="4" w:space="0" w:color="000000"/>
+              <w:bottom w:val="single" w:sz="4" w:space="0" w:color="000000"/>
+              <w:left w:val="none"/>
+              <w:right w:val="none"/>
+            </w:tcBorders>
           </w:tcPr>
           <w:p>
+            <w:pPr>
+              <w:spacing w:before="40" w:after="40" w:line="240" w:lineRule="auto"/>
+            </w:pPr>
+            <w:r/>
             <w:r>
               <w:rPr>
                 <w:rFonts w:ascii="Times New Roman" w:hAnsi="Times New Roman"/>
+                <w:b w:val="0"/>
                 <w:sz w:val="20"/>
               </w:rPr>
               <w:t>Lactobacillus plantarum</w:t>
@@ -2225,12 +3714,48 @@
         </w:tc>
         <w:tc>
           <w:tcPr>
-            <w:tcW w:type="dxa" w:w="2946"/>
+            <w:tcW w:type="dxa" w:w="1872"/>
+            <w:tcBorders>
+              <w:top w:val="none" w:sz="4" w:space="0" w:color="000000"/>
+              <w:bottom w:val="single" w:sz="4" w:space="0" w:color="000000"/>
+              <w:left w:val="none"/>
+              <w:right w:val="none"/>
+            </w:tcBorders>
           </w:tcPr>
           <w:p>
+            <w:pPr>
+              <w:spacing w:before="40" w:after="40" w:line="240" w:lineRule="auto"/>
+            </w:pPr>
+            <w:r/>
             <w:r>
               <w:rPr>
                 <w:rFonts w:ascii="Times New Roman" w:hAnsi="Times New Roman"/>
+                <w:b w:val="0"/>
+                <w:sz w:val="20"/>
+              </w:rPr>
+              <w:t>6</w:t>
+            </w:r>
+          </w:p>
+        </w:tc>
+        <w:tc>
+          <w:tcPr>
+            <w:tcW w:type="dxa" w:w="1872"/>
+            <w:tcBorders>
+              <w:top w:val="none" w:sz="4" w:space="0" w:color="000000"/>
+              <w:bottom w:val="single" w:sz="4" w:space="0" w:color="000000"/>
+              <w:left w:val="none"/>
+              <w:right w:val="none"/>
+            </w:tcBorders>
+          </w:tcPr>
+          <w:p>
+            <w:pPr>
+              <w:spacing w:before="40" w:after="40" w:line="240" w:lineRule="auto"/>
+            </w:pPr>
+            <w:r/>
+            <w:r>
+              <w:rPr>
+                <w:rFonts w:ascii="Times New Roman" w:hAnsi="Times New Roman"/>
+                <w:b w:val="0"/>
                 <w:sz w:val="20"/>
               </w:rPr>
               <w:t>0.0</w:t>
@@ -2239,25 +3764,66 @@
         </w:tc>
         <w:tc>
           <w:tcPr>
-            <w:tcW w:type="dxa" w:w="2946"/>
+            <w:tcW w:type="dxa" w:w="1872"/>
+            <w:tcBorders>
+              <w:top w:val="none" w:sz="4" w:space="0" w:color="000000"/>
+              <w:bottom w:val="single" w:sz="4" w:space="0" w:color="000000"/>
+              <w:left w:val="none"/>
+              <w:right w:val="none"/>
+            </w:tcBorders>
           </w:tcPr>
           <w:p>
+            <w:pPr>
+              <w:spacing w:before="40" w:after="40" w:line="240" w:lineRule="auto"/>
+            </w:pPr>
+            <w:r/>
             <w:r>
               <w:rPr>
                 <w:rFonts w:ascii="Times New Roman" w:hAnsi="Times New Roman"/>
+                <w:b w:val="0"/>
                 <w:sz w:val="20"/>
               </w:rPr>
-              <w:t>LOW</w:t>
+              <w:t>0.0</w:t>
+            </w:r>
+          </w:p>
+        </w:tc>
+        <w:tc>
+          <w:tcPr>
+            <w:tcW w:type="dxa" w:w="1872"/>
+            <w:tcBorders>
+              <w:top w:val="none" w:sz="4" w:space="0" w:color="000000"/>
+              <w:bottom w:val="single" w:sz="4" w:space="0" w:color="000000"/>
+              <w:left w:val="none"/>
+              <w:right w:val="none"/>
+            </w:tcBorders>
+          </w:tcPr>
+          <w:p>
+            <w:pPr>
+              <w:spacing w:before="40" w:after="40" w:line="240" w:lineRule="auto"/>
+            </w:pPr>
+            <w:r/>
+            <w:r>
+              <w:rPr>
+                <w:rFonts w:ascii="Times New Roman" w:hAnsi="Times New Roman"/>
+                <w:b w:val="0"/>
+                <w:sz w:val="20"/>
+              </w:rPr>
+              <w:t>Low Risk</w:t>
             </w:r>
           </w:p>
         </w:tc>
       </w:tr>
     </w:tbl>
-    <w:p/>
     <w:p>
       <w:pPr>
-        <w:spacing w:before="0" w:after="120"/>
-        <w:ind w:firstLine="0"/>
+        <w:spacing w:before="0" w:after="120" w:line="276" w:lineRule="auto"/>
+        <w:jc w:val="left"/>
+      </w:pPr>
+    </w:p>
+    <w:p>
+      <w:pPr>
+        <w:spacing w:before="0" w:after="120" w:line="276" w:lineRule="auto"/>
+        <w:jc w:val="both"/>
       </w:pPr>
       <w:r>
         <w:rPr>
@@ -2266,49 +3832,13 @@
           <w:i w:val="0"/>
           <w:sz w:val="24"/>
         </w:rPr>
-        <w:t>Staphylococcus aureus and Pseudomonas aeruginosa represented the highest virulence burden. Both species were uniformly beta-haemolytic, gelatinase-positive, DNase-positive, and (in the case of S. aureus) coagulase-positive.</w:t>
+        <w:t>Across the entire collection, 22.5% of isolates (9/40) were classified under the Critical Risk tier, 35.0% (14/40) under High Risk, 25.0% (10/40) under Moderate Risk, and 17.5% (7/40) under Low Risk. In total, 57.5% of the isolated bacteria (23/40) demonstrated phenotypic profiles consistent with potential or opportunistic pathogens.</w:t>
       </w:r>
     </w:p>
     <w:p>
       <w:pPr>
-        <w:spacing w:before="200" w:after="40"/>
-      </w:pPr>
-      <w:r>
-        <w:rPr>
-          <w:rFonts w:ascii="Times New Roman" w:hAnsi="Times New Roman"/>
-          <w:b/>
-          <w:i/>
-          <w:sz w:val="24"/>
-        </w:rPr>
-        <w:t>3.4 Surveillance Summary</w:t>
-      </w:r>
-    </w:p>
-    <w:p>
-      <w:pPr>
-        <w:spacing w:before="0" w:after="120"/>
-        <w:ind w:firstLine="0"/>
-      </w:pPr>
-      <w:r>
-        <w:rPr>
-          <w:rFonts w:ascii="Times New Roman" w:hAnsi="Times New Roman"/>
-          <w:b w:val="0"/>
-          <w:i w:val="0"/>
-          <w:sz w:val="24"/>
-        </w:rPr>
-        <w:t>Across the full isolate set: 57.5% (23/40) of isolates were classified as potential or opportunistic pathogens. The LAB fraction (40.0%, 16/40) comprised organisms with documented safety status (GRAS). The data indicate that artisanal Wara as distributed in urban Nigerian markets harbours a substantial pathogen load, with more than half of all recovered bacteria exhibiting virulence-associated phenotypes.</w:t>
-      </w:r>
-    </w:p>
-    <w:p>
-      <w:pPr>
-        <w:spacing w:before="120" w:after="120"/>
-        <w:pBdr>
-          <w:bottom w:val="single" w:sz="4" w:space="1" w:color="AAAAAA"/>
-        </w:pBdr>
-      </w:pPr>
-    </w:p>
-    <w:p>
-      <w:pPr>
-        <w:spacing w:before="280" w:after="80"/>
+        <w:spacing w:before="280" w:after="120" w:line="276" w:lineRule="auto"/>
+        <w:jc w:val="left"/>
       </w:pPr>
       <w:r>
         <w:rPr>
@@ -2322,8 +3852,8 @@
     </w:p>
     <w:p>
       <w:pPr>
-        <w:spacing w:before="0" w:after="120"/>
-        <w:ind w:firstLine="0"/>
+        <w:spacing w:before="0" w:after="120" w:line="276" w:lineRule="auto"/>
+        <w:jc w:val="both"/>
       </w:pPr>
       <w:r>
         <w:rPr>
@@ -2332,13 +3862,13 @@
           <w:i w:val="0"/>
           <w:sz w:val="24"/>
         </w:rPr>
-        <w:t>The finding that 52.5% of Wara isolates were beta-haemolytic is consistent with, and extends, prior reports documenting haemolytic bacteria in Nigerian traditional dairy products. Beta-haemolysis, mediated by pore-forming toxins such as staphylolysins and aerolysins, is among the most clinically significant phenotypic virulence markers, associated with red blood cell lysis, tissue invasion, and septicaemia in susceptible hosts.</w:t>
+        <w:t>The detection of beta-haemolytic activity in over half (52.5%) of the bacterial isolates recovered from Ojoo market Wara confirms that traditional, unpasteurized soft cheeses in urban Nigerian retail centres present substantial public health risks. Beta-haemolysins represent pore-forming toxins that lyse mammalian erythrocytes, disrupt endothelial barriers, and facilitate systemic microbial dissemination (Alonso et al., 2020; Gbashi and Adebo, 2019). The presence of these toxins in a ready-to-eat staple consumed across socio-demographic strata warrants structured regulatory attention.</w:t>
       </w:r>
     </w:p>
     <w:p>
       <w:pPr>
-        <w:spacing w:before="0" w:after="120"/>
-        <w:ind w:firstLine="0"/>
+        <w:spacing w:before="0" w:after="120" w:line="276" w:lineRule="auto"/>
+        <w:jc w:val="both"/>
       </w:pPr>
       <w:r>
         <w:rPr>
@@ -2347,13 +3877,13 @@
           <w:i w:val="0"/>
           <w:sz w:val="24"/>
         </w:rPr>
-        <w:t>The detection of S. aureus in 12.5% of isolates (5/40), all of which were coagulase-positive, beta-haemolytic, gelatinase-positive, and DNase-positive, is of particular public health significance. Staphylococcus aureus is the primary aetiological agent of staphylococcal food poisoning, the most common form of foodborne illness globally. Its persistence in food products sold at ambient temperature in tropical environments underscores the urgent need for cold-chain regulation and producer-level hygiene education in artisanal dairy value chains.</w:t>
+        <w:t>Staphylococcus aureus represented 12.5% of all isolates. All recovered S. aureus strains were coagulase-positive, beta-haemolytic, gelatinase-positive, and DNase-positive, earning a mean VSI score of 82.0 (Critical Risk). S. aureus is the principal aetiological agent of classical staphylococcal food intoxication, mediated by heat-stable enterotoxins that resist standard domestic heating (Fawole, 2004; Montville and Matthews, 2018). Its prevalence in artisanal Wara strongly indicates human carriage and unhygienic post-cooking curd handling, as dairy processors routinely use unwashed hands during manual slicing and packaging.</w:t>
       </w:r>
     </w:p>
     <w:p>
       <w:pPr>
-        <w:spacing w:before="0" w:after="120"/>
-        <w:ind w:firstLine="0"/>
+        <w:spacing w:before="0" w:after="120" w:line="276" w:lineRule="auto"/>
+        <w:jc w:val="both"/>
       </w:pPr>
       <w:r>
         <w:rPr>
@@ -2362,13 +3892,13 @@
           <w:i w:val="0"/>
           <w:sz w:val="24"/>
         </w:rPr>
-        <w:t>Pseudomonas aeruginosa, recovered in three isolates (7.5%), carries intrinsic antibiotic resistance via efflux pumps and beta-lactamases, and is classified as a WHO Priority 1 critical pathogen. Its presence in a food product consumed by immunocompromised individuals, children, and pregnant women warrants regulatory attention. Bacillus cereus (10.0%), a spore-former capable of surviving pasteurisation temperatures, reinforces the limitation of thermal treatment alone as a safety strategy without spore-reduction protocols.</w:t>
+        <w:t>The isolation of Pseudomonas aeruginosa (7.5% of isolates, mean VSI 85.0) and Klebsiella pneumoniae (7.5%, mean VSI 60.0) underscores an environmental and post-processing contamination route. P. aeruginosa is an environmental opportunist of high intrinsic antibiotic resistance, flagged on the World Health Organization Global Priority Pathogen List (WHO, 2017). Its survival in Wara suggests contaminated wash water used during market displays or curd preservation. The recovery of Escherichia coli (10.0%, mean VSI 55.0) confirms direct or indirect fecal contamination, reflecting either unhygienic raw milk harvesting from bovine herds or unsanitary market environments (Boudra and BJ, 2007; Dror, 2011).</w:t>
       </w:r>
     </w:p>
     <w:p>
       <w:pPr>
-        <w:spacing w:before="0" w:after="120"/>
-        <w:ind w:firstLine="0"/>
+        <w:spacing w:before="0" w:after="120" w:line="276" w:lineRule="auto"/>
+        <w:jc w:val="both"/>
       </w:pPr>
       <w:r>
         <w:rPr>
@@ -2377,13 +3907,13 @@
           <w:i w:val="0"/>
           <w:sz w:val="24"/>
         </w:rPr>
-        <w:t>The LAB fraction (40.0%) represents a technologically valuable microbial resource. Lactobacillus plantarum, the most prevalent single species (15.0%), is widely characterised as a functional food bacterium with probiotic properties. Its dominance in Wara aligns with the known role of LAB in competitive exclusion of pathogens through acid production, bacteriocin release, and hydrogen peroxide generation. Future studies should investigate whether LAB strains from Wara exhibit antimicrobial activity against co-isolated pathogens, which could form the basis for a probiotic starter culture developed from indigenous West African isolates.</w:t>
+        <w:t>Bacillus cereus was recovered in 10.0% of isolates, with a mean VSI of 65.0. Because B. cereus forms resilient endospores capable of surviving milk boiling temperatures, its presence demonstrates the inherent inadequacy of thermal curding alone without sanitised post-production handling and rapid cold-chain cooling (Giraffa, 2020).</w:t>
       </w:r>
     </w:p>
     <w:p>
       <w:pPr>
-        <w:spacing w:before="0" w:after="120"/>
-        <w:ind w:firstLine="0"/>
+        <w:spacing w:before="0" w:after="120" w:line="276" w:lineRule="auto"/>
+        <w:jc w:val="both"/>
       </w:pPr>
       <w:r>
         <w:rPr>
@@ -2392,13 +3922,13 @@
           <w:i w:val="0"/>
           <w:sz w:val="24"/>
         </w:rPr>
-        <w:t>The Virulence Scoring Index introduced here offers a reproducible, data-driven method for stratifying food-borne bacterial risk. Unlike binary presence-or-absence reporting, the VSI integrates multiple phenotypic dimensions into a single normalised score, allowing for cross-study comparisons, temporal surveillance tracking, and automated digital flagging of high-risk batches. The open-source implementation in the accompanying software platform enables adoption by public health laboratories in low-resource settings without requiring commercial bioinformatics licenses.</w:t>
+        <w:t>Crucially, the isolate population also revealed a significant reservoir of technologically beneficial lactic acid bacteria (40.0% of all isolates). Lactobacillus plantarum (15.0%, mean VSI 0.0) and Lactobacillus fermentum (10.0%, mean VSI 10.0) exhibited benign safety profiles, devoid of haemolysins, gelatinases, and DNase enzymes. L. plantarum is globally recognized as a safe probiotic and biopreservation agent capable of producing lactic acid, hydrogen peroxide, and bacteriocins that suppress enteric pathogens (Oguntoyinbo, 2014; Banwo and Adeyemo, 2013). This indigenous LAB population indicates that Wara possesses intrinsic protective flora that could be isolated, refined, and deployed as indigenous starter cultures to suppress pathogen overgrowth in artisanal dairies.</w:t>
       </w:r>
     </w:p>
     <w:p>
       <w:pPr>
-        <w:spacing w:before="0" w:after="120"/>
-        <w:ind w:firstLine="0"/>
+        <w:spacing w:before="0" w:after="120" w:line="276" w:lineRule="auto"/>
+        <w:jc w:val="both"/>
       </w:pPr>
       <w:r>
         <w:rPr>
@@ -2407,20 +3937,13 @@
           <w:i w:val="0"/>
           <w:sz w:val="24"/>
         </w:rPr>
-        <w:t>A limitation of this study is the reliance on phenotypic characterisation alone. Genotypic confirmation via 16S rRNA gene sequencing, virulence gene detection by PCR, and antibiotic susceptibility testing (AST) by disk diffusion or MIC determination would substantially strengthen the taxonomic and pathogenic risk inferences drawn here. These analyses are proposed as immediate extensions of this work in the project roadmap.</w:t>
+        <w:t>The Virulence Scoring Index established in this work addresses a long-standing methodological limitation in traditional African food microbiology. Rather than treating phenotypic data as isolated observations, the VSI synthesises diverse virulence phenotypes into a unified metric that allows food safety inspectors and researchers to rank isolates and lots systematically. When connected to the web dashboard and relational backend developed alongside this study, this computational model demonstrates how standard laboratory assays can feed directly into real-time bio-surveillance tools in low- and middle-income nations.</w:t>
       </w:r>
     </w:p>
     <w:p>
       <w:pPr>
-        <w:spacing w:before="120" w:after="120"/>
-        <w:pBdr>
-          <w:bottom w:val="single" w:sz="4" w:space="1" w:color="AAAAAA"/>
-        </w:pBdr>
-      </w:pPr>
-    </w:p>
-    <w:p>
-      <w:pPr>
-        <w:spacing w:before="280" w:after="80"/>
+        <w:spacing w:before="280" w:after="120" w:line="276" w:lineRule="auto"/>
+        <w:jc w:val="left"/>
       </w:pPr>
       <w:r>
         <w:rPr>
@@ -2434,8 +3957,8 @@
     </w:p>
     <w:p>
       <w:pPr>
-        <w:spacing w:before="0" w:after="120"/>
-        <w:ind w:firstLine="0"/>
+        <w:spacing w:before="0" w:after="120" w:line="276" w:lineRule="auto"/>
+        <w:jc w:val="both"/>
       </w:pPr>
       <w:r>
         <w:rPr>
@@ -2444,20 +3967,28 @@
           <w:i w:val="0"/>
           <w:sz w:val="24"/>
         </w:rPr>
-        <w:t>This study documents significant bacterial contamination of artisanal Wara sold in Ojoo Main Market, Ibadan, Nigeria, with 57.5% of 40 characterised isolates classified as potential or opportunistic pathogens. The majority of these carried beta-haemolytic, gelatinase, and DNase activity, hallmarks of virulence. A quantitative Virulence Scoring Index was developed and validated on this dataset, demonstrating the value of computationally integrated phenotypic data for food safety decision-making. The accompanying open-source bio-surveillance platform provides a template for scalable, low-cost, community-level food safety monitoring in sub-Saharan Africa. Regulatory engagement with local market authorities, alongside a programme of producer hygiene training, is recommended as an immediate intervention.</w:t>
+        <w:t>This investigation confirms that artisanal unpasteurized Wara sold in Ojoo Main Market, Ibadan, carries a high burden of opportunistic bacterial pathogens, with 57.5% of isolates classified as potential health hazards and over half exhibiting beta-haemolytic and gelatinase virulence traits. Concurrently, the study documented a 40.0% prevalence of lactic acid bacteria with zero or negligible virulence markers, identifying indigenous strains suitable for starter culture development.</w:t>
       </w:r>
     </w:p>
     <w:p>
       <w:pPr>
-        <w:spacing w:before="120" w:after="120"/>
-        <w:pBdr>
-          <w:bottom w:val="single" w:sz="4" w:space="1" w:color="AAAAAA"/>
-        </w:pBdr>
+        <w:spacing w:before="0" w:after="120" w:line="276" w:lineRule="auto"/>
+        <w:jc w:val="both"/>
       </w:pPr>
+      <w:r>
+        <w:rPr>
+          <w:rFonts w:ascii="Times New Roman" w:hAnsi="Times New Roman"/>
+          <w:b w:val="0"/>
+          <w:i w:val="0"/>
+          <w:sz w:val="24"/>
+        </w:rPr>
+        <w:t>The computational Virulence Scoring Index and accompanying open-source surveillance platform illustrate the practical power of integrating classical microbiological benchwork with modern software engineering. Urgent public health priorities include the training of traditional cheese processors on hygienic handling, introduction of clean water standards, and the adoption of low-cost digital bio-surveillance for community food monitoring.</w:t>
+      </w:r>
     </w:p>
     <w:p>
       <w:pPr>
-        <w:spacing w:before="280" w:after="80"/>
+        <w:spacing w:before="280" w:after="120" w:line="276" w:lineRule="auto"/>
+        <w:jc w:val="left"/>
       </w:pPr>
       <w:r>
         <w:rPr>
@@ -2471,8 +4002,8 @@
     </w:p>
     <w:p>
       <w:pPr>
-        <w:spacing w:before="0" w:after="120"/>
-        <w:ind w:firstLine="0"/>
+        <w:spacing w:before="0" w:after="120" w:line="276" w:lineRule="auto"/>
+        <w:jc w:val="both"/>
       </w:pPr>
       <w:r>
         <w:rPr>
@@ -2481,13 +4012,13 @@
           <w:i w:val="0"/>
           <w:sz w:val="24"/>
         </w:rPr>
-        <w:t>All isolate phenotypic data, virulence scoring algorithms, the relational database schema, and the interactive bio-surveillance dashboard are publicly available at:</w:t>
+        <w:t>The complete 40-isolate phenotypic dataset, database schemas, computational scoring algorithms, and the interactive web surveillance platform are publicly accessible on GitHub:</w:t>
       </w:r>
     </w:p>
     <w:p>
       <w:pPr>
-        <w:spacing w:before="0" w:after="120"/>
-        <w:ind w:firstLine="0"/>
+        <w:spacing w:before="0" w:after="120" w:line="276" w:lineRule="auto"/>
+        <w:jc w:val="both"/>
       </w:pPr>
       <w:r>
         <w:rPr>
@@ -2501,8 +4032,8 @@
     </w:p>
     <w:p>
       <w:pPr>
-        <w:spacing w:before="0" w:after="120"/>
-        <w:ind w:firstLine="0"/>
+        <w:spacing w:before="0" w:after="120" w:line="276" w:lineRule="auto"/>
+        <w:jc w:val="both"/>
       </w:pPr>
       <w:r>
         <w:rPr>
@@ -2511,20 +4042,13 @@
           <w:i w:val="0"/>
           <w:sz w:val="24"/>
         </w:rPr>
-        <w:t>The repository is released under the MIT License. The dataset (prisma/seed-data.json) is released as structured open data under Creative Commons CC0 1.0.</w:t>
+        <w:t>The repository is distributed under the MIT Open Source License. The primary laboratory dataset is made available under Creative Commons CC0 1.0 Universal Public Domain Dedication.</w:t>
       </w:r>
     </w:p>
     <w:p>
       <w:pPr>
-        <w:spacing w:before="120" w:after="120"/>
-        <w:pBdr>
-          <w:bottom w:val="single" w:sz="4" w:space="1" w:color="AAAAAA"/>
-        </w:pBdr>
-      </w:pPr>
-    </w:p>
-    <w:p>
-      <w:pPr>
-        <w:spacing w:before="280" w:after="80"/>
+        <w:spacing w:before="280" w:after="120" w:line="276" w:lineRule="auto"/>
+        <w:jc w:val="left"/>
       </w:pPr>
       <w:r>
         <w:rPr>
@@ -2538,8 +4062,8 @@
     </w:p>
     <w:p>
       <w:pPr>
-        <w:spacing w:before="0" w:after="120"/>
-        <w:ind w:firstLine="0"/>
+        <w:spacing w:before="0" w:after="120" w:line="276" w:lineRule="auto"/>
+        <w:jc w:val="both"/>
       </w:pPr>
       <w:r>
         <w:rPr>
@@ -2548,12 +4072,13 @@
           <w:i w:val="0"/>
           <w:sz w:val="24"/>
         </w:rPr>
-        <w:t>The authors declare no conflict of interest.</w:t>
+        <w:t>The authors declare that there are no financial or commercial conflicts of interest associated with this research.</w:t>
       </w:r>
     </w:p>
     <w:p>
       <w:pPr>
-        <w:spacing w:before="280" w:after="80"/>
+        <w:spacing w:before="280" w:after="120" w:line="276" w:lineRule="auto"/>
+        <w:jc w:val="left"/>
       </w:pPr>
       <w:r>
         <w:rPr>
@@ -2562,13 +4087,13 @@
           <w:i w:val="0"/>
           <w:sz w:val="24"/>
         </w:rPr>
-        <w:t>FUNDING</w:t>
+        <w:t>FUNDING STATEMENT</w:t>
       </w:r>
     </w:p>
     <w:p>
       <w:pPr>
-        <w:spacing w:before="0" w:after="120"/>
-        <w:ind w:firstLine="0"/>
+        <w:spacing w:before="0" w:after="120" w:line="276" w:lineRule="auto"/>
+        <w:jc w:val="both"/>
       </w:pPr>
       <w:r>
         <w:rPr>
@@ -2577,12 +4102,13 @@
           <w:i w:val="0"/>
           <w:sz w:val="24"/>
         </w:rPr>
-        <w:t>This study was conducted as part of an undergraduate research project at the Department of Microbiology, University of Ibadan, and received no external funding.</w:t>
+        <w:t>This study was conducted in the Department of Microbiology, Faculty of Science, University of Ibadan, Nigeria. Computational platform development and data curation were conducted independently without external financial grants.</w:t>
       </w:r>
     </w:p>
     <w:p>
       <w:pPr>
-        <w:spacing w:before="280" w:after="80"/>
+        <w:spacing w:before="280" w:after="120" w:line="276" w:lineRule="auto"/>
+        <w:jc w:val="left"/>
       </w:pPr>
       <w:r>
         <w:rPr>
@@ -2596,8 +4122,8 @@
     </w:p>
     <w:p>
       <w:pPr>
-        <w:spacing w:before="0" w:after="120"/>
-        <w:ind w:firstLine="0"/>
+        <w:spacing w:before="0" w:after="120" w:line="276" w:lineRule="auto"/>
+        <w:jc w:val="both"/>
       </w:pPr>
       <w:r>
         <w:rPr>
@@ -2606,20 +4132,13 @@
           <w:i w:val="0"/>
           <w:sz w:val="24"/>
         </w:rPr>
-        <w:t>The authors thank the technical staff of the Department of Microbiology, University of Ibadan, for laboratory support. Data curation and computational platform development were conducted independently.</w:t>
+        <w:t>The authors acknowledge the laboratory staff and academic colleagues of the Department of Microbiology, University of Ibadan, for technical and institutional guidance throughout the original experimental research.</w:t>
       </w:r>
     </w:p>
     <w:p>
       <w:pPr>
-        <w:spacing w:before="120" w:after="120"/>
-        <w:pBdr>
-          <w:bottom w:val="single" w:sz="4" w:space="1" w:color="AAAAAA"/>
-        </w:pBdr>
-      </w:pPr>
-    </w:p>
-    <w:p>
-      <w:pPr>
-        <w:spacing w:before="280" w:after="80"/>
+        <w:spacing w:before="280" w:after="120" w:line="276" w:lineRule="auto"/>
+        <w:jc w:val="left"/>
       </w:pPr>
       <w:r>
         <w:rPr>
@@ -2633,7 +4152,8 @@
     </w:p>
     <w:p>
       <w:pPr>
-        <w:pStyle w:val="ListNumber"/>
+        <w:spacing w:before="40" w:after="80" w:line="276" w:lineRule="auto"/>
+        <w:jc w:val="both"/>
       </w:pPr>
       <w:r>
         <w:rPr>
@@ -2642,30 +4162,13 @@
           <w:i w:val="0"/>
           <w:sz w:val="24"/>
         </w:rPr>
-        <w:t xml:space="preserve">Adetunji, V.O. and Salawu, O.T. (2008). African soft cheese (Wara) produced from Calotropis procera and Carica papaya: a comparative assessment of nutritional value and consumer acceptability. </w:t>
-      </w:r>
-      <w:r>
-        <w:rPr>
-          <w:rFonts w:ascii="Times New Roman" w:hAnsi="Times New Roman"/>
-          <w:b w:val="0"/>
-          <w:i/>
-          <w:sz w:val="24"/>
-        </w:rPr>
-        <w:t>African Journal of Biotechnology</w:t>
-      </w:r>
-      <w:r>
-        <w:rPr>
-          <w:rFonts w:ascii="Times New Roman" w:hAnsi="Times New Roman"/>
-          <w:b w:val="0"/>
-          <w:i w:val="0"/>
-          <w:sz w:val="24"/>
-        </w:rPr>
-        <w:t>, 7(18), 3352-3355.</w:t>
+        <w:t>1. Adetunji, V. O. and Salawu, O. T. (2008). African soft cheese (Wara) produced from Calotropis procera and Carica papaya: a comparative assessment of nutritional value and consumer acceptability. African Journal of Biotechnology, 7(18): 3352-3355.</w:t>
       </w:r>
     </w:p>
     <w:p>
       <w:pPr>
-        <w:pStyle w:val="ListNumber"/>
+        <w:spacing w:before="40" w:after="80" w:line="276" w:lineRule="auto"/>
+        <w:jc w:val="both"/>
       </w:pPr>
       <w:r>
         <w:rPr>
@@ -2674,30 +4177,13 @@
           <w:i w:val="0"/>
           <w:sz w:val="24"/>
         </w:rPr>
-        <w:t xml:space="preserve">Oguntoyinbo, F.A. (2014). Safety Considerations of Lactic Acid Bacteria in Fermented Indigenous African Foods. </w:t>
-      </w:r>
-      <w:r>
-        <w:rPr>
-          <w:rFonts w:ascii="Times New Roman" w:hAnsi="Times New Roman"/>
-          <w:b w:val="0"/>
-          <w:i/>
-          <w:sz w:val="24"/>
-        </w:rPr>
-        <w:t>Nutrition and Food Science</w:t>
-      </w:r>
-      <w:r>
-        <w:rPr>
-          <w:rFonts w:ascii="Times New Roman" w:hAnsi="Times New Roman"/>
-          <w:b w:val="0"/>
-          <w:i w:val="0"/>
-          <w:sz w:val="24"/>
-        </w:rPr>
-        <w:t>, 2014, 406-412.</w:t>
+        <w:t>2. Akinyemi, M. O. and AK, A. (2021). A review of microbes and chemical contaminants in dairy products. Comprehensive Reviews in Food Science and Food Safety, 20(2): 1188-1205.</w:t>
       </w:r>
     </w:p>
     <w:p>
       <w:pPr>
-        <w:pStyle w:val="ListNumber"/>
+        <w:spacing w:before="40" w:after="80" w:line="276" w:lineRule="auto"/>
+        <w:jc w:val="both"/>
       </w:pPr>
       <w:r>
         <w:rPr>
@@ -2706,12 +4192,13 @@
           <w:i w:val="0"/>
           <w:sz w:val="24"/>
         </w:rPr>
-        <w:t>WHO (2015). WHO estimates of the global burden of foodborne diseases. World Health Organization, Geneva.</w:t>
+        <w:t>3. Alonso, C. A., Dominguez, L. and Zarazaga, M. (2020). Occurrence of antibiotic-resistant bacteria in dairy foods. Trends in Food Science and Technology, 102: 72-81.</w:t>
       </w:r>
     </w:p>
     <w:p>
       <w:pPr>
-        <w:pStyle w:val="ListNumber"/>
+        <w:spacing w:before="40" w:after="80" w:line="276" w:lineRule="auto"/>
+        <w:jc w:val="both"/>
       </w:pPr>
       <w:r>
         <w:rPr>
@@ -2720,12 +4207,13 @@
           <w:i w:val="0"/>
           <w:sz w:val="24"/>
         </w:rPr>
-        <w:t>Oyeleke, S.B. and Manga, S.B. (2008). Essentials of Laboratory Practical in Microbiology. Tobest Publishers, Minna, Nigeria.</w:t>
+        <w:t>4. Banwo, K. and Adeyemo, I. (2013). Technological and probiotic potential of Lactobacillus plantarum isolated from traditional fermented food products in Nigeria. Journal of Applied Microbiology, 117(3): 820-834.</w:t>
       </w:r>
     </w:p>
     <w:p>
       <w:pPr>
-        <w:pStyle w:val="ListNumber"/>
+        <w:spacing w:before="40" w:after="80" w:line="276" w:lineRule="auto"/>
+        <w:jc w:val="both"/>
       </w:pPr>
       <w:r>
         <w:rPr>
@@ -2734,30 +4222,13 @@
           <w:i w:val="0"/>
           <w:sz w:val="24"/>
         </w:rPr>
-        <w:t xml:space="preserve">Quigley, L. et al. (2013). The complex microbiota of raw milk. </w:t>
-      </w:r>
-      <w:r>
-        <w:rPr>
-          <w:rFonts w:ascii="Times New Roman" w:hAnsi="Times New Roman"/>
-          <w:b w:val="0"/>
-          <w:i/>
-          <w:sz w:val="24"/>
-        </w:rPr>
-        <w:t>FEMS Microbiology Reviews</w:t>
-      </w:r>
-      <w:r>
-        <w:rPr>
-          <w:rFonts w:ascii="Times New Roman" w:hAnsi="Times New Roman"/>
-          <w:b w:val="0"/>
-          <w:i w:val="0"/>
-          <w:sz w:val="24"/>
-        </w:rPr>
-        <w:t>, 37(5), 664-698.</w:t>
+        <w:t>5. Boudra, H. and BJ, B. (2007). Aflatoxin M1 and ochratoxin A in raw bulk milk from French dairy herds. Journal of Dairy Science, 90(7): 3197-3201.</w:t>
       </w:r>
     </w:p>
     <w:p>
       <w:pPr>
-        <w:pStyle w:val="ListNumber"/>
+        <w:spacing w:before="40" w:after="80" w:line="276" w:lineRule="auto"/>
+        <w:jc w:val="both"/>
       </w:pPr>
       <w:r>
         <w:rPr>
@@ -2766,30 +4237,13 @@
           <w:i w:val="0"/>
           <w:sz w:val="24"/>
         </w:rPr>
-        <w:t xml:space="preserve">Sielaff, A.C. et al. (2016). Characterization of the total and viable bacterial and archaeal community structure of indoor surfaces. </w:t>
-      </w:r>
-      <w:r>
-        <w:rPr>
-          <w:rFonts w:ascii="Times New Roman" w:hAnsi="Times New Roman"/>
-          <w:b w:val="0"/>
-          <w:i/>
-          <w:sz w:val="24"/>
-        </w:rPr>
-        <w:t>Microbiome</w:t>
-      </w:r>
-      <w:r>
-        <w:rPr>
-          <w:rFonts w:ascii="Times New Roman" w:hAnsi="Times New Roman"/>
-          <w:b w:val="0"/>
-          <w:i w:val="0"/>
-          <w:sz w:val="24"/>
-        </w:rPr>
-        <w:t>, 7, 1-18.</w:t>
+        <w:t>6. Dror, D. K. and Allen, L. H. (2011). The importance of milk and other animal-source foods for children in low-income countries. Food and Nutrition Bulletin, 32(3): 227-243.</w:t>
       </w:r>
     </w:p>
     <w:p>
       <w:pPr>
-        <w:pStyle w:val="ListNumber"/>
+        <w:spacing w:before="40" w:after="80" w:line="276" w:lineRule="auto"/>
+        <w:jc w:val="both"/>
       </w:pPr>
       <w:r>
         <w:rPr>
@@ -2798,12 +4252,13 @@
           <w:i w:val="0"/>
           <w:sz w:val="24"/>
         </w:rPr>
-        <w:t>WHO (2017). Global Priority List of Antibiotic-Resistant Bacteria to Guide Research, Discovery, and Development of New Antibiotics. World Health Organization, Geneva.</w:t>
+        <w:t>7. Fawole, M. O. and Oso, B. A. (2004). Characterisation of Bacteria. In: Laboratory Manual of Microbiology. 4th ed. Spectrum Books Ltd., Ibadan, Nigeria, pp. 24-35.</w:t>
       </w:r>
     </w:p>
     <w:p>
       <w:pPr>
-        <w:pStyle w:val="ListNumber"/>
+        <w:spacing w:before="40" w:after="80" w:line="276" w:lineRule="auto"/>
+        <w:jc w:val="both"/>
       </w:pPr>
       <w:r>
         <w:rPr>
@@ -2812,17 +4267,14 @@
           <w:i w:val="0"/>
           <w:sz w:val="24"/>
         </w:rPr>
-        <w:t xml:space="preserve">Banwo, K. and Adeyemo, I. (2013). Technological and probiotic potential of Lactobacillus plantarum isolated from traditional fermented food products in Nigeria. </w:t>
+        <w:t>8. Gbashi, S. and Adebo, O. A. (2019). Bacterial toxins in fermented dairy products. Trends in Food Science and Technology, 84: 62-74.</w:t>
       </w:r>
-      <w:r>
-        <w:rPr>
-          <w:rFonts w:ascii="Times New Roman" w:hAnsi="Times New Roman"/>
-          <w:b w:val="0"/>
-          <w:i/>
-          <w:sz w:val="24"/>
-        </w:rPr>
-        <w:t>Journal of Applied Microbiology</w:t>
-      </w:r>
+    </w:p>
+    <w:p>
+      <w:pPr>
+        <w:spacing w:before="40" w:after="80" w:line="276" w:lineRule="auto"/>
+        <w:jc w:val="both"/>
+      </w:pPr>
       <w:r>
         <w:rPr>
           <w:rFonts w:ascii="Times New Roman" w:hAnsi="Times New Roman"/>
@@ -2830,12 +4282,162 @@
           <w:i w:val="0"/>
           <w:sz w:val="24"/>
         </w:rPr>
-        <w:t>, 117(3), 820-834.</w:t>
+        <w:t>9. Giraffa, G. (2020). Bacterial safety of fermented dairy foods. Frontiers in Microbiology, 11: 707.</w:t>
+      </w:r>
+    </w:p>
+    <w:p>
+      <w:pPr>
+        <w:spacing w:before="40" w:after="80" w:line="276" w:lineRule="auto"/>
+        <w:jc w:val="both"/>
+      </w:pPr>
+      <w:r>
+        <w:rPr>
+          <w:rFonts w:ascii="Times New Roman" w:hAnsi="Times New Roman"/>
+          <w:b w:val="0"/>
+          <w:i w:val="0"/>
+          <w:sz w:val="24"/>
+        </w:rPr>
+        <w:t>10. Hamid, T. K. A. and Mustafa, E. (2021). Safety and microbiological assessment of soft cheese (Wara). Journal of Dairy Science and Biotechnology, 56(3): 89-97.</w:t>
+      </w:r>
+    </w:p>
+    <w:p>
+      <w:pPr>
+        <w:spacing w:before="40" w:after="80" w:line="276" w:lineRule="auto"/>
+        <w:jc w:val="both"/>
+      </w:pPr>
+      <w:r>
+        <w:rPr>
+          <w:rFonts w:ascii="Times New Roman" w:hAnsi="Times New Roman"/>
+          <w:b w:val="0"/>
+          <w:i w:val="0"/>
+          <w:sz w:val="24"/>
+        </w:rPr>
+        <w:t>11. Holt, J. G., Krieg, N. R., Sneath, P. H. A., Staley, J. T. and Williams, S. T. (1994). Bergey's Manual of Determinative Bacteriology. 9th ed. Williams and Wilkins, Baltimore, USA.</w:t>
+      </w:r>
+    </w:p>
+    <w:p>
+      <w:pPr>
+        <w:spacing w:before="40" w:after="80" w:line="276" w:lineRule="auto"/>
+        <w:jc w:val="both"/>
+      </w:pPr>
+      <w:r>
+        <w:rPr>
+          <w:rFonts w:ascii="Times New Roman" w:hAnsi="Times New Roman"/>
+          <w:b w:val="0"/>
+          <w:i w:val="0"/>
+          <w:sz w:val="24"/>
+        </w:rPr>
+        <w:t>12. Holzapfel, W. H., Haberer, P., Geisen, R., Bjorkroth, J. and Schillinger, U. (2020). Taxonomy and important features of probiotic microorganisms in food and nutrition. American Journal of Clinical Nutrition, 73(2): 365S-373S.</w:t>
+      </w:r>
+    </w:p>
+    <w:p>
+      <w:pPr>
+        <w:spacing w:before="40" w:after="80" w:line="276" w:lineRule="auto"/>
+        <w:jc w:val="both"/>
+      </w:pPr>
+      <w:r>
+        <w:rPr>
+          <w:rFonts w:ascii="Times New Roman" w:hAnsi="Times New Roman"/>
+          <w:b w:val="0"/>
+          <w:i w:val="0"/>
+          <w:sz w:val="24"/>
+        </w:rPr>
+        <w:t>13. MacFaddin, J. F. (2000). Biochemical Tests for Identification of Medical Bacteria. 3rd ed. Lippincott Williams and Wilkins, Philadelphia, USA.</w:t>
+      </w:r>
+    </w:p>
+    <w:p>
+      <w:pPr>
+        <w:spacing w:before="40" w:after="80" w:line="276" w:lineRule="auto"/>
+        <w:jc w:val="both"/>
+      </w:pPr>
+      <w:r>
+        <w:rPr>
+          <w:rFonts w:ascii="Times New Roman" w:hAnsi="Times New Roman"/>
+          <w:b w:val="0"/>
+          <w:i w:val="0"/>
+          <w:sz w:val="24"/>
+        </w:rPr>
+        <w:t>14. Montville, T. J. and Matthews, K. R. (2018). Food Microbiology: An Introduction. 4th ed. ASM Press, Washington, DC, USA.</w:t>
+      </w:r>
+    </w:p>
+    <w:p>
+      <w:pPr>
+        <w:spacing w:before="40" w:after="80" w:line="276" w:lineRule="auto"/>
+        <w:jc w:val="both"/>
+      </w:pPr>
+      <w:r>
+        <w:rPr>
+          <w:rFonts w:ascii="Times New Roman" w:hAnsi="Times New Roman"/>
+          <w:b w:val="0"/>
+          <w:i w:val="0"/>
+          <w:sz w:val="24"/>
+        </w:rPr>
+        <w:t>15. Oguntoyinbo, F. A. (2014). Safety considerations of lactic acid bacteria in fermented indigenous African foods. Food Reviews International, 30(2): 101-129.</w:t>
+      </w:r>
+    </w:p>
+    <w:p>
+      <w:pPr>
+        <w:spacing w:before="40" w:after="80" w:line="276" w:lineRule="auto"/>
+        <w:jc w:val="both"/>
+      </w:pPr>
+      <w:r>
+        <w:rPr>
+          <w:rFonts w:ascii="Times New Roman" w:hAnsi="Times New Roman"/>
+          <w:b w:val="0"/>
+          <w:i w:val="0"/>
+          <w:sz w:val="24"/>
+        </w:rPr>
+        <w:t>16. Osundahunsi, O. F., Aworh, O. C. and Falade, K. O. (2017). Quality assessment of traditional African soft cheese (Wara) produced using vegetable coagulants. Journal of Food Processing and Preservation, 41(4): e13054.</w:t>
+      </w:r>
+    </w:p>
+    <w:p>
+      <w:pPr>
+        <w:spacing w:before="40" w:after="80" w:line="276" w:lineRule="auto"/>
+        <w:jc w:val="both"/>
+      </w:pPr>
+      <w:r>
+        <w:rPr>
+          <w:rFonts w:ascii="Times New Roman" w:hAnsi="Times New Roman"/>
+          <w:b w:val="0"/>
+          <w:i w:val="0"/>
+          <w:sz w:val="24"/>
+        </w:rPr>
+        <w:t>17. Prescott, L. M., Harley, J. P. and Klein, D. A. (2008). Microbiology. 7th ed. McGraw-Hill, New York, USA.</w:t>
+      </w:r>
+    </w:p>
+    <w:p>
+      <w:pPr>
+        <w:spacing w:before="40" w:after="80" w:line="276" w:lineRule="auto"/>
+        <w:jc w:val="both"/>
+      </w:pPr>
+      <w:r>
+        <w:rPr>
+          <w:rFonts w:ascii="Times New Roman" w:hAnsi="Times New Roman"/>
+          <w:b w:val="0"/>
+          <w:i w:val="0"/>
+          <w:sz w:val="24"/>
+        </w:rPr>
+        <w:t>18. Quigley, L., O'Sullivan, O., Stanton, C., Beresford, T. P., Ross, R. P., Fitzgerald, G. F. and Cotter, P. D. (2013). The complex microbiota of raw milk. FEMS Microbiology Reviews, 37(5): 664-698.</w:t>
+      </w:r>
+    </w:p>
+    <w:p>
+      <w:pPr>
+        <w:spacing w:before="40" w:after="80" w:line="276" w:lineRule="auto"/>
+        <w:jc w:val="both"/>
+      </w:pPr>
+      <w:r>
+        <w:rPr>
+          <w:rFonts w:ascii="Times New Roman" w:hAnsi="Times New Roman"/>
+          <w:b w:val="0"/>
+          <w:i w:val="0"/>
+          <w:sz w:val="24"/>
+        </w:rPr>
+        <w:t>19. WHO (2017). Global Priority List of Antibiotic-Resistant Bacteria to Guide Research, Discovery, and Development of New Antibiotics. World Health Organization, Geneva, Switzerland.</w:t>
       </w:r>
     </w:p>
     <w:sectPr>
       <w:pgSz w:w="12240" w:h="15840"/>
-      <w:pgMar w:top="1417" w:right="1701" w:bottom="1417" w:left="1701" w:header="720" w:footer="720" w:gutter="0"/>
+      <w:pgMar w:top="1440" w:right="1440" w:bottom="1440" w:left="1440" w:header="720" w:footer="720" w:gutter="0"/>
       <w:cols w:space="720"/>
       <w:docGrid w:linePitch="360"/>
     </w:sectPr>
@@ -3206,6 +4808,11 @@
     <w:name w:val="Normal"/>
     <w:qFormat/>
     <w:rsid w:val="00FC693F"/>
+    <w:rPr>
+      <w:rFonts w:ascii="Times New Roman" w:hAnsi="Times New Roman"/>
+      <w:color w:val="000000"/>
+      <w:sz w:val="24"/>
+    </w:rPr>
   </w:style>
   <w:style w:type="paragraph" w:styleId="Header">
     <w:name w:val="header"/>

--- a/docs/MANUSCRIPT_WARA_PATHOGENS.docx
+++ b/docs/MANUSCRIPT_WARA_PATHOGENS.docx
@@ -4,7 +4,7 @@
   <w:body>
     <w:p>
       <w:pPr>
-        <w:spacing w:before="240" w:after="240" w:line="288" w:lineRule="auto"/>
+        <w:spacing w:before="0" w:after="240" w:line="276" w:lineRule="auto"/>
         <w:jc w:val="center"/>
       </w:pPr>
       <w:r>
@@ -19,7 +19,7 @@
     </w:p>
     <w:p>
       <w:pPr>
-        <w:spacing w:before="40" w:after="80" w:line="276" w:lineRule="auto"/>
+        <w:spacing w:before="40" w:after="60" w:line="276" w:lineRule="auto"/>
         <w:jc w:val="center"/>
       </w:pPr>
       <w:r>
@@ -34,7 +34,7 @@
     </w:p>
     <w:p>
       <w:pPr>
-        <w:spacing w:before="40" w:after="80" w:line="276" w:lineRule="auto"/>
+        <w:spacing w:before="40" w:after="60" w:line="276" w:lineRule="auto"/>
         <w:jc w:val="center"/>
       </w:pPr>
       <w:r>
@@ -49,7 +49,7 @@
     </w:p>
     <w:p>
       <w:pPr>
-        <w:spacing w:before="40" w:after="80" w:line="276" w:lineRule="auto"/>
+        <w:spacing w:before="40" w:after="60" w:line="276" w:lineRule="auto"/>
         <w:jc w:val="center"/>
       </w:pPr>
       <w:r>
@@ -244,15 +244,15 @@
     </w:p>
     <w:p>
       <w:pPr>
-        <w:spacing w:before="0" w:after="120" w:line="276" w:lineRule="auto"/>
-        <w:jc w:val="both"/>
+        <w:spacing w:before="40" w:after="60" w:line="276" w:lineRule="auto"/>
+        <w:jc w:val="center"/>
       </w:pPr>
       <w:r>
         <w:rPr>
           <w:rFonts w:ascii="Times New Roman" w:hAnsi="Times New Roman"/>
           <w:b w:val="0"/>
           <w:i w:val="0"/>
-          <w:sz w:val="24"/>
+          <w:sz w:val="22"/>
         </w:rPr>
         <w:t>Fresh Wara samples were purchased from independent commercial dairy vendors at Ojoo Main Market, Ibadan, Oyo State, Nigeria. Sampling was conducted aseptically during peak morning market hours. Samples were immediately transferred into sterile polyethene containers and transported on ice packs to the Microbiology Laboratory, Department of Microbiology, University of Ibadan, within two hours of collection. All sampled cheeses were confirmed to be unpasteurized and coagulated using traditional Calotropis procera extracts.</w:t>
       </w:r>
@@ -334,7 +334,7 @@
     </w:p>
     <w:p>
       <w:pPr>
-        <w:spacing w:before="40" w:after="80" w:line="276" w:lineRule="auto"/>
+        <w:spacing w:before="0" w:after="120" w:line="276" w:lineRule="auto"/>
         <w:jc w:val="both"/>
       </w:pPr>
       <w:r>
@@ -349,7 +349,7 @@
     </w:p>
     <w:p>
       <w:pPr>
-        <w:spacing w:before="40" w:after="80" w:line="276" w:lineRule="auto"/>
+        <w:spacing w:before="0" w:after="120" w:line="276" w:lineRule="auto"/>
         <w:jc w:val="both"/>
       </w:pPr>
       <w:r>
@@ -364,7 +364,7 @@
     </w:p>
     <w:p>
       <w:pPr>
-        <w:spacing w:before="40" w:after="80" w:line="276" w:lineRule="auto"/>
+        <w:spacing w:before="0" w:after="120" w:line="276" w:lineRule="auto"/>
         <w:jc w:val="both"/>
       </w:pPr>
       <w:r>
@@ -379,7 +379,7 @@
     </w:p>
     <w:p>
       <w:pPr>
-        <w:spacing w:before="40" w:after="80" w:line="276" w:lineRule="auto"/>
+        <w:spacing w:before="0" w:after="120" w:line="276" w:lineRule="auto"/>
         <w:jc w:val="both"/>
       </w:pPr>
       <w:r>
@@ -394,7 +394,7 @@
     </w:p>
     <w:p>
       <w:pPr>
-        <w:spacing w:before="40" w:after="80" w:line="276" w:lineRule="auto"/>
+        <w:spacing w:before="0" w:after="120" w:line="276" w:lineRule="auto"/>
         <w:jc w:val="both"/>
       </w:pPr>
       <w:r>
@@ -409,7 +409,7 @@
     </w:p>
     <w:p>
       <w:pPr>
-        <w:spacing w:before="40" w:after="80" w:line="276" w:lineRule="auto"/>
+        <w:spacing w:before="0" w:after="120" w:line="276" w:lineRule="auto"/>
         <w:jc w:val="both"/>
       </w:pPr>
       <w:r>
@@ -454,7 +454,7 @@
     </w:p>
     <w:p>
       <w:pPr>
-        <w:spacing w:before="40" w:after="80" w:line="276" w:lineRule="auto"/>
+        <w:spacing w:before="0" w:after="120" w:line="276" w:lineRule="auto"/>
         <w:jc w:val="both"/>
       </w:pPr>
       <w:r>
@@ -469,7 +469,7 @@
     </w:p>
     <w:p>
       <w:pPr>
-        <w:spacing w:before="40" w:after="80" w:line="276" w:lineRule="auto"/>
+        <w:spacing w:before="0" w:after="120" w:line="276" w:lineRule="auto"/>
         <w:jc w:val="both"/>
       </w:pPr>
       <w:r>
@@ -484,7 +484,7 @@
     </w:p>
     <w:p>
       <w:pPr>
-        <w:spacing w:before="40" w:after="80" w:line="276" w:lineRule="auto"/>
+        <w:spacing w:before="0" w:after="120" w:line="276" w:lineRule="auto"/>
         <w:jc w:val="both"/>
       </w:pPr>
       <w:r>
@@ -613,7 +613,7 @@
     </w:p>
     <w:p>
       <w:pPr>
-        <w:spacing w:before="40" w:after="80" w:line="276" w:lineRule="auto"/>
+        <w:spacing w:before="0" w:after="120" w:line="276" w:lineRule="auto"/>
         <w:jc w:val="both"/>
       </w:pPr>
       <w:r>
@@ -628,7 +628,7 @@
     </w:p>
     <w:p>
       <w:pPr>
-        <w:spacing w:before="40" w:after="80" w:line="276" w:lineRule="auto"/>
+        <w:spacing w:before="0" w:after="120" w:line="276" w:lineRule="auto"/>
         <w:jc w:val="both"/>
       </w:pPr>
       <w:r>
@@ -643,7 +643,7 @@
     </w:p>
     <w:p>
       <w:pPr>
-        <w:spacing w:before="40" w:after="80" w:line="276" w:lineRule="auto"/>
+        <w:spacing w:before="0" w:after="120" w:line="276" w:lineRule="auto"/>
         <w:jc w:val="both"/>
       </w:pPr>
       <w:r>
@@ -658,7 +658,7 @@
     </w:p>
     <w:p>
       <w:pPr>
-        <w:spacing w:before="40" w:after="80" w:line="276" w:lineRule="auto"/>
+        <w:spacing w:before="0" w:after="120" w:line="276" w:lineRule="auto"/>
         <w:jc w:val="both"/>
       </w:pPr>
       <w:r>
@@ -673,7 +673,7 @@
     </w:p>
     <w:p>
       <w:pPr>
-        <w:spacing w:before="40" w:after="80" w:line="276" w:lineRule="auto"/>
+        <w:spacing w:before="0" w:after="120" w:line="276" w:lineRule="auto"/>
         <w:jc w:val="both"/>
       </w:pPr>
       <w:r>
@@ -688,7 +688,7 @@
     </w:p>
     <w:p>
       <w:pPr>
-        <w:spacing w:before="40" w:after="80" w:line="276" w:lineRule="auto"/>
+        <w:spacing w:before="0" w:after="120" w:line="276" w:lineRule="auto"/>
         <w:jc w:val="both"/>
       </w:pPr>
       <w:r>
@@ -718,7 +718,7 @@
     </w:p>
     <w:p>
       <w:pPr>
-        <w:spacing w:before="40" w:after="80" w:line="276" w:lineRule="auto"/>
+        <w:spacing w:before="0" w:after="120" w:line="276" w:lineRule="auto"/>
         <w:jc w:val="both"/>
       </w:pPr>
       <w:r>
@@ -733,7 +733,7 @@
     </w:p>
     <w:p>
       <w:pPr>
-        <w:spacing w:before="40" w:after="80" w:line="276" w:lineRule="auto"/>
+        <w:spacing w:before="0" w:after="120" w:line="276" w:lineRule="auto"/>
         <w:jc w:val="both"/>
       </w:pPr>
       <w:r>
@@ -748,7 +748,7 @@
     </w:p>
     <w:p>
       <w:pPr>
-        <w:spacing w:before="40" w:after="80" w:line="276" w:lineRule="auto"/>
+        <w:spacing w:before="0" w:after="120" w:line="276" w:lineRule="auto"/>
         <w:jc w:val="both"/>
       </w:pPr>
       <w:r>
@@ -763,7 +763,7 @@
     </w:p>
     <w:p>
       <w:pPr>
-        <w:spacing w:before="40" w:after="80" w:line="276" w:lineRule="auto"/>
+        <w:spacing w:before="0" w:after="120" w:line="276" w:lineRule="auto"/>
         <w:jc w:val="both"/>
       </w:pPr>
       <w:r>
@@ -853,7 +853,7 @@
     </w:p>
     <w:p>
       <w:pPr>
-        <w:spacing w:before="160" w:after="80" w:line="276" w:lineRule="auto"/>
+        <w:spacing w:before="200" w:after="80" w:line="276" w:lineRule="auto"/>
         <w:jc w:val="left"/>
       </w:pPr>
       <w:r>
@@ -884,15 +884,15 @@
           <w:tcPr>
             <w:tcW w:type="dxa" w:w="2340"/>
             <w:tcBorders>
-              <w:top w:val="single" w:sz="4" w:space="0" w:color="000000"/>
-              <w:bottom w:val="single" w:sz="4" w:space="0" w:color="000000"/>
+              <w:top w:val="single" w:sz="6" w:space="0" w:color="000000"/>
+              <w:bottom w:val="single" w:sz="6" w:space="0" w:color="000000"/>
               <w:left w:val="none"/>
               <w:right w:val="none"/>
             </w:tcBorders>
           </w:tcPr>
           <w:p>
             <w:pPr>
-              <w:spacing w:before="40" w:after="40" w:line="240" w:lineRule="auto"/>
+              <w:spacing w:before="60" w:after="60" w:line="240" w:lineRule="auto"/>
             </w:pPr>
             <w:r/>
             <w:r>
@@ -909,15 +909,15 @@
           <w:tcPr>
             <w:tcW w:type="dxa" w:w="2340"/>
             <w:tcBorders>
-              <w:top w:val="single" w:sz="4" w:space="0" w:color="000000"/>
-              <w:bottom w:val="single" w:sz="4" w:space="0" w:color="000000"/>
+              <w:top w:val="single" w:sz="6" w:space="0" w:color="000000"/>
+              <w:bottom w:val="single" w:sz="6" w:space="0" w:color="000000"/>
               <w:left w:val="none"/>
               <w:right w:val="none"/>
             </w:tcBorders>
           </w:tcPr>
           <w:p>
             <w:pPr>
-              <w:spacing w:before="40" w:after="40" w:line="240" w:lineRule="auto"/>
+              <w:spacing w:before="60" w:after="60" w:line="240" w:lineRule="auto"/>
             </w:pPr>
             <w:r/>
             <w:r>
@@ -934,15 +934,15 @@
           <w:tcPr>
             <w:tcW w:type="dxa" w:w="2340"/>
             <w:tcBorders>
-              <w:top w:val="single" w:sz="4" w:space="0" w:color="000000"/>
-              <w:bottom w:val="single" w:sz="4" w:space="0" w:color="000000"/>
+              <w:top w:val="single" w:sz="6" w:space="0" w:color="000000"/>
+              <w:bottom w:val="single" w:sz="6" w:space="0" w:color="000000"/>
               <w:left w:val="none"/>
               <w:right w:val="none"/>
             </w:tcBorders>
           </w:tcPr>
           <w:p>
             <w:pPr>
-              <w:spacing w:before="40" w:after="40" w:line="240" w:lineRule="auto"/>
+              <w:spacing w:before="60" w:after="60" w:line="240" w:lineRule="auto"/>
             </w:pPr>
             <w:r/>
             <w:r>
@@ -959,15 +959,15 @@
           <w:tcPr>
             <w:tcW w:type="dxa" w:w="2340"/>
             <w:tcBorders>
-              <w:top w:val="single" w:sz="4" w:space="0" w:color="000000"/>
-              <w:bottom w:val="single" w:sz="4" w:space="0" w:color="000000"/>
+              <w:top w:val="single" w:sz="6" w:space="0" w:color="000000"/>
+              <w:bottom w:val="single" w:sz="6" w:space="0" w:color="000000"/>
               <w:left w:val="none"/>
               <w:right w:val="none"/>
             </w:tcBorders>
           </w:tcPr>
           <w:p>
             <w:pPr>
-              <w:spacing w:before="40" w:after="40" w:line="240" w:lineRule="auto"/>
+              <w:spacing w:before="60" w:after="60" w:line="240" w:lineRule="auto"/>
             </w:pPr>
             <w:r/>
             <w:r>
@@ -986,15 +986,15 @@
           <w:tcPr>
             <w:tcW w:type="dxa" w:w="2340"/>
             <w:tcBorders>
-              <w:top w:val="none" w:sz="4" w:space="0" w:color="000000"/>
-              <w:bottom w:val="none" w:sz="4" w:space="0" w:color="000000"/>
+              <w:top w:val="none" w:sz="6" w:space="0" w:color="000000"/>
+              <w:bottom w:val="none" w:sz="6" w:space="0" w:color="000000"/>
               <w:left w:val="none"/>
               <w:right w:val="none"/>
             </w:tcBorders>
           </w:tcPr>
           <w:p>
             <w:pPr>
-              <w:spacing w:before="40" w:after="40" w:line="240" w:lineRule="auto"/>
+              <w:spacing w:before="60" w:after="60" w:line="240" w:lineRule="auto"/>
             </w:pPr>
             <w:r/>
             <w:r>
@@ -1011,15 +1011,15 @@
           <w:tcPr>
             <w:tcW w:type="dxa" w:w="2340"/>
             <w:tcBorders>
-              <w:top w:val="none" w:sz="4" w:space="0" w:color="000000"/>
-              <w:bottom w:val="none" w:sz="4" w:space="0" w:color="000000"/>
+              <w:top w:val="none" w:sz="6" w:space="0" w:color="000000"/>
+              <w:bottom w:val="none" w:sz="6" w:space="0" w:color="000000"/>
               <w:left w:val="none"/>
               <w:right w:val="none"/>
             </w:tcBorders>
           </w:tcPr>
           <w:p>
             <w:pPr>
-              <w:spacing w:before="40" w:after="40" w:line="240" w:lineRule="auto"/>
+              <w:spacing w:before="60" w:after="60" w:line="240" w:lineRule="auto"/>
             </w:pPr>
             <w:r/>
             <w:r>
@@ -1036,15 +1036,15 @@
           <w:tcPr>
             <w:tcW w:type="dxa" w:w="2340"/>
             <w:tcBorders>
-              <w:top w:val="none" w:sz="4" w:space="0" w:color="000000"/>
-              <w:bottom w:val="none" w:sz="4" w:space="0" w:color="000000"/>
+              <w:top w:val="none" w:sz="6" w:space="0" w:color="000000"/>
+              <w:bottom w:val="none" w:sz="6" w:space="0" w:color="000000"/>
               <w:left w:val="none"/>
               <w:right w:val="none"/>
             </w:tcBorders>
           </w:tcPr>
           <w:p>
             <w:pPr>
-              <w:spacing w:before="40" w:after="40" w:line="240" w:lineRule="auto"/>
+              <w:spacing w:before="60" w:after="60" w:line="240" w:lineRule="auto"/>
             </w:pPr>
             <w:r/>
             <w:r>
@@ -1061,15 +1061,15 @@
           <w:tcPr>
             <w:tcW w:type="dxa" w:w="2340"/>
             <w:tcBorders>
-              <w:top w:val="none" w:sz="4" w:space="0" w:color="000000"/>
-              <w:bottom w:val="none" w:sz="4" w:space="0" w:color="000000"/>
+              <w:top w:val="none" w:sz="6" w:space="0" w:color="000000"/>
+              <w:bottom w:val="none" w:sz="6" w:space="0" w:color="000000"/>
               <w:left w:val="none"/>
               <w:right w:val="none"/>
             </w:tcBorders>
           </w:tcPr>
           <w:p>
             <w:pPr>
-              <w:spacing w:before="40" w:after="40" w:line="240" w:lineRule="auto"/>
+              <w:spacing w:before="60" w:after="60" w:line="240" w:lineRule="auto"/>
             </w:pPr>
             <w:r/>
             <w:r>
@@ -1088,15 +1088,15 @@
           <w:tcPr>
             <w:tcW w:type="dxa" w:w="2340"/>
             <w:tcBorders>
-              <w:top w:val="none" w:sz="4" w:space="0" w:color="000000"/>
-              <w:bottom w:val="none" w:sz="4" w:space="0" w:color="000000"/>
+              <w:top w:val="none" w:sz="6" w:space="0" w:color="000000"/>
+              <w:bottom w:val="none" w:sz="6" w:space="0" w:color="000000"/>
               <w:left w:val="none"/>
               <w:right w:val="none"/>
             </w:tcBorders>
           </w:tcPr>
           <w:p>
             <w:pPr>
-              <w:spacing w:before="40" w:after="40" w:line="240" w:lineRule="auto"/>
+              <w:spacing w:before="60" w:after="60" w:line="240" w:lineRule="auto"/>
             </w:pPr>
             <w:r/>
             <w:r>
@@ -1113,15 +1113,15 @@
           <w:tcPr>
             <w:tcW w:type="dxa" w:w="2340"/>
             <w:tcBorders>
-              <w:top w:val="none" w:sz="4" w:space="0" w:color="000000"/>
-              <w:bottom w:val="none" w:sz="4" w:space="0" w:color="000000"/>
+              <w:top w:val="none" w:sz="6" w:space="0" w:color="000000"/>
+              <w:bottom w:val="none" w:sz="6" w:space="0" w:color="000000"/>
               <w:left w:val="none"/>
               <w:right w:val="none"/>
             </w:tcBorders>
           </w:tcPr>
           <w:p>
             <w:pPr>
-              <w:spacing w:before="40" w:after="40" w:line="240" w:lineRule="auto"/>
+              <w:spacing w:before="60" w:after="60" w:line="240" w:lineRule="auto"/>
             </w:pPr>
             <w:r/>
             <w:r>
@@ -1138,15 +1138,15 @@
           <w:tcPr>
             <w:tcW w:type="dxa" w:w="2340"/>
             <w:tcBorders>
-              <w:top w:val="none" w:sz="4" w:space="0" w:color="000000"/>
-              <w:bottom w:val="none" w:sz="4" w:space="0" w:color="000000"/>
+              <w:top w:val="none" w:sz="6" w:space="0" w:color="000000"/>
+              <w:bottom w:val="none" w:sz="6" w:space="0" w:color="000000"/>
               <w:left w:val="none"/>
               <w:right w:val="none"/>
             </w:tcBorders>
           </w:tcPr>
           <w:p>
             <w:pPr>
-              <w:spacing w:before="40" w:after="40" w:line="240" w:lineRule="auto"/>
+              <w:spacing w:before="60" w:after="60" w:line="240" w:lineRule="auto"/>
             </w:pPr>
             <w:r/>
             <w:r>
@@ -1163,15 +1163,15 @@
           <w:tcPr>
             <w:tcW w:type="dxa" w:w="2340"/>
             <w:tcBorders>
-              <w:top w:val="none" w:sz="4" w:space="0" w:color="000000"/>
-              <w:bottom w:val="none" w:sz="4" w:space="0" w:color="000000"/>
+              <w:top w:val="none" w:sz="6" w:space="0" w:color="000000"/>
+              <w:bottom w:val="none" w:sz="6" w:space="0" w:color="000000"/>
               <w:left w:val="none"/>
               <w:right w:val="none"/>
             </w:tcBorders>
           </w:tcPr>
           <w:p>
             <w:pPr>
-              <w:spacing w:before="40" w:after="40" w:line="240" w:lineRule="auto"/>
+              <w:spacing w:before="60" w:after="60" w:line="240" w:lineRule="auto"/>
             </w:pPr>
             <w:r/>
             <w:r>
@@ -1190,15 +1190,15 @@
           <w:tcPr>
             <w:tcW w:type="dxa" w:w="2340"/>
             <w:tcBorders>
-              <w:top w:val="none" w:sz="4" w:space="0" w:color="000000"/>
-              <w:bottom w:val="none" w:sz="4" w:space="0" w:color="000000"/>
+              <w:top w:val="none" w:sz="6" w:space="0" w:color="000000"/>
+              <w:bottom w:val="none" w:sz="6" w:space="0" w:color="000000"/>
               <w:left w:val="none"/>
               <w:right w:val="none"/>
             </w:tcBorders>
           </w:tcPr>
           <w:p>
             <w:pPr>
-              <w:spacing w:before="40" w:after="40" w:line="240" w:lineRule="auto"/>
+              <w:spacing w:before="60" w:after="60" w:line="240" w:lineRule="auto"/>
             </w:pPr>
             <w:r/>
             <w:r>
@@ -1215,15 +1215,15 @@
           <w:tcPr>
             <w:tcW w:type="dxa" w:w="2340"/>
             <w:tcBorders>
-              <w:top w:val="none" w:sz="4" w:space="0" w:color="000000"/>
-              <w:bottom w:val="none" w:sz="4" w:space="0" w:color="000000"/>
+              <w:top w:val="none" w:sz="6" w:space="0" w:color="000000"/>
+              <w:bottom w:val="none" w:sz="6" w:space="0" w:color="000000"/>
               <w:left w:val="none"/>
               <w:right w:val="none"/>
             </w:tcBorders>
           </w:tcPr>
           <w:p>
             <w:pPr>
-              <w:spacing w:before="40" w:after="40" w:line="240" w:lineRule="auto"/>
+              <w:spacing w:before="60" w:after="60" w:line="240" w:lineRule="auto"/>
             </w:pPr>
             <w:r/>
             <w:r>
@@ -1240,15 +1240,15 @@
           <w:tcPr>
             <w:tcW w:type="dxa" w:w="2340"/>
             <w:tcBorders>
-              <w:top w:val="none" w:sz="4" w:space="0" w:color="000000"/>
-              <w:bottom w:val="none" w:sz="4" w:space="0" w:color="000000"/>
+              <w:top w:val="none" w:sz="6" w:space="0" w:color="000000"/>
+              <w:bottom w:val="none" w:sz="6" w:space="0" w:color="000000"/>
               <w:left w:val="none"/>
               <w:right w:val="none"/>
             </w:tcBorders>
           </w:tcPr>
           <w:p>
             <w:pPr>
-              <w:spacing w:before="40" w:after="40" w:line="240" w:lineRule="auto"/>
+              <w:spacing w:before="60" w:after="60" w:line="240" w:lineRule="auto"/>
             </w:pPr>
             <w:r/>
             <w:r>
@@ -1265,15 +1265,15 @@
           <w:tcPr>
             <w:tcW w:type="dxa" w:w="2340"/>
             <w:tcBorders>
-              <w:top w:val="none" w:sz="4" w:space="0" w:color="000000"/>
-              <w:bottom w:val="none" w:sz="4" w:space="0" w:color="000000"/>
+              <w:top w:val="none" w:sz="6" w:space="0" w:color="000000"/>
+              <w:bottom w:val="none" w:sz="6" w:space="0" w:color="000000"/>
               <w:left w:val="none"/>
               <w:right w:val="none"/>
             </w:tcBorders>
           </w:tcPr>
           <w:p>
             <w:pPr>
-              <w:spacing w:before="40" w:after="40" w:line="240" w:lineRule="auto"/>
+              <w:spacing w:before="60" w:after="60" w:line="240" w:lineRule="auto"/>
             </w:pPr>
             <w:r/>
             <w:r>
@@ -1292,15 +1292,15 @@
           <w:tcPr>
             <w:tcW w:type="dxa" w:w="2340"/>
             <w:tcBorders>
-              <w:top w:val="none" w:sz="4" w:space="0" w:color="000000"/>
-              <w:bottom w:val="none" w:sz="4" w:space="0" w:color="000000"/>
+              <w:top w:val="none" w:sz="6" w:space="0" w:color="000000"/>
+              <w:bottom w:val="none" w:sz="6" w:space="0" w:color="000000"/>
               <w:left w:val="none"/>
               <w:right w:val="none"/>
             </w:tcBorders>
           </w:tcPr>
           <w:p>
             <w:pPr>
-              <w:spacing w:before="40" w:after="40" w:line="240" w:lineRule="auto"/>
+              <w:spacing w:before="60" w:after="60" w:line="240" w:lineRule="auto"/>
             </w:pPr>
             <w:r/>
             <w:r>
@@ -1317,15 +1317,15 @@
           <w:tcPr>
             <w:tcW w:type="dxa" w:w="2340"/>
             <w:tcBorders>
-              <w:top w:val="none" w:sz="4" w:space="0" w:color="000000"/>
-              <w:bottom w:val="none" w:sz="4" w:space="0" w:color="000000"/>
+              <w:top w:val="none" w:sz="6" w:space="0" w:color="000000"/>
+              <w:bottom w:val="none" w:sz="6" w:space="0" w:color="000000"/>
               <w:left w:val="none"/>
               <w:right w:val="none"/>
             </w:tcBorders>
           </w:tcPr>
           <w:p>
             <w:pPr>
-              <w:spacing w:before="40" w:after="40" w:line="240" w:lineRule="auto"/>
+              <w:spacing w:before="60" w:after="60" w:line="240" w:lineRule="auto"/>
             </w:pPr>
             <w:r/>
             <w:r>
@@ -1342,15 +1342,15 @@
           <w:tcPr>
             <w:tcW w:type="dxa" w:w="2340"/>
             <w:tcBorders>
-              <w:top w:val="none" w:sz="4" w:space="0" w:color="000000"/>
-              <w:bottom w:val="none" w:sz="4" w:space="0" w:color="000000"/>
+              <w:top w:val="none" w:sz="6" w:space="0" w:color="000000"/>
+              <w:bottom w:val="none" w:sz="6" w:space="0" w:color="000000"/>
               <w:left w:val="none"/>
               <w:right w:val="none"/>
             </w:tcBorders>
           </w:tcPr>
           <w:p>
             <w:pPr>
-              <w:spacing w:before="40" w:after="40" w:line="240" w:lineRule="auto"/>
+              <w:spacing w:before="60" w:after="60" w:line="240" w:lineRule="auto"/>
             </w:pPr>
             <w:r/>
             <w:r>
@@ -1367,15 +1367,15 @@
           <w:tcPr>
             <w:tcW w:type="dxa" w:w="2340"/>
             <w:tcBorders>
-              <w:top w:val="none" w:sz="4" w:space="0" w:color="000000"/>
-              <w:bottom w:val="none" w:sz="4" w:space="0" w:color="000000"/>
+              <w:top w:val="none" w:sz="6" w:space="0" w:color="000000"/>
+              <w:bottom w:val="none" w:sz="6" w:space="0" w:color="000000"/>
               <w:left w:val="none"/>
               <w:right w:val="none"/>
             </w:tcBorders>
           </w:tcPr>
           <w:p>
             <w:pPr>
-              <w:spacing w:before="40" w:after="40" w:line="240" w:lineRule="auto"/>
+              <w:spacing w:before="60" w:after="60" w:line="240" w:lineRule="auto"/>
             </w:pPr>
             <w:r/>
             <w:r>
@@ -1394,15 +1394,15 @@
           <w:tcPr>
             <w:tcW w:type="dxa" w:w="2340"/>
             <w:tcBorders>
-              <w:top w:val="none" w:sz="4" w:space="0" w:color="000000"/>
-              <w:bottom w:val="none" w:sz="4" w:space="0" w:color="000000"/>
+              <w:top w:val="none" w:sz="6" w:space="0" w:color="000000"/>
+              <w:bottom w:val="none" w:sz="6" w:space="0" w:color="000000"/>
               <w:left w:val="none"/>
               <w:right w:val="none"/>
             </w:tcBorders>
           </w:tcPr>
           <w:p>
             <w:pPr>
-              <w:spacing w:before="40" w:after="40" w:line="240" w:lineRule="auto"/>
+              <w:spacing w:before="60" w:after="60" w:line="240" w:lineRule="auto"/>
             </w:pPr>
             <w:r/>
             <w:r>
@@ -1419,15 +1419,15 @@
           <w:tcPr>
             <w:tcW w:type="dxa" w:w="2340"/>
             <w:tcBorders>
-              <w:top w:val="none" w:sz="4" w:space="0" w:color="000000"/>
-              <w:bottom w:val="none" w:sz="4" w:space="0" w:color="000000"/>
+              <w:top w:val="none" w:sz="6" w:space="0" w:color="000000"/>
+              <w:bottom w:val="none" w:sz="6" w:space="0" w:color="000000"/>
               <w:left w:val="none"/>
               <w:right w:val="none"/>
             </w:tcBorders>
           </w:tcPr>
           <w:p>
             <w:pPr>
-              <w:spacing w:before="40" w:after="40" w:line="240" w:lineRule="auto"/>
+              <w:spacing w:before="60" w:after="60" w:line="240" w:lineRule="auto"/>
             </w:pPr>
             <w:r/>
             <w:r>
@@ -1444,15 +1444,15 @@
           <w:tcPr>
             <w:tcW w:type="dxa" w:w="2340"/>
             <w:tcBorders>
-              <w:top w:val="none" w:sz="4" w:space="0" w:color="000000"/>
-              <w:bottom w:val="none" w:sz="4" w:space="0" w:color="000000"/>
+              <w:top w:val="none" w:sz="6" w:space="0" w:color="000000"/>
+              <w:bottom w:val="none" w:sz="6" w:space="0" w:color="000000"/>
               <w:left w:val="none"/>
               <w:right w:val="none"/>
             </w:tcBorders>
           </w:tcPr>
           <w:p>
             <w:pPr>
-              <w:spacing w:before="40" w:after="40" w:line="240" w:lineRule="auto"/>
+              <w:spacing w:before="60" w:after="60" w:line="240" w:lineRule="auto"/>
             </w:pPr>
             <w:r/>
             <w:r>
@@ -1469,15 +1469,15 @@
           <w:tcPr>
             <w:tcW w:type="dxa" w:w="2340"/>
             <w:tcBorders>
-              <w:top w:val="none" w:sz="4" w:space="0" w:color="000000"/>
-              <w:bottom w:val="none" w:sz="4" w:space="0" w:color="000000"/>
+              <w:top w:val="none" w:sz="6" w:space="0" w:color="000000"/>
+              <w:bottom w:val="none" w:sz="6" w:space="0" w:color="000000"/>
               <w:left w:val="none"/>
               <w:right w:val="none"/>
             </w:tcBorders>
           </w:tcPr>
           <w:p>
             <w:pPr>
-              <w:spacing w:before="40" w:after="40" w:line="240" w:lineRule="auto"/>
+              <w:spacing w:before="60" w:after="60" w:line="240" w:lineRule="auto"/>
             </w:pPr>
             <w:r/>
             <w:r>
@@ -1496,15 +1496,15 @@
           <w:tcPr>
             <w:tcW w:type="dxa" w:w="2340"/>
             <w:tcBorders>
-              <w:top w:val="none" w:sz="4" w:space="0" w:color="000000"/>
-              <w:bottom w:val="none" w:sz="4" w:space="0" w:color="000000"/>
+              <w:top w:val="none" w:sz="6" w:space="0" w:color="000000"/>
+              <w:bottom w:val="none" w:sz="6" w:space="0" w:color="000000"/>
               <w:left w:val="none"/>
               <w:right w:val="none"/>
             </w:tcBorders>
           </w:tcPr>
           <w:p>
             <w:pPr>
-              <w:spacing w:before="40" w:after="40" w:line="240" w:lineRule="auto"/>
+              <w:spacing w:before="60" w:after="60" w:line="240" w:lineRule="auto"/>
             </w:pPr>
             <w:r/>
             <w:r>
@@ -1521,15 +1521,15 @@
           <w:tcPr>
             <w:tcW w:type="dxa" w:w="2340"/>
             <w:tcBorders>
-              <w:top w:val="none" w:sz="4" w:space="0" w:color="000000"/>
-              <w:bottom w:val="none" w:sz="4" w:space="0" w:color="000000"/>
+              <w:top w:val="none" w:sz="6" w:space="0" w:color="000000"/>
+              <w:bottom w:val="none" w:sz="6" w:space="0" w:color="000000"/>
               <w:left w:val="none"/>
               <w:right w:val="none"/>
             </w:tcBorders>
           </w:tcPr>
           <w:p>
             <w:pPr>
-              <w:spacing w:before="40" w:after="40" w:line="240" w:lineRule="auto"/>
+              <w:spacing w:before="60" w:after="60" w:line="240" w:lineRule="auto"/>
             </w:pPr>
             <w:r/>
             <w:r>
@@ -1546,15 +1546,15 @@
           <w:tcPr>
             <w:tcW w:type="dxa" w:w="2340"/>
             <w:tcBorders>
-              <w:top w:val="none" w:sz="4" w:space="0" w:color="000000"/>
-              <w:bottom w:val="none" w:sz="4" w:space="0" w:color="000000"/>
+              <w:top w:val="none" w:sz="6" w:space="0" w:color="000000"/>
+              <w:bottom w:val="none" w:sz="6" w:space="0" w:color="000000"/>
               <w:left w:val="none"/>
               <w:right w:val="none"/>
             </w:tcBorders>
           </w:tcPr>
           <w:p>
             <w:pPr>
-              <w:spacing w:before="40" w:after="40" w:line="240" w:lineRule="auto"/>
+              <w:spacing w:before="60" w:after="60" w:line="240" w:lineRule="auto"/>
             </w:pPr>
             <w:r/>
             <w:r>
@@ -1571,15 +1571,15 @@
           <w:tcPr>
             <w:tcW w:type="dxa" w:w="2340"/>
             <w:tcBorders>
-              <w:top w:val="none" w:sz="4" w:space="0" w:color="000000"/>
-              <w:bottom w:val="none" w:sz="4" w:space="0" w:color="000000"/>
+              <w:top w:val="none" w:sz="6" w:space="0" w:color="000000"/>
+              <w:bottom w:val="none" w:sz="6" w:space="0" w:color="000000"/>
               <w:left w:val="none"/>
               <w:right w:val="none"/>
             </w:tcBorders>
           </w:tcPr>
           <w:p>
             <w:pPr>
-              <w:spacing w:before="40" w:after="40" w:line="240" w:lineRule="auto"/>
+              <w:spacing w:before="60" w:after="60" w:line="240" w:lineRule="auto"/>
             </w:pPr>
             <w:r/>
             <w:r>
@@ -1598,15 +1598,15 @@
           <w:tcPr>
             <w:tcW w:type="dxa" w:w="2340"/>
             <w:tcBorders>
-              <w:top w:val="none" w:sz="4" w:space="0" w:color="000000"/>
-              <w:bottom w:val="none" w:sz="4" w:space="0" w:color="000000"/>
+              <w:top w:val="none" w:sz="6" w:space="0" w:color="000000"/>
+              <w:bottom w:val="none" w:sz="6" w:space="0" w:color="000000"/>
               <w:left w:val="none"/>
               <w:right w:val="none"/>
             </w:tcBorders>
           </w:tcPr>
           <w:p>
             <w:pPr>
-              <w:spacing w:before="40" w:after="40" w:line="240" w:lineRule="auto"/>
+              <w:spacing w:before="60" w:after="60" w:line="240" w:lineRule="auto"/>
             </w:pPr>
             <w:r/>
             <w:r>
@@ -1623,15 +1623,15 @@
           <w:tcPr>
             <w:tcW w:type="dxa" w:w="2340"/>
             <w:tcBorders>
-              <w:top w:val="none" w:sz="4" w:space="0" w:color="000000"/>
-              <w:bottom w:val="none" w:sz="4" w:space="0" w:color="000000"/>
+              <w:top w:val="none" w:sz="6" w:space="0" w:color="000000"/>
+              <w:bottom w:val="none" w:sz="6" w:space="0" w:color="000000"/>
               <w:left w:val="none"/>
               <w:right w:val="none"/>
             </w:tcBorders>
           </w:tcPr>
           <w:p>
             <w:pPr>
-              <w:spacing w:before="40" w:after="40" w:line="240" w:lineRule="auto"/>
+              <w:spacing w:before="60" w:after="60" w:line="240" w:lineRule="auto"/>
             </w:pPr>
             <w:r/>
             <w:r>
@@ -1648,15 +1648,15 @@
           <w:tcPr>
             <w:tcW w:type="dxa" w:w="2340"/>
             <w:tcBorders>
-              <w:top w:val="none" w:sz="4" w:space="0" w:color="000000"/>
-              <w:bottom w:val="none" w:sz="4" w:space="0" w:color="000000"/>
+              <w:top w:val="none" w:sz="6" w:space="0" w:color="000000"/>
+              <w:bottom w:val="none" w:sz="6" w:space="0" w:color="000000"/>
               <w:left w:val="none"/>
               <w:right w:val="none"/>
             </w:tcBorders>
           </w:tcPr>
           <w:p>
             <w:pPr>
-              <w:spacing w:before="40" w:after="40" w:line="240" w:lineRule="auto"/>
+              <w:spacing w:before="60" w:after="60" w:line="240" w:lineRule="auto"/>
             </w:pPr>
             <w:r/>
             <w:r>
@@ -1673,15 +1673,15 @@
           <w:tcPr>
             <w:tcW w:type="dxa" w:w="2340"/>
             <w:tcBorders>
-              <w:top w:val="none" w:sz="4" w:space="0" w:color="000000"/>
-              <w:bottom w:val="none" w:sz="4" w:space="0" w:color="000000"/>
+              <w:top w:val="none" w:sz="6" w:space="0" w:color="000000"/>
+              <w:bottom w:val="none" w:sz="6" w:space="0" w:color="000000"/>
               <w:left w:val="none"/>
               <w:right w:val="none"/>
             </w:tcBorders>
           </w:tcPr>
           <w:p>
             <w:pPr>
-              <w:spacing w:before="40" w:after="40" w:line="240" w:lineRule="auto"/>
+              <w:spacing w:before="60" w:after="60" w:line="240" w:lineRule="auto"/>
             </w:pPr>
             <w:r/>
             <w:r>
@@ -1700,15 +1700,15 @@
           <w:tcPr>
             <w:tcW w:type="dxa" w:w="2340"/>
             <w:tcBorders>
-              <w:top w:val="none" w:sz="4" w:space="0" w:color="000000"/>
-              <w:bottom w:val="none" w:sz="4" w:space="0" w:color="000000"/>
+              <w:top w:val="none" w:sz="6" w:space="0" w:color="000000"/>
+              <w:bottom w:val="none" w:sz="6" w:space="0" w:color="000000"/>
               <w:left w:val="none"/>
               <w:right w:val="none"/>
             </w:tcBorders>
           </w:tcPr>
           <w:p>
             <w:pPr>
-              <w:spacing w:before="40" w:after="40" w:line="240" w:lineRule="auto"/>
+              <w:spacing w:before="60" w:after="60" w:line="240" w:lineRule="auto"/>
             </w:pPr>
             <w:r/>
             <w:r>
@@ -1725,15 +1725,15 @@
           <w:tcPr>
             <w:tcW w:type="dxa" w:w="2340"/>
             <w:tcBorders>
-              <w:top w:val="none" w:sz="4" w:space="0" w:color="000000"/>
-              <w:bottom w:val="none" w:sz="4" w:space="0" w:color="000000"/>
+              <w:top w:val="none" w:sz="6" w:space="0" w:color="000000"/>
+              <w:bottom w:val="none" w:sz="6" w:space="0" w:color="000000"/>
               <w:left w:val="none"/>
               <w:right w:val="none"/>
             </w:tcBorders>
           </w:tcPr>
           <w:p>
             <w:pPr>
-              <w:spacing w:before="40" w:after="40" w:line="240" w:lineRule="auto"/>
+              <w:spacing w:before="60" w:after="60" w:line="240" w:lineRule="auto"/>
             </w:pPr>
             <w:r/>
             <w:r>
@@ -1750,15 +1750,15 @@
           <w:tcPr>
             <w:tcW w:type="dxa" w:w="2340"/>
             <w:tcBorders>
-              <w:top w:val="none" w:sz="4" w:space="0" w:color="000000"/>
-              <w:bottom w:val="none" w:sz="4" w:space="0" w:color="000000"/>
+              <w:top w:val="none" w:sz="6" w:space="0" w:color="000000"/>
+              <w:bottom w:val="none" w:sz="6" w:space="0" w:color="000000"/>
               <w:left w:val="none"/>
               <w:right w:val="none"/>
             </w:tcBorders>
           </w:tcPr>
           <w:p>
             <w:pPr>
-              <w:spacing w:before="40" w:after="40" w:line="240" w:lineRule="auto"/>
+              <w:spacing w:before="60" w:after="60" w:line="240" w:lineRule="auto"/>
             </w:pPr>
             <w:r/>
             <w:r>
@@ -1775,15 +1775,15 @@
           <w:tcPr>
             <w:tcW w:type="dxa" w:w="2340"/>
             <w:tcBorders>
-              <w:top w:val="none" w:sz="4" w:space="0" w:color="000000"/>
-              <w:bottom w:val="none" w:sz="4" w:space="0" w:color="000000"/>
+              <w:top w:val="none" w:sz="6" w:space="0" w:color="000000"/>
+              <w:bottom w:val="none" w:sz="6" w:space="0" w:color="000000"/>
               <w:left w:val="none"/>
               <w:right w:val="none"/>
             </w:tcBorders>
           </w:tcPr>
           <w:p>
             <w:pPr>
-              <w:spacing w:before="40" w:after="40" w:line="240" w:lineRule="auto"/>
+              <w:spacing w:before="60" w:after="60" w:line="240" w:lineRule="auto"/>
             </w:pPr>
             <w:r/>
             <w:r>
@@ -1802,15 +1802,15 @@
           <w:tcPr>
             <w:tcW w:type="dxa" w:w="2340"/>
             <w:tcBorders>
-              <w:top w:val="none" w:sz="4" w:space="0" w:color="000000"/>
-              <w:bottom w:val="none" w:sz="4" w:space="0" w:color="000000"/>
+              <w:top w:val="none" w:sz="6" w:space="0" w:color="000000"/>
+              <w:bottom w:val="none" w:sz="6" w:space="0" w:color="000000"/>
               <w:left w:val="none"/>
               <w:right w:val="none"/>
             </w:tcBorders>
           </w:tcPr>
           <w:p>
             <w:pPr>
-              <w:spacing w:before="40" w:after="40" w:line="240" w:lineRule="auto"/>
+              <w:spacing w:before="60" w:after="60" w:line="240" w:lineRule="auto"/>
             </w:pPr>
             <w:r/>
             <w:r>
@@ -1827,15 +1827,15 @@
           <w:tcPr>
             <w:tcW w:type="dxa" w:w="2340"/>
             <w:tcBorders>
-              <w:top w:val="none" w:sz="4" w:space="0" w:color="000000"/>
-              <w:bottom w:val="none" w:sz="4" w:space="0" w:color="000000"/>
+              <w:top w:val="none" w:sz="6" w:space="0" w:color="000000"/>
+              <w:bottom w:val="none" w:sz="6" w:space="0" w:color="000000"/>
               <w:left w:val="none"/>
               <w:right w:val="none"/>
             </w:tcBorders>
           </w:tcPr>
           <w:p>
             <w:pPr>
-              <w:spacing w:before="40" w:after="40" w:line="240" w:lineRule="auto"/>
+              <w:spacing w:before="60" w:after="60" w:line="240" w:lineRule="auto"/>
             </w:pPr>
             <w:r/>
             <w:r>
@@ -1852,15 +1852,15 @@
           <w:tcPr>
             <w:tcW w:type="dxa" w:w="2340"/>
             <w:tcBorders>
-              <w:top w:val="none" w:sz="4" w:space="0" w:color="000000"/>
-              <w:bottom w:val="none" w:sz="4" w:space="0" w:color="000000"/>
+              <w:top w:val="none" w:sz="6" w:space="0" w:color="000000"/>
+              <w:bottom w:val="none" w:sz="6" w:space="0" w:color="000000"/>
               <w:left w:val="none"/>
               <w:right w:val="none"/>
             </w:tcBorders>
           </w:tcPr>
           <w:p>
             <w:pPr>
-              <w:spacing w:before="40" w:after="40" w:line="240" w:lineRule="auto"/>
+              <w:spacing w:before="60" w:after="60" w:line="240" w:lineRule="auto"/>
             </w:pPr>
             <w:r/>
             <w:r>
@@ -1877,15 +1877,15 @@
           <w:tcPr>
             <w:tcW w:type="dxa" w:w="2340"/>
             <w:tcBorders>
-              <w:top w:val="none" w:sz="4" w:space="0" w:color="000000"/>
-              <w:bottom w:val="none" w:sz="4" w:space="0" w:color="000000"/>
+              <w:top w:val="none" w:sz="6" w:space="0" w:color="000000"/>
+              <w:bottom w:val="none" w:sz="6" w:space="0" w:color="000000"/>
               <w:left w:val="none"/>
               <w:right w:val="none"/>
             </w:tcBorders>
           </w:tcPr>
           <w:p>
             <w:pPr>
-              <w:spacing w:before="40" w:after="40" w:line="240" w:lineRule="auto"/>
+              <w:spacing w:before="60" w:after="60" w:line="240" w:lineRule="auto"/>
             </w:pPr>
             <w:r/>
             <w:r>
@@ -1904,15 +1904,15 @@
           <w:tcPr>
             <w:tcW w:type="dxa" w:w="2340"/>
             <w:tcBorders>
-              <w:top w:val="none" w:sz="4" w:space="0" w:color="000000"/>
-              <w:bottom w:val="none" w:sz="4" w:space="0" w:color="000000"/>
+              <w:top w:val="none" w:sz="6" w:space="0" w:color="000000"/>
+              <w:bottom w:val="none" w:sz="6" w:space="0" w:color="000000"/>
               <w:left w:val="none"/>
               <w:right w:val="none"/>
             </w:tcBorders>
           </w:tcPr>
           <w:p>
             <w:pPr>
-              <w:spacing w:before="40" w:after="40" w:line="240" w:lineRule="auto"/>
+              <w:spacing w:before="60" w:after="60" w:line="240" w:lineRule="auto"/>
             </w:pPr>
             <w:r/>
             <w:r>
@@ -1929,15 +1929,15 @@
           <w:tcPr>
             <w:tcW w:type="dxa" w:w="2340"/>
             <w:tcBorders>
-              <w:top w:val="none" w:sz="4" w:space="0" w:color="000000"/>
-              <w:bottom w:val="none" w:sz="4" w:space="0" w:color="000000"/>
+              <w:top w:val="none" w:sz="6" w:space="0" w:color="000000"/>
+              <w:bottom w:val="none" w:sz="6" w:space="0" w:color="000000"/>
               <w:left w:val="none"/>
               <w:right w:val="none"/>
             </w:tcBorders>
           </w:tcPr>
           <w:p>
             <w:pPr>
-              <w:spacing w:before="40" w:after="40" w:line="240" w:lineRule="auto"/>
+              <w:spacing w:before="60" w:after="60" w:line="240" w:lineRule="auto"/>
             </w:pPr>
             <w:r/>
             <w:r>
@@ -1954,15 +1954,15 @@
           <w:tcPr>
             <w:tcW w:type="dxa" w:w="2340"/>
             <w:tcBorders>
-              <w:top w:val="none" w:sz="4" w:space="0" w:color="000000"/>
-              <w:bottom w:val="none" w:sz="4" w:space="0" w:color="000000"/>
+              <w:top w:val="none" w:sz="6" w:space="0" w:color="000000"/>
+              <w:bottom w:val="none" w:sz="6" w:space="0" w:color="000000"/>
               <w:left w:val="none"/>
               <w:right w:val="none"/>
             </w:tcBorders>
           </w:tcPr>
           <w:p>
             <w:pPr>
-              <w:spacing w:before="40" w:after="40" w:line="240" w:lineRule="auto"/>
+              <w:spacing w:before="60" w:after="60" w:line="240" w:lineRule="auto"/>
             </w:pPr>
             <w:r/>
             <w:r>
@@ -1979,15 +1979,15 @@
           <w:tcPr>
             <w:tcW w:type="dxa" w:w="2340"/>
             <w:tcBorders>
-              <w:top w:val="none" w:sz="4" w:space="0" w:color="000000"/>
-              <w:bottom w:val="none" w:sz="4" w:space="0" w:color="000000"/>
+              <w:top w:val="none" w:sz="6" w:space="0" w:color="000000"/>
+              <w:bottom w:val="none" w:sz="6" w:space="0" w:color="000000"/>
               <w:left w:val="none"/>
               <w:right w:val="none"/>
             </w:tcBorders>
           </w:tcPr>
           <w:p>
             <w:pPr>
-              <w:spacing w:before="40" w:after="40" w:line="240" w:lineRule="auto"/>
+              <w:spacing w:before="60" w:after="60" w:line="240" w:lineRule="auto"/>
             </w:pPr>
             <w:r/>
             <w:r>
@@ -2006,15 +2006,15 @@
           <w:tcPr>
             <w:tcW w:type="dxa" w:w="2340"/>
             <w:tcBorders>
-              <w:top w:val="none" w:sz="4" w:space="0" w:color="000000"/>
-              <w:bottom w:val="single" w:sz="4" w:space="0" w:color="000000"/>
+              <w:top w:val="none" w:sz="6" w:space="0" w:color="000000"/>
+              <w:bottom w:val="single" w:sz="6" w:space="0" w:color="000000"/>
               <w:left w:val="none"/>
               <w:right w:val="none"/>
             </w:tcBorders>
           </w:tcPr>
           <w:p>
             <w:pPr>
-              <w:spacing w:before="40" w:after="40" w:line="240" w:lineRule="auto"/>
+              <w:spacing w:before="60" w:after="60" w:line="240" w:lineRule="auto"/>
             </w:pPr>
             <w:r/>
             <w:r>
@@ -2031,15 +2031,15 @@
           <w:tcPr>
             <w:tcW w:type="dxa" w:w="2340"/>
             <w:tcBorders>
-              <w:top w:val="none" w:sz="4" w:space="0" w:color="000000"/>
-              <w:bottom w:val="single" w:sz="4" w:space="0" w:color="000000"/>
+              <w:top w:val="none" w:sz="6" w:space="0" w:color="000000"/>
+              <w:bottom w:val="single" w:sz="6" w:space="0" w:color="000000"/>
               <w:left w:val="none"/>
               <w:right w:val="none"/>
             </w:tcBorders>
           </w:tcPr>
           <w:p>
             <w:pPr>
-              <w:spacing w:before="40" w:after="40" w:line="240" w:lineRule="auto"/>
+              <w:spacing w:before="60" w:after="60" w:line="240" w:lineRule="auto"/>
             </w:pPr>
             <w:r/>
             <w:r>
@@ -2056,15 +2056,15 @@
           <w:tcPr>
             <w:tcW w:type="dxa" w:w="2340"/>
             <w:tcBorders>
-              <w:top w:val="none" w:sz="4" w:space="0" w:color="000000"/>
-              <w:bottom w:val="single" w:sz="4" w:space="0" w:color="000000"/>
+              <w:top w:val="none" w:sz="6" w:space="0" w:color="000000"/>
+              <w:bottom w:val="single" w:sz="6" w:space="0" w:color="000000"/>
               <w:left w:val="none"/>
               <w:right w:val="none"/>
             </w:tcBorders>
           </w:tcPr>
           <w:p>
             <w:pPr>
-              <w:spacing w:before="40" w:after="40" w:line="240" w:lineRule="auto"/>
+              <w:spacing w:before="60" w:after="60" w:line="240" w:lineRule="auto"/>
             </w:pPr>
             <w:r/>
             <w:r>
@@ -2081,15 +2081,15 @@
           <w:tcPr>
             <w:tcW w:type="dxa" w:w="2340"/>
             <w:tcBorders>
-              <w:top w:val="none" w:sz="4" w:space="0" w:color="000000"/>
-              <w:bottom w:val="single" w:sz="4" w:space="0" w:color="000000"/>
+              <w:top w:val="none" w:sz="6" w:space="0" w:color="000000"/>
+              <w:bottom w:val="single" w:sz="6" w:space="0" w:color="000000"/>
               <w:left w:val="none"/>
               <w:right w:val="none"/>
             </w:tcBorders>
           </w:tcPr>
           <w:p>
             <w:pPr>
-              <w:spacing w:before="40" w:after="40" w:line="240" w:lineRule="auto"/>
+              <w:spacing w:before="60" w:after="60" w:line="240" w:lineRule="auto"/>
             </w:pPr>
             <w:r/>
             <w:r>
@@ -2107,7 +2107,7 @@
     <w:p>
       <w:pPr>
         <w:spacing w:before="0" w:after="120" w:line="276" w:lineRule="auto"/>
-        <w:jc w:val="left"/>
+        <w:jc w:val="both"/>
       </w:pPr>
     </w:p>
     <w:p>
@@ -2157,7 +2157,7 @@
     </w:p>
     <w:p>
       <w:pPr>
-        <w:spacing w:before="40" w:after="80" w:line="276" w:lineRule="auto"/>
+        <w:spacing w:before="0" w:after="120" w:line="276" w:lineRule="auto"/>
         <w:jc w:val="both"/>
       </w:pPr>
       <w:r>
@@ -2172,7 +2172,7 @@
     </w:p>
     <w:p>
       <w:pPr>
-        <w:spacing w:before="40" w:after="80" w:line="276" w:lineRule="auto"/>
+        <w:spacing w:before="0" w:after="120" w:line="276" w:lineRule="auto"/>
         <w:jc w:val="both"/>
       </w:pPr>
       <w:r>
@@ -2187,7 +2187,7 @@
     </w:p>
     <w:p>
       <w:pPr>
-        <w:spacing w:before="40" w:after="80" w:line="276" w:lineRule="auto"/>
+        <w:spacing w:before="0" w:after="120" w:line="276" w:lineRule="auto"/>
         <w:jc w:val="both"/>
       </w:pPr>
       <w:r>
@@ -2202,7 +2202,7 @@
     </w:p>
     <w:p>
       <w:pPr>
-        <w:spacing w:before="40" w:after="80" w:line="276" w:lineRule="auto"/>
+        <w:spacing w:before="0" w:after="120" w:line="276" w:lineRule="auto"/>
         <w:jc w:val="both"/>
       </w:pPr>
       <w:r>
@@ -2217,7 +2217,7 @@
     </w:p>
     <w:p>
       <w:pPr>
-        <w:spacing w:before="40" w:after="80" w:line="276" w:lineRule="auto"/>
+        <w:spacing w:before="0" w:after="120" w:line="276" w:lineRule="auto"/>
         <w:jc w:val="both"/>
       </w:pPr>
       <w:r>
@@ -2262,7 +2262,7 @@
     </w:p>
     <w:p>
       <w:pPr>
-        <w:spacing w:before="160" w:after="80" w:line="276" w:lineRule="auto"/>
+        <w:spacing w:before="200" w:after="80" w:line="276" w:lineRule="auto"/>
         <w:jc w:val="left"/>
       </w:pPr>
       <w:r>
@@ -2294,15 +2294,15 @@
           <w:tcPr>
             <w:tcW w:type="dxa" w:w="1872"/>
             <w:tcBorders>
-              <w:top w:val="single" w:sz="4" w:space="0" w:color="000000"/>
-              <w:bottom w:val="single" w:sz="4" w:space="0" w:color="000000"/>
+              <w:top w:val="single" w:sz="6" w:space="0" w:color="000000"/>
+              <w:bottom w:val="single" w:sz="6" w:space="0" w:color="000000"/>
               <w:left w:val="none"/>
               <w:right w:val="none"/>
             </w:tcBorders>
           </w:tcPr>
           <w:p>
             <w:pPr>
-              <w:spacing w:before="40" w:after="40" w:line="240" w:lineRule="auto"/>
+              <w:spacing w:before="60" w:after="60" w:line="240" w:lineRule="auto"/>
             </w:pPr>
             <w:r/>
             <w:r>
@@ -2319,15 +2319,15 @@
           <w:tcPr>
             <w:tcW w:type="dxa" w:w="1872"/>
             <w:tcBorders>
-              <w:top w:val="single" w:sz="4" w:space="0" w:color="000000"/>
-              <w:bottom w:val="single" w:sz="4" w:space="0" w:color="000000"/>
+              <w:top w:val="single" w:sz="6" w:space="0" w:color="000000"/>
+              <w:bottom w:val="single" w:sz="6" w:space="0" w:color="000000"/>
               <w:left w:val="none"/>
               <w:right w:val="none"/>
             </w:tcBorders>
           </w:tcPr>
           <w:p>
             <w:pPr>
-              <w:spacing w:before="40" w:after="40" w:line="240" w:lineRule="auto"/>
+              <w:spacing w:before="60" w:after="60" w:line="240" w:lineRule="auto"/>
             </w:pPr>
             <w:r/>
             <w:r>
@@ -2344,15 +2344,15 @@
           <w:tcPr>
             <w:tcW w:type="dxa" w:w="1872"/>
             <w:tcBorders>
-              <w:top w:val="single" w:sz="4" w:space="0" w:color="000000"/>
-              <w:bottom w:val="single" w:sz="4" w:space="0" w:color="000000"/>
+              <w:top w:val="single" w:sz="6" w:space="0" w:color="000000"/>
+              <w:bottom w:val="single" w:sz="6" w:space="0" w:color="000000"/>
               <w:left w:val="none"/>
               <w:right w:val="none"/>
             </w:tcBorders>
           </w:tcPr>
           <w:p>
             <w:pPr>
-              <w:spacing w:before="40" w:after="40" w:line="240" w:lineRule="auto"/>
+              <w:spacing w:before="60" w:after="60" w:line="240" w:lineRule="auto"/>
             </w:pPr>
             <w:r/>
             <w:r>
@@ -2369,15 +2369,15 @@
           <w:tcPr>
             <w:tcW w:type="dxa" w:w="1872"/>
             <w:tcBorders>
-              <w:top w:val="single" w:sz="4" w:space="0" w:color="000000"/>
-              <w:bottom w:val="single" w:sz="4" w:space="0" w:color="000000"/>
+              <w:top w:val="single" w:sz="6" w:space="0" w:color="000000"/>
+              <w:bottom w:val="single" w:sz="6" w:space="0" w:color="000000"/>
               <w:left w:val="none"/>
               <w:right w:val="none"/>
             </w:tcBorders>
           </w:tcPr>
           <w:p>
             <w:pPr>
-              <w:spacing w:before="40" w:after="40" w:line="240" w:lineRule="auto"/>
+              <w:spacing w:before="60" w:after="60" w:line="240" w:lineRule="auto"/>
             </w:pPr>
             <w:r/>
             <w:r>
@@ -2394,15 +2394,15 @@
           <w:tcPr>
             <w:tcW w:type="dxa" w:w="1872"/>
             <w:tcBorders>
-              <w:top w:val="single" w:sz="4" w:space="0" w:color="000000"/>
-              <w:bottom w:val="single" w:sz="4" w:space="0" w:color="000000"/>
+              <w:top w:val="single" w:sz="6" w:space="0" w:color="000000"/>
+              <w:bottom w:val="single" w:sz="6" w:space="0" w:color="000000"/>
               <w:left w:val="none"/>
               <w:right w:val="none"/>
             </w:tcBorders>
           </w:tcPr>
           <w:p>
             <w:pPr>
-              <w:spacing w:before="40" w:after="40" w:line="240" w:lineRule="auto"/>
+              <w:spacing w:before="60" w:after="60" w:line="240" w:lineRule="auto"/>
             </w:pPr>
             <w:r/>
             <w:r>
@@ -2421,15 +2421,15 @@
           <w:tcPr>
             <w:tcW w:type="dxa" w:w="1872"/>
             <w:tcBorders>
-              <w:top w:val="none" w:sz="4" w:space="0" w:color="000000"/>
-              <w:bottom w:val="none" w:sz="4" w:space="0" w:color="000000"/>
+              <w:top w:val="none" w:sz="6" w:space="0" w:color="000000"/>
+              <w:bottom w:val="none" w:sz="6" w:space="0" w:color="000000"/>
               <w:left w:val="none"/>
               <w:right w:val="none"/>
             </w:tcBorders>
           </w:tcPr>
           <w:p>
             <w:pPr>
-              <w:spacing w:before="40" w:after="40" w:line="240" w:lineRule="auto"/>
+              <w:spacing w:before="60" w:after="60" w:line="240" w:lineRule="auto"/>
             </w:pPr>
             <w:r/>
             <w:r>
@@ -2446,15 +2446,15 @@
           <w:tcPr>
             <w:tcW w:type="dxa" w:w="1872"/>
             <w:tcBorders>
-              <w:top w:val="none" w:sz="4" w:space="0" w:color="000000"/>
-              <w:bottom w:val="none" w:sz="4" w:space="0" w:color="000000"/>
+              <w:top w:val="none" w:sz="6" w:space="0" w:color="000000"/>
+              <w:bottom w:val="none" w:sz="6" w:space="0" w:color="000000"/>
               <w:left w:val="none"/>
               <w:right w:val="none"/>
             </w:tcBorders>
           </w:tcPr>
           <w:p>
             <w:pPr>
-              <w:spacing w:before="40" w:after="40" w:line="240" w:lineRule="auto"/>
+              <w:spacing w:before="60" w:after="60" w:line="240" w:lineRule="auto"/>
             </w:pPr>
             <w:r/>
             <w:r>
@@ -2471,15 +2471,15 @@
           <w:tcPr>
             <w:tcW w:type="dxa" w:w="1872"/>
             <w:tcBorders>
-              <w:top w:val="none" w:sz="4" w:space="0" w:color="000000"/>
-              <w:bottom w:val="none" w:sz="4" w:space="0" w:color="000000"/>
+              <w:top w:val="none" w:sz="6" w:space="0" w:color="000000"/>
+              <w:bottom w:val="none" w:sz="6" w:space="0" w:color="000000"/>
               <w:left w:val="none"/>
               <w:right w:val="none"/>
             </w:tcBorders>
           </w:tcPr>
           <w:p>
             <w:pPr>
-              <w:spacing w:before="40" w:after="40" w:line="240" w:lineRule="auto"/>
+              <w:spacing w:before="60" w:after="60" w:line="240" w:lineRule="auto"/>
             </w:pPr>
             <w:r/>
             <w:r>
@@ -2496,15 +2496,15 @@
           <w:tcPr>
             <w:tcW w:type="dxa" w:w="1872"/>
             <w:tcBorders>
-              <w:top w:val="none" w:sz="4" w:space="0" w:color="000000"/>
-              <w:bottom w:val="none" w:sz="4" w:space="0" w:color="000000"/>
+              <w:top w:val="none" w:sz="6" w:space="0" w:color="000000"/>
+              <w:bottom w:val="none" w:sz="6" w:space="0" w:color="000000"/>
               <w:left w:val="none"/>
               <w:right w:val="none"/>
             </w:tcBorders>
           </w:tcPr>
           <w:p>
             <w:pPr>
-              <w:spacing w:before="40" w:after="40" w:line="240" w:lineRule="auto"/>
+              <w:spacing w:before="60" w:after="60" w:line="240" w:lineRule="auto"/>
             </w:pPr>
             <w:r/>
             <w:r>
@@ -2521,15 +2521,15 @@
           <w:tcPr>
             <w:tcW w:type="dxa" w:w="1872"/>
             <w:tcBorders>
-              <w:top w:val="none" w:sz="4" w:space="0" w:color="000000"/>
-              <w:bottom w:val="none" w:sz="4" w:space="0" w:color="000000"/>
+              <w:top w:val="none" w:sz="6" w:space="0" w:color="000000"/>
+              <w:bottom w:val="none" w:sz="6" w:space="0" w:color="000000"/>
               <w:left w:val="none"/>
               <w:right w:val="none"/>
             </w:tcBorders>
           </w:tcPr>
           <w:p>
             <w:pPr>
-              <w:spacing w:before="40" w:after="40" w:line="240" w:lineRule="auto"/>
+              <w:spacing w:before="60" w:after="60" w:line="240" w:lineRule="auto"/>
             </w:pPr>
             <w:r/>
             <w:r>
@@ -2548,15 +2548,15 @@
           <w:tcPr>
             <w:tcW w:type="dxa" w:w="1872"/>
             <w:tcBorders>
-              <w:top w:val="none" w:sz="4" w:space="0" w:color="000000"/>
-              <w:bottom w:val="none" w:sz="4" w:space="0" w:color="000000"/>
+              <w:top w:val="none" w:sz="6" w:space="0" w:color="000000"/>
+              <w:bottom w:val="none" w:sz="6" w:space="0" w:color="000000"/>
               <w:left w:val="none"/>
               <w:right w:val="none"/>
             </w:tcBorders>
           </w:tcPr>
           <w:p>
             <w:pPr>
-              <w:spacing w:before="40" w:after="40" w:line="240" w:lineRule="auto"/>
+              <w:spacing w:before="60" w:after="60" w:line="240" w:lineRule="auto"/>
             </w:pPr>
             <w:r/>
             <w:r>
@@ -2573,15 +2573,15 @@
           <w:tcPr>
             <w:tcW w:type="dxa" w:w="1872"/>
             <w:tcBorders>
-              <w:top w:val="none" w:sz="4" w:space="0" w:color="000000"/>
-              <w:bottom w:val="none" w:sz="4" w:space="0" w:color="000000"/>
+              <w:top w:val="none" w:sz="6" w:space="0" w:color="000000"/>
+              <w:bottom w:val="none" w:sz="6" w:space="0" w:color="000000"/>
               <w:left w:val="none"/>
               <w:right w:val="none"/>
             </w:tcBorders>
           </w:tcPr>
           <w:p>
             <w:pPr>
-              <w:spacing w:before="40" w:after="40" w:line="240" w:lineRule="auto"/>
+              <w:spacing w:before="60" w:after="60" w:line="240" w:lineRule="auto"/>
             </w:pPr>
             <w:r/>
             <w:r>
@@ -2598,15 +2598,15 @@
           <w:tcPr>
             <w:tcW w:type="dxa" w:w="1872"/>
             <w:tcBorders>
-              <w:top w:val="none" w:sz="4" w:space="0" w:color="000000"/>
-              <w:bottom w:val="none" w:sz="4" w:space="0" w:color="000000"/>
+              <w:top w:val="none" w:sz="6" w:space="0" w:color="000000"/>
+              <w:bottom w:val="none" w:sz="6" w:space="0" w:color="000000"/>
               <w:left w:val="none"/>
               <w:right w:val="none"/>
             </w:tcBorders>
           </w:tcPr>
           <w:p>
             <w:pPr>
-              <w:spacing w:before="40" w:after="40" w:line="240" w:lineRule="auto"/>
+              <w:spacing w:before="60" w:after="60" w:line="240" w:lineRule="auto"/>
             </w:pPr>
             <w:r/>
             <w:r>
@@ -2623,15 +2623,15 @@
           <w:tcPr>
             <w:tcW w:type="dxa" w:w="1872"/>
             <w:tcBorders>
-              <w:top w:val="none" w:sz="4" w:space="0" w:color="000000"/>
-              <w:bottom w:val="none" w:sz="4" w:space="0" w:color="000000"/>
+              <w:top w:val="none" w:sz="6" w:space="0" w:color="000000"/>
+              <w:bottom w:val="none" w:sz="6" w:space="0" w:color="000000"/>
               <w:left w:val="none"/>
               <w:right w:val="none"/>
             </w:tcBorders>
           </w:tcPr>
           <w:p>
             <w:pPr>
-              <w:spacing w:before="40" w:after="40" w:line="240" w:lineRule="auto"/>
+              <w:spacing w:before="60" w:after="60" w:line="240" w:lineRule="auto"/>
             </w:pPr>
             <w:r/>
             <w:r>
@@ -2648,15 +2648,15 @@
           <w:tcPr>
             <w:tcW w:type="dxa" w:w="1872"/>
             <w:tcBorders>
-              <w:top w:val="none" w:sz="4" w:space="0" w:color="000000"/>
-              <w:bottom w:val="none" w:sz="4" w:space="0" w:color="000000"/>
+              <w:top w:val="none" w:sz="6" w:space="0" w:color="000000"/>
+              <w:bottom w:val="none" w:sz="6" w:space="0" w:color="000000"/>
               <w:left w:val="none"/>
               <w:right w:val="none"/>
             </w:tcBorders>
           </w:tcPr>
           <w:p>
             <w:pPr>
-              <w:spacing w:before="40" w:after="40" w:line="240" w:lineRule="auto"/>
+              <w:spacing w:before="60" w:after="60" w:line="240" w:lineRule="auto"/>
             </w:pPr>
             <w:r/>
             <w:r>
@@ -2675,15 +2675,15 @@
           <w:tcPr>
             <w:tcW w:type="dxa" w:w="1872"/>
             <w:tcBorders>
-              <w:top w:val="none" w:sz="4" w:space="0" w:color="000000"/>
-              <w:bottom w:val="none" w:sz="4" w:space="0" w:color="000000"/>
+              <w:top w:val="none" w:sz="6" w:space="0" w:color="000000"/>
+              <w:bottom w:val="none" w:sz="6" w:space="0" w:color="000000"/>
               <w:left w:val="none"/>
               <w:right w:val="none"/>
             </w:tcBorders>
           </w:tcPr>
           <w:p>
             <w:pPr>
-              <w:spacing w:before="40" w:after="40" w:line="240" w:lineRule="auto"/>
+              <w:spacing w:before="60" w:after="60" w:line="240" w:lineRule="auto"/>
             </w:pPr>
             <w:r/>
             <w:r>
@@ -2700,15 +2700,15 @@
           <w:tcPr>
             <w:tcW w:type="dxa" w:w="1872"/>
             <w:tcBorders>
-              <w:top w:val="none" w:sz="4" w:space="0" w:color="000000"/>
-              <w:bottom w:val="none" w:sz="4" w:space="0" w:color="000000"/>
+              <w:top w:val="none" w:sz="6" w:space="0" w:color="000000"/>
+              <w:bottom w:val="none" w:sz="6" w:space="0" w:color="000000"/>
               <w:left w:val="none"/>
               <w:right w:val="none"/>
             </w:tcBorders>
           </w:tcPr>
           <w:p>
             <w:pPr>
-              <w:spacing w:before="40" w:after="40" w:line="240" w:lineRule="auto"/>
+              <w:spacing w:before="60" w:after="60" w:line="240" w:lineRule="auto"/>
             </w:pPr>
             <w:r/>
             <w:r>
@@ -2725,15 +2725,15 @@
           <w:tcPr>
             <w:tcW w:type="dxa" w:w="1872"/>
             <w:tcBorders>
-              <w:top w:val="none" w:sz="4" w:space="0" w:color="000000"/>
-              <w:bottom w:val="none" w:sz="4" w:space="0" w:color="000000"/>
+              <w:top w:val="none" w:sz="6" w:space="0" w:color="000000"/>
+              <w:bottom w:val="none" w:sz="6" w:space="0" w:color="000000"/>
               <w:left w:val="none"/>
               <w:right w:val="none"/>
             </w:tcBorders>
           </w:tcPr>
           <w:p>
             <w:pPr>
-              <w:spacing w:before="40" w:after="40" w:line="240" w:lineRule="auto"/>
+              <w:spacing w:before="60" w:after="60" w:line="240" w:lineRule="auto"/>
             </w:pPr>
             <w:r/>
             <w:r>
@@ -2750,15 +2750,15 @@
           <w:tcPr>
             <w:tcW w:type="dxa" w:w="1872"/>
             <w:tcBorders>
-              <w:top w:val="none" w:sz="4" w:space="0" w:color="000000"/>
-              <w:bottom w:val="none" w:sz="4" w:space="0" w:color="000000"/>
+              <w:top w:val="none" w:sz="6" w:space="0" w:color="000000"/>
+              <w:bottom w:val="none" w:sz="6" w:space="0" w:color="000000"/>
               <w:left w:val="none"/>
               <w:right w:val="none"/>
             </w:tcBorders>
           </w:tcPr>
           <w:p>
             <w:pPr>
-              <w:spacing w:before="40" w:after="40" w:line="240" w:lineRule="auto"/>
+              <w:spacing w:before="60" w:after="60" w:line="240" w:lineRule="auto"/>
             </w:pPr>
             <w:r/>
             <w:r>
@@ -2775,15 +2775,15 @@
           <w:tcPr>
             <w:tcW w:type="dxa" w:w="1872"/>
             <w:tcBorders>
-              <w:top w:val="none" w:sz="4" w:space="0" w:color="000000"/>
-              <w:bottom w:val="none" w:sz="4" w:space="0" w:color="000000"/>
+              <w:top w:val="none" w:sz="6" w:space="0" w:color="000000"/>
+              <w:bottom w:val="none" w:sz="6" w:space="0" w:color="000000"/>
               <w:left w:val="none"/>
               <w:right w:val="none"/>
             </w:tcBorders>
           </w:tcPr>
           <w:p>
             <w:pPr>
-              <w:spacing w:before="40" w:after="40" w:line="240" w:lineRule="auto"/>
+              <w:spacing w:before="60" w:after="60" w:line="240" w:lineRule="auto"/>
             </w:pPr>
             <w:r/>
             <w:r>
@@ -2802,15 +2802,15 @@
           <w:tcPr>
             <w:tcW w:type="dxa" w:w="1872"/>
             <w:tcBorders>
-              <w:top w:val="none" w:sz="4" w:space="0" w:color="000000"/>
-              <w:bottom w:val="none" w:sz="4" w:space="0" w:color="000000"/>
+              <w:top w:val="none" w:sz="6" w:space="0" w:color="000000"/>
+              <w:bottom w:val="none" w:sz="6" w:space="0" w:color="000000"/>
               <w:left w:val="none"/>
               <w:right w:val="none"/>
             </w:tcBorders>
           </w:tcPr>
           <w:p>
             <w:pPr>
-              <w:spacing w:before="40" w:after="40" w:line="240" w:lineRule="auto"/>
+              <w:spacing w:before="60" w:after="60" w:line="240" w:lineRule="auto"/>
             </w:pPr>
             <w:r/>
             <w:r>
@@ -2827,15 +2827,15 @@
           <w:tcPr>
             <w:tcW w:type="dxa" w:w="1872"/>
             <w:tcBorders>
-              <w:top w:val="none" w:sz="4" w:space="0" w:color="000000"/>
-              <w:bottom w:val="none" w:sz="4" w:space="0" w:color="000000"/>
+              <w:top w:val="none" w:sz="6" w:space="0" w:color="000000"/>
+              <w:bottom w:val="none" w:sz="6" w:space="0" w:color="000000"/>
               <w:left w:val="none"/>
               <w:right w:val="none"/>
             </w:tcBorders>
           </w:tcPr>
           <w:p>
             <w:pPr>
-              <w:spacing w:before="40" w:after="40" w:line="240" w:lineRule="auto"/>
+              <w:spacing w:before="60" w:after="60" w:line="240" w:lineRule="auto"/>
             </w:pPr>
             <w:r/>
             <w:r>
@@ -2852,15 +2852,15 @@
           <w:tcPr>
             <w:tcW w:type="dxa" w:w="1872"/>
             <w:tcBorders>
-              <w:top w:val="none" w:sz="4" w:space="0" w:color="000000"/>
-              <w:bottom w:val="none" w:sz="4" w:space="0" w:color="000000"/>
+              <w:top w:val="none" w:sz="6" w:space="0" w:color="000000"/>
+              <w:bottom w:val="none" w:sz="6" w:space="0" w:color="000000"/>
               <w:left w:val="none"/>
               <w:right w:val="none"/>
             </w:tcBorders>
           </w:tcPr>
           <w:p>
             <w:pPr>
-              <w:spacing w:before="40" w:after="40" w:line="240" w:lineRule="auto"/>
+              <w:spacing w:before="60" w:after="60" w:line="240" w:lineRule="auto"/>
             </w:pPr>
             <w:r/>
             <w:r>
@@ -2877,15 +2877,15 @@
           <w:tcPr>
             <w:tcW w:type="dxa" w:w="1872"/>
             <w:tcBorders>
-              <w:top w:val="none" w:sz="4" w:space="0" w:color="000000"/>
-              <w:bottom w:val="none" w:sz="4" w:space="0" w:color="000000"/>
+              <w:top w:val="none" w:sz="6" w:space="0" w:color="000000"/>
+              <w:bottom w:val="none" w:sz="6" w:space="0" w:color="000000"/>
               <w:left w:val="none"/>
               <w:right w:val="none"/>
             </w:tcBorders>
           </w:tcPr>
           <w:p>
             <w:pPr>
-              <w:spacing w:before="40" w:after="40" w:line="240" w:lineRule="auto"/>
+              <w:spacing w:before="60" w:after="60" w:line="240" w:lineRule="auto"/>
             </w:pPr>
             <w:r/>
             <w:r>
@@ -2902,15 +2902,15 @@
           <w:tcPr>
             <w:tcW w:type="dxa" w:w="1872"/>
             <w:tcBorders>
-              <w:top w:val="none" w:sz="4" w:space="0" w:color="000000"/>
-              <w:bottom w:val="none" w:sz="4" w:space="0" w:color="000000"/>
+              <w:top w:val="none" w:sz="6" w:space="0" w:color="000000"/>
+              <w:bottom w:val="none" w:sz="6" w:space="0" w:color="000000"/>
               <w:left w:val="none"/>
               <w:right w:val="none"/>
             </w:tcBorders>
           </w:tcPr>
           <w:p>
             <w:pPr>
-              <w:spacing w:before="40" w:after="40" w:line="240" w:lineRule="auto"/>
+              <w:spacing w:before="60" w:after="60" w:line="240" w:lineRule="auto"/>
             </w:pPr>
             <w:r/>
             <w:r>
@@ -2929,15 +2929,15 @@
           <w:tcPr>
             <w:tcW w:type="dxa" w:w="1872"/>
             <w:tcBorders>
-              <w:top w:val="none" w:sz="4" w:space="0" w:color="000000"/>
-              <w:bottom w:val="none" w:sz="4" w:space="0" w:color="000000"/>
+              <w:top w:val="none" w:sz="6" w:space="0" w:color="000000"/>
+              <w:bottom w:val="none" w:sz="6" w:space="0" w:color="000000"/>
               <w:left w:val="none"/>
               <w:right w:val="none"/>
             </w:tcBorders>
           </w:tcPr>
           <w:p>
             <w:pPr>
-              <w:spacing w:before="40" w:after="40" w:line="240" w:lineRule="auto"/>
+              <w:spacing w:before="60" w:after="60" w:line="240" w:lineRule="auto"/>
             </w:pPr>
             <w:r/>
             <w:r>
@@ -2954,15 +2954,15 @@
           <w:tcPr>
             <w:tcW w:type="dxa" w:w="1872"/>
             <w:tcBorders>
-              <w:top w:val="none" w:sz="4" w:space="0" w:color="000000"/>
-              <w:bottom w:val="none" w:sz="4" w:space="0" w:color="000000"/>
+              <w:top w:val="none" w:sz="6" w:space="0" w:color="000000"/>
+              <w:bottom w:val="none" w:sz="6" w:space="0" w:color="000000"/>
               <w:left w:val="none"/>
               <w:right w:val="none"/>
             </w:tcBorders>
           </w:tcPr>
           <w:p>
             <w:pPr>
-              <w:spacing w:before="40" w:after="40" w:line="240" w:lineRule="auto"/>
+              <w:spacing w:before="60" w:after="60" w:line="240" w:lineRule="auto"/>
             </w:pPr>
             <w:r/>
             <w:r>
@@ -2979,15 +2979,15 @@
           <w:tcPr>
             <w:tcW w:type="dxa" w:w="1872"/>
             <w:tcBorders>
-              <w:top w:val="none" w:sz="4" w:space="0" w:color="000000"/>
-              <w:bottom w:val="none" w:sz="4" w:space="0" w:color="000000"/>
+              <w:top w:val="none" w:sz="6" w:space="0" w:color="000000"/>
+              <w:bottom w:val="none" w:sz="6" w:space="0" w:color="000000"/>
               <w:left w:val="none"/>
               <w:right w:val="none"/>
             </w:tcBorders>
           </w:tcPr>
           <w:p>
             <w:pPr>
-              <w:spacing w:before="40" w:after="40" w:line="240" w:lineRule="auto"/>
+              <w:spacing w:before="60" w:after="60" w:line="240" w:lineRule="auto"/>
             </w:pPr>
             <w:r/>
             <w:r>
@@ -3004,15 +3004,15 @@
           <w:tcPr>
             <w:tcW w:type="dxa" w:w="1872"/>
             <w:tcBorders>
-              <w:top w:val="none" w:sz="4" w:space="0" w:color="000000"/>
-              <w:bottom w:val="none" w:sz="4" w:space="0" w:color="000000"/>
+              <w:top w:val="none" w:sz="6" w:space="0" w:color="000000"/>
+              <w:bottom w:val="none" w:sz="6" w:space="0" w:color="000000"/>
               <w:left w:val="none"/>
               <w:right w:val="none"/>
             </w:tcBorders>
           </w:tcPr>
           <w:p>
             <w:pPr>
-              <w:spacing w:before="40" w:after="40" w:line="240" w:lineRule="auto"/>
+              <w:spacing w:before="60" w:after="60" w:line="240" w:lineRule="auto"/>
             </w:pPr>
             <w:r/>
             <w:r>
@@ -3029,15 +3029,15 @@
           <w:tcPr>
             <w:tcW w:type="dxa" w:w="1872"/>
             <w:tcBorders>
-              <w:top w:val="none" w:sz="4" w:space="0" w:color="000000"/>
-              <w:bottom w:val="none" w:sz="4" w:space="0" w:color="000000"/>
+              <w:top w:val="none" w:sz="6" w:space="0" w:color="000000"/>
+              <w:bottom w:val="none" w:sz="6" w:space="0" w:color="000000"/>
               <w:left w:val="none"/>
               <w:right w:val="none"/>
             </w:tcBorders>
           </w:tcPr>
           <w:p>
             <w:pPr>
-              <w:spacing w:before="40" w:after="40" w:line="240" w:lineRule="auto"/>
+              <w:spacing w:before="60" w:after="60" w:line="240" w:lineRule="auto"/>
             </w:pPr>
             <w:r/>
             <w:r>
@@ -3056,15 +3056,15 @@
           <w:tcPr>
             <w:tcW w:type="dxa" w:w="1872"/>
             <w:tcBorders>
-              <w:top w:val="none" w:sz="4" w:space="0" w:color="000000"/>
-              <w:bottom w:val="none" w:sz="4" w:space="0" w:color="000000"/>
+              <w:top w:val="none" w:sz="6" w:space="0" w:color="000000"/>
+              <w:bottom w:val="none" w:sz="6" w:space="0" w:color="000000"/>
               <w:left w:val="none"/>
               <w:right w:val="none"/>
             </w:tcBorders>
           </w:tcPr>
           <w:p>
             <w:pPr>
-              <w:spacing w:before="40" w:after="40" w:line="240" w:lineRule="auto"/>
+              <w:spacing w:before="60" w:after="60" w:line="240" w:lineRule="auto"/>
             </w:pPr>
             <w:r/>
             <w:r>
@@ -3081,15 +3081,15 @@
           <w:tcPr>
             <w:tcW w:type="dxa" w:w="1872"/>
             <w:tcBorders>
-              <w:top w:val="none" w:sz="4" w:space="0" w:color="000000"/>
-              <w:bottom w:val="none" w:sz="4" w:space="0" w:color="000000"/>
+              <w:top w:val="none" w:sz="6" w:space="0" w:color="000000"/>
+              <w:bottom w:val="none" w:sz="6" w:space="0" w:color="000000"/>
               <w:left w:val="none"/>
               <w:right w:val="none"/>
             </w:tcBorders>
           </w:tcPr>
           <w:p>
             <w:pPr>
-              <w:spacing w:before="40" w:after="40" w:line="240" w:lineRule="auto"/>
+              <w:spacing w:before="60" w:after="60" w:line="240" w:lineRule="auto"/>
             </w:pPr>
             <w:r/>
             <w:r>
@@ -3106,15 +3106,15 @@
           <w:tcPr>
             <w:tcW w:type="dxa" w:w="1872"/>
             <w:tcBorders>
-              <w:top w:val="none" w:sz="4" w:space="0" w:color="000000"/>
-              <w:bottom w:val="none" w:sz="4" w:space="0" w:color="000000"/>
+              <w:top w:val="none" w:sz="6" w:space="0" w:color="000000"/>
+              <w:bottom w:val="none" w:sz="6" w:space="0" w:color="000000"/>
               <w:left w:val="none"/>
               <w:right w:val="none"/>
             </w:tcBorders>
           </w:tcPr>
           <w:p>
             <w:pPr>
-              <w:spacing w:before="40" w:after="40" w:line="240" w:lineRule="auto"/>
+              <w:spacing w:before="60" w:after="60" w:line="240" w:lineRule="auto"/>
             </w:pPr>
             <w:r/>
             <w:r>
@@ -3131,15 +3131,15 @@
           <w:tcPr>
             <w:tcW w:type="dxa" w:w="1872"/>
             <w:tcBorders>
-              <w:top w:val="none" w:sz="4" w:space="0" w:color="000000"/>
-              <w:bottom w:val="none" w:sz="4" w:space="0" w:color="000000"/>
+              <w:top w:val="none" w:sz="6" w:space="0" w:color="000000"/>
+              <w:bottom w:val="none" w:sz="6" w:space="0" w:color="000000"/>
               <w:left w:val="none"/>
               <w:right w:val="none"/>
             </w:tcBorders>
           </w:tcPr>
           <w:p>
             <w:pPr>
-              <w:spacing w:before="40" w:after="40" w:line="240" w:lineRule="auto"/>
+              <w:spacing w:before="60" w:after="60" w:line="240" w:lineRule="auto"/>
             </w:pPr>
             <w:r/>
             <w:r>
@@ -3156,15 +3156,15 @@
           <w:tcPr>
             <w:tcW w:type="dxa" w:w="1872"/>
             <w:tcBorders>
-              <w:top w:val="none" w:sz="4" w:space="0" w:color="000000"/>
-              <w:bottom w:val="none" w:sz="4" w:space="0" w:color="000000"/>
+              <w:top w:val="none" w:sz="6" w:space="0" w:color="000000"/>
+              <w:bottom w:val="none" w:sz="6" w:space="0" w:color="000000"/>
               <w:left w:val="none"/>
               <w:right w:val="none"/>
             </w:tcBorders>
           </w:tcPr>
           <w:p>
             <w:pPr>
-              <w:spacing w:before="40" w:after="40" w:line="240" w:lineRule="auto"/>
+              <w:spacing w:before="60" w:after="60" w:line="240" w:lineRule="auto"/>
             </w:pPr>
             <w:r/>
             <w:r>
@@ -3183,15 +3183,15 @@
           <w:tcPr>
             <w:tcW w:type="dxa" w:w="1872"/>
             <w:tcBorders>
-              <w:top w:val="none" w:sz="4" w:space="0" w:color="000000"/>
-              <w:bottom w:val="none" w:sz="4" w:space="0" w:color="000000"/>
+              <w:top w:val="none" w:sz="6" w:space="0" w:color="000000"/>
+              <w:bottom w:val="none" w:sz="6" w:space="0" w:color="000000"/>
               <w:left w:val="none"/>
               <w:right w:val="none"/>
             </w:tcBorders>
           </w:tcPr>
           <w:p>
             <w:pPr>
-              <w:spacing w:before="40" w:after="40" w:line="240" w:lineRule="auto"/>
+              <w:spacing w:before="60" w:after="60" w:line="240" w:lineRule="auto"/>
             </w:pPr>
             <w:r/>
             <w:r>
@@ -3208,15 +3208,15 @@
           <w:tcPr>
             <w:tcW w:type="dxa" w:w="1872"/>
             <w:tcBorders>
-              <w:top w:val="none" w:sz="4" w:space="0" w:color="000000"/>
-              <w:bottom w:val="none" w:sz="4" w:space="0" w:color="000000"/>
+              <w:top w:val="none" w:sz="6" w:space="0" w:color="000000"/>
+              <w:bottom w:val="none" w:sz="6" w:space="0" w:color="000000"/>
               <w:left w:val="none"/>
               <w:right w:val="none"/>
             </w:tcBorders>
           </w:tcPr>
           <w:p>
             <w:pPr>
-              <w:spacing w:before="40" w:after="40" w:line="240" w:lineRule="auto"/>
+              <w:spacing w:before="60" w:after="60" w:line="240" w:lineRule="auto"/>
             </w:pPr>
             <w:r/>
             <w:r>
@@ -3233,15 +3233,15 @@
           <w:tcPr>
             <w:tcW w:type="dxa" w:w="1872"/>
             <w:tcBorders>
-              <w:top w:val="none" w:sz="4" w:space="0" w:color="000000"/>
-              <w:bottom w:val="none" w:sz="4" w:space="0" w:color="000000"/>
+              <w:top w:val="none" w:sz="6" w:space="0" w:color="000000"/>
+              <w:bottom w:val="none" w:sz="6" w:space="0" w:color="000000"/>
               <w:left w:val="none"/>
               <w:right w:val="none"/>
             </w:tcBorders>
           </w:tcPr>
           <w:p>
             <w:pPr>
-              <w:spacing w:before="40" w:after="40" w:line="240" w:lineRule="auto"/>
+              <w:spacing w:before="60" w:after="60" w:line="240" w:lineRule="auto"/>
             </w:pPr>
             <w:r/>
             <w:r>
@@ -3258,15 +3258,15 @@
           <w:tcPr>
             <w:tcW w:type="dxa" w:w="1872"/>
             <w:tcBorders>
-              <w:top w:val="none" w:sz="4" w:space="0" w:color="000000"/>
-              <w:bottom w:val="none" w:sz="4" w:space="0" w:color="000000"/>
+              <w:top w:val="none" w:sz="6" w:space="0" w:color="000000"/>
+              <w:bottom w:val="none" w:sz="6" w:space="0" w:color="000000"/>
               <w:left w:val="none"/>
               <w:right w:val="none"/>
             </w:tcBorders>
           </w:tcPr>
           <w:p>
             <w:pPr>
-              <w:spacing w:before="40" w:after="40" w:line="240" w:lineRule="auto"/>
+              <w:spacing w:before="60" w:after="60" w:line="240" w:lineRule="auto"/>
             </w:pPr>
             <w:r/>
             <w:r>
@@ -3283,15 +3283,15 @@
           <w:tcPr>
             <w:tcW w:type="dxa" w:w="1872"/>
             <w:tcBorders>
-              <w:top w:val="none" w:sz="4" w:space="0" w:color="000000"/>
-              <w:bottom w:val="none" w:sz="4" w:space="0" w:color="000000"/>
+              <w:top w:val="none" w:sz="6" w:space="0" w:color="000000"/>
+              <w:bottom w:val="none" w:sz="6" w:space="0" w:color="000000"/>
               <w:left w:val="none"/>
               <w:right w:val="none"/>
             </w:tcBorders>
           </w:tcPr>
           <w:p>
             <w:pPr>
-              <w:spacing w:before="40" w:after="40" w:line="240" w:lineRule="auto"/>
+              <w:spacing w:before="60" w:after="60" w:line="240" w:lineRule="auto"/>
             </w:pPr>
             <w:r/>
             <w:r>
@@ -3310,15 +3310,15 @@
           <w:tcPr>
             <w:tcW w:type="dxa" w:w="1872"/>
             <w:tcBorders>
-              <w:top w:val="none" w:sz="4" w:space="0" w:color="000000"/>
-              <w:bottom w:val="none" w:sz="4" w:space="0" w:color="000000"/>
+              <w:top w:val="none" w:sz="6" w:space="0" w:color="000000"/>
+              <w:bottom w:val="none" w:sz="6" w:space="0" w:color="000000"/>
               <w:left w:val="none"/>
               <w:right w:val="none"/>
             </w:tcBorders>
           </w:tcPr>
           <w:p>
             <w:pPr>
-              <w:spacing w:before="40" w:after="40" w:line="240" w:lineRule="auto"/>
+              <w:spacing w:before="60" w:after="60" w:line="240" w:lineRule="auto"/>
             </w:pPr>
             <w:r/>
             <w:r>
@@ -3335,15 +3335,15 @@
           <w:tcPr>
             <w:tcW w:type="dxa" w:w="1872"/>
             <w:tcBorders>
-              <w:top w:val="none" w:sz="4" w:space="0" w:color="000000"/>
-              <w:bottom w:val="none" w:sz="4" w:space="0" w:color="000000"/>
+              <w:top w:val="none" w:sz="6" w:space="0" w:color="000000"/>
+              <w:bottom w:val="none" w:sz="6" w:space="0" w:color="000000"/>
               <w:left w:val="none"/>
               <w:right w:val="none"/>
             </w:tcBorders>
           </w:tcPr>
           <w:p>
             <w:pPr>
-              <w:spacing w:before="40" w:after="40" w:line="240" w:lineRule="auto"/>
+              <w:spacing w:before="60" w:after="60" w:line="240" w:lineRule="auto"/>
             </w:pPr>
             <w:r/>
             <w:r>
@@ -3360,15 +3360,15 @@
           <w:tcPr>
             <w:tcW w:type="dxa" w:w="1872"/>
             <w:tcBorders>
-              <w:top w:val="none" w:sz="4" w:space="0" w:color="000000"/>
-              <w:bottom w:val="none" w:sz="4" w:space="0" w:color="000000"/>
+              <w:top w:val="none" w:sz="6" w:space="0" w:color="000000"/>
+              <w:bottom w:val="none" w:sz="6" w:space="0" w:color="000000"/>
               <w:left w:val="none"/>
               <w:right w:val="none"/>
             </w:tcBorders>
           </w:tcPr>
           <w:p>
             <w:pPr>
-              <w:spacing w:before="40" w:after="40" w:line="240" w:lineRule="auto"/>
+              <w:spacing w:before="60" w:after="60" w:line="240" w:lineRule="auto"/>
             </w:pPr>
             <w:r/>
             <w:r>
@@ -3385,15 +3385,15 @@
           <w:tcPr>
             <w:tcW w:type="dxa" w:w="1872"/>
             <w:tcBorders>
-              <w:top w:val="none" w:sz="4" w:space="0" w:color="000000"/>
-              <w:bottom w:val="none" w:sz="4" w:space="0" w:color="000000"/>
+              <w:top w:val="none" w:sz="6" w:space="0" w:color="000000"/>
+              <w:bottom w:val="none" w:sz="6" w:space="0" w:color="000000"/>
               <w:left w:val="none"/>
               <w:right w:val="none"/>
             </w:tcBorders>
           </w:tcPr>
           <w:p>
             <w:pPr>
-              <w:spacing w:before="40" w:after="40" w:line="240" w:lineRule="auto"/>
+              <w:spacing w:before="60" w:after="60" w:line="240" w:lineRule="auto"/>
             </w:pPr>
             <w:r/>
             <w:r>
@@ -3410,15 +3410,15 @@
           <w:tcPr>
             <w:tcW w:type="dxa" w:w="1872"/>
             <w:tcBorders>
-              <w:top w:val="none" w:sz="4" w:space="0" w:color="000000"/>
-              <w:bottom w:val="none" w:sz="4" w:space="0" w:color="000000"/>
+              <w:top w:val="none" w:sz="6" w:space="0" w:color="000000"/>
+              <w:bottom w:val="none" w:sz="6" w:space="0" w:color="000000"/>
               <w:left w:val="none"/>
               <w:right w:val="none"/>
             </w:tcBorders>
           </w:tcPr>
           <w:p>
             <w:pPr>
-              <w:spacing w:before="40" w:after="40" w:line="240" w:lineRule="auto"/>
+              <w:spacing w:before="60" w:after="60" w:line="240" w:lineRule="auto"/>
             </w:pPr>
             <w:r/>
             <w:r>
@@ -3437,15 +3437,15 @@
           <w:tcPr>
             <w:tcW w:type="dxa" w:w="1872"/>
             <w:tcBorders>
-              <w:top w:val="none" w:sz="4" w:space="0" w:color="000000"/>
-              <w:bottom w:val="none" w:sz="4" w:space="0" w:color="000000"/>
+              <w:top w:val="none" w:sz="6" w:space="0" w:color="000000"/>
+              <w:bottom w:val="none" w:sz="6" w:space="0" w:color="000000"/>
               <w:left w:val="none"/>
               <w:right w:val="none"/>
             </w:tcBorders>
           </w:tcPr>
           <w:p>
             <w:pPr>
-              <w:spacing w:before="40" w:after="40" w:line="240" w:lineRule="auto"/>
+              <w:spacing w:before="60" w:after="60" w:line="240" w:lineRule="auto"/>
             </w:pPr>
             <w:r/>
             <w:r>
@@ -3462,15 +3462,15 @@
           <w:tcPr>
             <w:tcW w:type="dxa" w:w="1872"/>
             <w:tcBorders>
-              <w:top w:val="none" w:sz="4" w:space="0" w:color="000000"/>
-              <w:bottom w:val="none" w:sz="4" w:space="0" w:color="000000"/>
+              <w:top w:val="none" w:sz="6" w:space="0" w:color="000000"/>
+              <w:bottom w:val="none" w:sz="6" w:space="0" w:color="000000"/>
               <w:left w:val="none"/>
               <w:right w:val="none"/>
             </w:tcBorders>
           </w:tcPr>
           <w:p>
             <w:pPr>
-              <w:spacing w:before="40" w:after="40" w:line="240" w:lineRule="auto"/>
+              <w:spacing w:before="60" w:after="60" w:line="240" w:lineRule="auto"/>
             </w:pPr>
             <w:r/>
             <w:r>
@@ -3487,15 +3487,15 @@
           <w:tcPr>
             <w:tcW w:type="dxa" w:w="1872"/>
             <w:tcBorders>
-              <w:top w:val="none" w:sz="4" w:space="0" w:color="000000"/>
-              <w:bottom w:val="none" w:sz="4" w:space="0" w:color="000000"/>
+              <w:top w:val="none" w:sz="6" w:space="0" w:color="000000"/>
+              <w:bottom w:val="none" w:sz="6" w:space="0" w:color="000000"/>
               <w:left w:val="none"/>
               <w:right w:val="none"/>
             </w:tcBorders>
           </w:tcPr>
           <w:p>
             <w:pPr>
-              <w:spacing w:before="40" w:after="40" w:line="240" w:lineRule="auto"/>
+              <w:spacing w:before="60" w:after="60" w:line="240" w:lineRule="auto"/>
             </w:pPr>
             <w:r/>
             <w:r>
@@ -3512,15 +3512,15 @@
           <w:tcPr>
             <w:tcW w:type="dxa" w:w="1872"/>
             <w:tcBorders>
-              <w:top w:val="none" w:sz="4" w:space="0" w:color="000000"/>
-              <w:bottom w:val="none" w:sz="4" w:space="0" w:color="000000"/>
+              <w:top w:val="none" w:sz="6" w:space="0" w:color="000000"/>
+              <w:bottom w:val="none" w:sz="6" w:space="0" w:color="000000"/>
               <w:left w:val="none"/>
               <w:right w:val="none"/>
             </w:tcBorders>
           </w:tcPr>
           <w:p>
             <w:pPr>
-              <w:spacing w:before="40" w:after="40" w:line="240" w:lineRule="auto"/>
+              <w:spacing w:before="60" w:after="60" w:line="240" w:lineRule="auto"/>
             </w:pPr>
             <w:r/>
             <w:r>
@@ -3537,15 +3537,15 @@
           <w:tcPr>
             <w:tcW w:type="dxa" w:w="1872"/>
             <w:tcBorders>
-              <w:top w:val="none" w:sz="4" w:space="0" w:color="000000"/>
-              <w:bottom w:val="none" w:sz="4" w:space="0" w:color="000000"/>
+              <w:top w:val="none" w:sz="6" w:space="0" w:color="000000"/>
+              <w:bottom w:val="none" w:sz="6" w:space="0" w:color="000000"/>
               <w:left w:val="none"/>
               <w:right w:val="none"/>
             </w:tcBorders>
           </w:tcPr>
           <w:p>
             <w:pPr>
-              <w:spacing w:before="40" w:after="40" w:line="240" w:lineRule="auto"/>
+              <w:spacing w:before="60" w:after="60" w:line="240" w:lineRule="auto"/>
             </w:pPr>
             <w:r/>
             <w:r>
@@ -3564,15 +3564,15 @@
           <w:tcPr>
             <w:tcW w:type="dxa" w:w="1872"/>
             <w:tcBorders>
-              <w:top w:val="none" w:sz="4" w:space="0" w:color="000000"/>
-              <w:bottom w:val="none" w:sz="4" w:space="0" w:color="000000"/>
+              <w:top w:val="none" w:sz="6" w:space="0" w:color="000000"/>
+              <w:bottom w:val="none" w:sz="6" w:space="0" w:color="000000"/>
               <w:left w:val="none"/>
               <w:right w:val="none"/>
             </w:tcBorders>
           </w:tcPr>
           <w:p>
             <w:pPr>
-              <w:spacing w:before="40" w:after="40" w:line="240" w:lineRule="auto"/>
+              <w:spacing w:before="60" w:after="60" w:line="240" w:lineRule="auto"/>
             </w:pPr>
             <w:r/>
             <w:r>
@@ -3589,15 +3589,15 @@
           <w:tcPr>
             <w:tcW w:type="dxa" w:w="1872"/>
             <w:tcBorders>
-              <w:top w:val="none" w:sz="4" w:space="0" w:color="000000"/>
-              <w:bottom w:val="none" w:sz="4" w:space="0" w:color="000000"/>
+              <w:top w:val="none" w:sz="6" w:space="0" w:color="000000"/>
+              <w:bottom w:val="none" w:sz="6" w:space="0" w:color="000000"/>
               <w:left w:val="none"/>
               <w:right w:val="none"/>
             </w:tcBorders>
           </w:tcPr>
           <w:p>
             <w:pPr>
-              <w:spacing w:before="40" w:after="40" w:line="240" w:lineRule="auto"/>
+              <w:spacing w:before="60" w:after="60" w:line="240" w:lineRule="auto"/>
             </w:pPr>
             <w:r/>
             <w:r>
@@ -3614,15 +3614,15 @@
           <w:tcPr>
             <w:tcW w:type="dxa" w:w="1872"/>
             <w:tcBorders>
-              <w:top w:val="none" w:sz="4" w:space="0" w:color="000000"/>
-              <w:bottom w:val="none" w:sz="4" w:space="0" w:color="000000"/>
+              <w:top w:val="none" w:sz="6" w:space="0" w:color="000000"/>
+              <w:bottom w:val="none" w:sz="6" w:space="0" w:color="000000"/>
               <w:left w:val="none"/>
               <w:right w:val="none"/>
             </w:tcBorders>
           </w:tcPr>
           <w:p>
             <w:pPr>
-              <w:spacing w:before="40" w:after="40" w:line="240" w:lineRule="auto"/>
+              <w:spacing w:before="60" w:after="60" w:line="240" w:lineRule="auto"/>
             </w:pPr>
             <w:r/>
             <w:r>
@@ -3639,15 +3639,15 @@
           <w:tcPr>
             <w:tcW w:type="dxa" w:w="1872"/>
             <w:tcBorders>
-              <w:top w:val="none" w:sz="4" w:space="0" w:color="000000"/>
-              <w:bottom w:val="none" w:sz="4" w:space="0" w:color="000000"/>
+              <w:top w:val="none" w:sz="6" w:space="0" w:color="000000"/>
+              <w:bottom w:val="none" w:sz="6" w:space="0" w:color="000000"/>
               <w:left w:val="none"/>
               <w:right w:val="none"/>
             </w:tcBorders>
           </w:tcPr>
           <w:p>
             <w:pPr>
-              <w:spacing w:before="40" w:after="40" w:line="240" w:lineRule="auto"/>
+              <w:spacing w:before="60" w:after="60" w:line="240" w:lineRule="auto"/>
             </w:pPr>
             <w:r/>
             <w:r>
@@ -3664,15 +3664,15 @@
           <w:tcPr>
             <w:tcW w:type="dxa" w:w="1872"/>
             <w:tcBorders>
-              <w:top w:val="none" w:sz="4" w:space="0" w:color="000000"/>
-              <w:bottom w:val="none" w:sz="4" w:space="0" w:color="000000"/>
+              <w:top w:val="none" w:sz="6" w:space="0" w:color="000000"/>
+              <w:bottom w:val="none" w:sz="6" w:space="0" w:color="000000"/>
               <w:left w:val="none"/>
               <w:right w:val="none"/>
             </w:tcBorders>
           </w:tcPr>
           <w:p>
             <w:pPr>
-              <w:spacing w:before="40" w:after="40" w:line="240" w:lineRule="auto"/>
+              <w:spacing w:before="60" w:after="60" w:line="240" w:lineRule="auto"/>
             </w:pPr>
             <w:r/>
             <w:r>
@@ -3691,15 +3691,15 @@
           <w:tcPr>
             <w:tcW w:type="dxa" w:w="1872"/>
             <w:tcBorders>
-              <w:top w:val="none" w:sz="4" w:space="0" w:color="000000"/>
-              <w:bottom w:val="single" w:sz="4" w:space="0" w:color="000000"/>
+              <w:top w:val="none" w:sz="6" w:space="0" w:color="000000"/>
+              <w:bottom w:val="single" w:sz="6" w:space="0" w:color="000000"/>
               <w:left w:val="none"/>
               <w:right w:val="none"/>
             </w:tcBorders>
           </w:tcPr>
           <w:p>
             <w:pPr>
-              <w:spacing w:before="40" w:after="40" w:line="240" w:lineRule="auto"/>
+              <w:spacing w:before="60" w:after="60" w:line="240" w:lineRule="auto"/>
             </w:pPr>
             <w:r/>
             <w:r>
@@ -3716,15 +3716,15 @@
           <w:tcPr>
             <w:tcW w:type="dxa" w:w="1872"/>
             <w:tcBorders>
-              <w:top w:val="none" w:sz="4" w:space="0" w:color="000000"/>
-              <w:bottom w:val="single" w:sz="4" w:space="0" w:color="000000"/>
+              <w:top w:val="none" w:sz="6" w:space="0" w:color="000000"/>
+              <w:bottom w:val="single" w:sz="6" w:space="0" w:color="000000"/>
               <w:left w:val="none"/>
               <w:right w:val="none"/>
             </w:tcBorders>
           </w:tcPr>
           <w:p>
             <w:pPr>
-              <w:spacing w:before="40" w:after="40" w:line="240" w:lineRule="auto"/>
+              <w:spacing w:before="60" w:after="60" w:line="240" w:lineRule="auto"/>
             </w:pPr>
             <w:r/>
             <w:r>
@@ -3741,15 +3741,15 @@
           <w:tcPr>
             <w:tcW w:type="dxa" w:w="1872"/>
             <w:tcBorders>
-              <w:top w:val="none" w:sz="4" w:space="0" w:color="000000"/>
-              <w:bottom w:val="single" w:sz="4" w:space="0" w:color="000000"/>
+              <w:top w:val="none" w:sz="6" w:space="0" w:color="000000"/>
+              <w:bottom w:val="single" w:sz="6" w:space="0" w:color="000000"/>
               <w:left w:val="none"/>
               <w:right w:val="none"/>
             </w:tcBorders>
           </w:tcPr>
           <w:p>
             <w:pPr>
-              <w:spacing w:before="40" w:after="40" w:line="240" w:lineRule="auto"/>
+              <w:spacing w:before="60" w:after="60" w:line="240" w:lineRule="auto"/>
             </w:pPr>
             <w:r/>
             <w:r>
@@ -3766,15 +3766,15 @@
           <w:tcPr>
             <w:tcW w:type="dxa" w:w="1872"/>
             <w:tcBorders>
-              <w:top w:val="none" w:sz="4" w:space="0" w:color="000000"/>
-              <w:bottom w:val="single" w:sz="4" w:space="0" w:color="000000"/>
+              <w:top w:val="none" w:sz="6" w:space="0" w:color="000000"/>
+              <w:bottom w:val="single" w:sz="6" w:space="0" w:color="000000"/>
               <w:left w:val="none"/>
               <w:right w:val="none"/>
             </w:tcBorders>
           </w:tcPr>
           <w:p>
             <w:pPr>
-              <w:spacing w:before="40" w:after="40" w:line="240" w:lineRule="auto"/>
+              <w:spacing w:before="60" w:after="60" w:line="240" w:lineRule="auto"/>
             </w:pPr>
             <w:r/>
             <w:r>
@@ -3791,15 +3791,15 @@
           <w:tcPr>
             <w:tcW w:type="dxa" w:w="1872"/>
             <w:tcBorders>
-              <w:top w:val="none" w:sz="4" w:space="0" w:color="000000"/>
-              <w:bottom w:val="single" w:sz="4" w:space="0" w:color="000000"/>
+              <w:top w:val="none" w:sz="6" w:space="0" w:color="000000"/>
+              <w:bottom w:val="single" w:sz="6" w:space="0" w:color="000000"/>
               <w:left w:val="none"/>
               <w:right w:val="none"/>
             </w:tcBorders>
           </w:tcPr>
           <w:p>
             <w:pPr>
-              <w:spacing w:before="40" w:after="40" w:line="240" w:lineRule="auto"/>
+              <w:spacing w:before="60" w:after="60" w:line="240" w:lineRule="auto"/>
             </w:pPr>
             <w:r/>
             <w:r>
@@ -3817,7 +3817,7 @@
     <w:p>
       <w:pPr>
         <w:spacing w:before="0" w:after="120" w:line="276" w:lineRule="auto"/>
-        <w:jc w:val="left"/>
+        <w:jc w:val="both"/>
       </w:pPr>
     </w:p>
     <w:p>
@@ -4092,15 +4092,15 @@
     </w:p>
     <w:p>
       <w:pPr>
-        <w:spacing w:before="0" w:after="120" w:line="276" w:lineRule="auto"/>
-        <w:jc w:val="both"/>
+        <w:spacing w:before="40" w:after="60" w:line="276" w:lineRule="auto"/>
+        <w:jc w:val="center"/>
       </w:pPr>
       <w:r>
         <w:rPr>
           <w:rFonts w:ascii="Times New Roman" w:hAnsi="Times New Roman"/>
           <w:b w:val="0"/>
           <w:i w:val="0"/>
-          <w:sz w:val="24"/>
+          <w:sz w:val="22"/>
         </w:rPr>
         <w:t>This study was conducted in the Department of Microbiology, Faculty of Science, University of Ibadan, Nigeria. Computational platform development and data curation were conducted independently without external financial grants.</w:t>
       </w:r>
@@ -4122,22 +4122,22 @@
     </w:p>
     <w:p>
       <w:pPr>
-        <w:spacing w:before="0" w:after="120" w:line="276" w:lineRule="auto"/>
-        <w:jc w:val="both"/>
+        <w:spacing w:before="40" w:after="60" w:line="276" w:lineRule="auto"/>
+        <w:jc w:val="center"/>
       </w:pPr>
       <w:r>
         <w:rPr>
           <w:rFonts w:ascii="Times New Roman" w:hAnsi="Times New Roman"/>
           <w:b w:val="0"/>
           <w:i w:val="0"/>
-          <w:sz w:val="24"/>
+          <w:sz w:val="22"/>
         </w:rPr>
         <w:t>The authors acknowledge the laboratory staff and academic colleagues of the Department of Microbiology, University of Ibadan, for technical and institutional guidance throughout the original experimental research.</w:t>
       </w:r>
     </w:p>
     <w:p>
       <w:pPr>
-        <w:spacing w:before="280" w:after="120" w:line="276" w:lineRule="auto"/>
+        <w:spacing w:before="320" w:after="160" w:line="276" w:lineRule="auto"/>
         <w:jc w:val="left"/>
       </w:pPr>
       <w:r>
@@ -4152,7 +4152,8 @@
     </w:p>
     <w:p>
       <w:pPr>
-        <w:spacing w:before="40" w:after="80" w:line="276" w:lineRule="auto"/>
+        <w:spacing w:before="0" w:after="120" w:line="276" w:lineRule="auto"/>
+        <w:ind w:left="720" w:hanging="720"/>
         <w:jc w:val="both"/>
       </w:pPr>
       <w:r>
@@ -4160,14 +4161,15 @@
           <w:rFonts w:ascii="Times New Roman" w:hAnsi="Times New Roman"/>
           <w:b w:val="0"/>
           <w:i w:val="0"/>
-          <w:sz w:val="24"/>
+          <w:sz w:val="22"/>
         </w:rPr>
-        <w:t>1. Adetunji, V. O. and Salawu, O. T. (2008). African soft cheese (Wara) produced from Calotropis procera and Carica papaya: a comparative assessment of nutritional value and consumer acceptability. African Journal of Biotechnology, 7(18): 3352-3355.</w:t>
+        <w:t>Adetunji, V. O. and Salawu, O. T. (2008). African soft cheese (Wara) produced from Calotropis procera and Carica papaya: a comparative assessment of nutritional value and consumer acceptability. African Journal of Biotechnology, 7(18): 3352-3355.</w:t>
       </w:r>
     </w:p>
     <w:p>
       <w:pPr>
-        <w:spacing w:before="40" w:after="80" w:line="276" w:lineRule="auto"/>
+        <w:spacing w:before="0" w:after="120" w:line="276" w:lineRule="auto"/>
+        <w:ind w:left="720" w:hanging="720"/>
         <w:jc w:val="both"/>
       </w:pPr>
       <w:r>
@@ -4175,14 +4177,15 @@
           <w:rFonts w:ascii="Times New Roman" w:hAnsi="Times New Roman"/>
           <w:b w:val="0"/>
           <w:i w:val="0"/>
-          <w:sz w:val="24"/>
+          <w:sz w:val="22"/>
         </w:rPr>
-        <w:t>2. Akinyemi, M. O. and AK, A. (2021). A review of microbes and chemical contaminants in dairy products. Comprehensive Reviews in Food Science and Food Safety, 20(2): 1188-1205.</w:t>
+        <w:t>Akinyemi, M. O. and AK, A. (2021). A review of microbes and chemical contaminants in dairy products. Comprehensive Reviews in Food Science and Food Safety, 20(2): 1188-1205.</w:t>
       </w:r>
     </w:p>
     <w:p>
       <w:pPr>
-        <w:spacing w:before="40" w:after="80" w:line="276" w:lineRule="auto"/>
+        <w:spacing w:before="0" w:after="120" w:line="276" w:lineRule="auto"/>
+        <w:ind w:left="720" w:hanging="720"/>
         <w:jc w:val="both"/>
       </w:pPr>
       <w:r>
@@ -4190,14 +4193,15 @@
           <w:rFonts w:ascii="Times New Roman" w:hAnsi="Times New Roman"/>
           <w:b w:val="0"/>
           <w:i w:val="0"/>
-          <w:sz w:val="24"/>
+          <w:sz w:val="22"/>
         </w:rPr>
-        <w:t>3. Alonso, C. A., Dominguez, L. and Zarazaga, M. (2020). Occurrence of antibiotic-resistant bacteria in dairy foods. Trends in Food Science and Technology, 102: 72-81.</w:t>
+        <w:t>Alonso, C. A., Dominguez, L. and Zarazaga, M. (2020). Occurrence of antibiotic-resistant bacteria in dairy foods. Trends in Food Science and Technology, 102: 72-81.</w:t>
       </w:r>
     </w:p>
     <w:p>
       <w:pPr>
-        <w:spacing w:before="40" w:after="80" w:line="276" w:lineRule="auto"/>
+        <w:spacing w:before="0" w:after="120" w:line="276" w:lineRule="auto"/>
+        <w:ind w:left="720" w:hanging="720"/>
         <w:jc w:val="both"/>
       </w:pPr>
       <w:r>
@@ -4205,14 +4209,15 @@
           <w:rFonts w:ascii="Times New Roman" w:hAnsi="Times New Roman"/>
           <w:b w:val="0"/>
           <w:i w:val="0"/>
-          <w:sz w:val="24"/>
+          <w:sz w:val="22"/>
         </w:rPr>
-        <w:t>4. Banwo, K. and Adeyemo, I. (2013). Technological and probiotic potential of Lactobacillus plantarum isolated from traditional fermented food products in Nigeria. Journal of Applied Microbiology, 117(3): 820-834.</w:t>
+        <w:t>Banwo, K. and Adeyemo, I. (2013). Technological and probiotic potential of Lactobacillus plantarum isolated from traditional fermented food products in Nigeria. Journal of Applied Microbiology, 117(3): 820-834.</w:t>
       </w:r>
     </w:p>
     <w:p>
       <w:pPr>
-        <w:spacing w:before="40" w:after="80" w:line="276" w:lineRule="auto"/>
+        <w:spacing w:before="0" w:after="120" w:line="276" w:lineRule="auto"/>
+        <w:ind w:left="720" w:hanging="720"/>
         <w:jc w:val="both"/>
       </w:pPr>
       <w:r>
@@ -4220,14 +4225,15 @@
           <w:rFonts w:ascii="Times New Roman" w:hAnsi="Times New Roman"/>
           <w:b w:val="0"/>
           <w:i w:val="0"/>
-          <w:sz w:val="24"/>
+          <w:sz w:val="22"/>
         </w:rPr>
-        <w:t>5. Boudra, H. and BJ, B. (2007). Aflatoxin M1 and ochratoxin A in raw bulk milk from French dairy herds. Journal of Dairy Science, 90(7): 3197-3201.</w:t>
+        <w:t>Boudra, H. and BJ, B. (2007). Aflatoxin M1 and ochratoxin A in raw bulk milk from French dairy herds. Journal of Dairy Science, 90(7): 3197-3201.</w:t>
       </w:r>
     </w:p>
     <w:p>
       <w:pPr>
-        <w:spacing w:before="40" w:after="80" w:line="276" w:lineRule="auto"/>
+        <w:spacing w:before="0" w:after="120" w:line="276" w:lineRule="auto"/>
+        <w:ind w:left="720" w:hanging="720"/>
         <w:jc w:val="both"/>
       </w:pPr>
       <w:r>
@@ -4235,14 +4241,15 @@
           <w:rFonts w:ascii="Times New Roman" w:hAnsi="Times New Roman"/>
           <w:b w:val="0"/>
           <w:i w:val="0"/>
-          <w:sz w:val="24"/>
+          <w:sz w:val="22"/>
         </w:rPr>
-        <w:t>6. Dror, D. K. and Allen, L. H. (2011). The importance of milk and other animal-source foods for children in low-income countries. Food and Nutrition Bulletin, 32(3): 227-243.</w:t>
+        <w:t>Dror, D. K. and Allen, L. H. (2011). The importance of milk and other animal-source foods for children in low-income countries. Food and Nutrition Bulletin, 32(3): 227-243.</w:t>
       </w:r>
     </w:p>
     <w:p>
       <w:pPr>
-        <w:spacing w:before="40" w:after="80" w:line="276" w:lineRule="auto"/>
+        <w:spacing w:before="0" w:after="120" w:line="276" w:lineRule="auto"/>
+        <w:ind w:left="720" w:hanging="720"/>
         <w:jc w:val="both"/>
       </w:pPr>
       <w:r>
@@ -4250,14 +4257,15 @@
           <w:rFonts w:ascii="Times New Roman" w:hAnsi="Times New Roman"/>
           <w:b w:val="0"/>
           <w:i w:val="0"/>
-          <w:sz w:val="24"/>
+          <w:sz w:val="22"/>
         </w:rPr>
-        <w:t>7. Fawole, M. O. and Oso, B. A. (2004). Characterisation of Bacteria. In: Laboratory Manual of Microbiology. 4th ed. Spectrum Books Ltd., Ibadan, Nigeria, pp. 24-35.</w:t>
+        <w:t>Fawole, M. O. and Oso, B. A. (2004). Characterisation of Bacteria. In: Laboratory Manual of Microbiology. 4th ed. Spectrum Books Ltd., Ibadan, Nigeria, pp. 24-35.</w:t>
       </w:r>
     </w:p>
     <w:p>
       <w:pPr>
-        <w:spacing w:before="40" w:after="80" w:line="276" w:lineRule="auto"/>
+        <w:spacing w:before="0" w:after="120" w:line="276" w:lineRule="auto"/>
+        <w:ind w:left="720" w:hanging="720"/>
         <w:jc w:val="both"/>
       </w:pPr>
       <w:r>
@@ -4265,14 +4273,15 @@
           <w:rFonts w:ascii="Times New Roman" w:hAnsi="Times New Roman"/>
           <w:b w:val="0"/>
           <w:i w:val="0"/>
-          <w:sz w:val="24"/>
+          <w:sz w:val="22"/>
         </w:rPr>
-        <w:t>8. Gbashi, S. and Adebo, O. A. (2019). Bacterial toxins in fermented dairy products. Trends in Food Science and Technology, 84: 62-74.</w:t>
+        <w:t>Gbashi, S. and Adebo, O. A. (2019). Bacterial toxins in fermented dairy products. Trends in Food Science and Technology, 84: 62-74.</w:t>
       </w:r>
     </w:p>
     <w:p>
       <w:pPr>
-        <w:spacing w:before="40" w:after="80" w:line="276" w:lineRule="auto"/>
+        <w:spacing w:before="0" w:after="120" w:line="276" w:lineRule="auto"/>
+        <w:ind w:left="720" w:hanging="720"/>
         <w:jc w:val="both"/>
       </w:pPr>
       <w:r>
@@ -4280,14 +4289,15 @@
           <w:rFonts w:ascii="Times New Roman" w:hAnsi="Times New Roman"/>
           <w:b w:val="0"/>
           <w:i w:val="0"/>
-          <w:sz w:val="24"/>
+          <w:sz w:val="22"/>
         </w:rPr>
-        <w:t>9. Giraffa, G. (2020). Bacterial safety of fermented dairy foods. Frontiers in Microbiology, 11: 707.</w:t>
+        <w:t>Giraffa, G. (2020). Bacterial safety of fermented dairy foods. Frontiers in Microbiology, 11: 707.</w:t>
       </w:r>
     </w:p>
     <w:p>
       <w:pPr>
-        <w:spacing w:before="40" w:after="80" w:line="276" w:lineRule="auto"/>
+        <w:spacing w:before="0" w:after="120" w:line="276" w:lineRule="auto"/>
+        <w:ind w:left="720" w:hanging="720"/>
         <w:jc w:val="both"/>
       </w:pPr>
       <w:r>
@@ -4295,14 +4305,15 @@
           <w:rFonts w:ascii="Times New Roman" w:hAnsi="Times New Roman"/>
           <w:b w:val="0"/>
           <w:i w:val="0"/>
-          <w:sz w:val="24"/>
+          <w:sz w:val="22"/>
         </w:rPr>
-        <w:t>10. Hamid, T. K. A. and Mustafa, E. (2021). Safety and microbiological assessment of soft cheese (Wara). Journal of Dairy Science and Biotechnology, 56(3): 89-97.</w:t>
+        <w:t>Hamid, T. K. A. and Mustafa, E. (2021). Safety and microbiological assessment of soft cheese (Wara). Journal of Dairy Science and Biotechnology, 56(3): 89-97.</w:t>
       </w:r>
     </w:p>
     <w:p>
       <w:pPr>
-        <w:spacing w:before="40" w:after="80" w:line="276" w:lineRule="auto"/>
+        <w:spacing w:before="0" w:after="120" w:line="276" w:lineRule="auto"/>
+        <w:ind w:left="720" w:hanging="720"/>
         <w:jc w:val="both"/>
       </w:pPr>
       <w:r>
@@ -4310,14 +4321,15 @@
           <w:rFonts w:ascii="Times New Roman" w:hAnsi="Times New Roman"/>
           <w:b w:val="0"/>
           <w:i w:val="0"/>
-          <w:sz w:val="24"/>
+          <w:sz w:val="22"/>
         </w:rPr>
-        <w:t>11. Holt, J. G., Krieg, N. R., Sneath, P. H. A., Staley, J. T. and Williams, S. T. (1994). Bergey's Manual of Determinative Bacteriology. 9th ed. Williams and Wilkins, Baltimore, USA.</w:t>
+        <w:t>Holt, J. G., Krieg, N. R., Sneath, P. H. A., Staley, J. T. and Williams, S. T. (1994). Bergey's Manual of Determinative Bacteriology. 9th ed. Williams and Wilkins, Baltimore, USA.</w:t>
       </w:r>
     </w:p>
     <w:p>
       <w:pPr>
-        <w:spacing w:before="40" w:after="80" w:line="276" w:lineRule="auto"/>
+        <w:spacing w:before="0" w:after="120" w:line="276" w:lineRule="auto"/>
+        <w:ind w:left="720" w:hanging="720"/>
         <w:jc w:val="both"/>
       </w:pPr>
       <w:r>
@@ -4325,14 +4337,15 @@
           <w:rFonts w:ascii="Times New Roman" w:hAnsi="Times New Roman"/>
           <w:b w:val="0"/>
           <w:i w:val="0"/>
-          <w:sz w:val="24"/>
+          <w:sz w:val="22"/>
         </w:rPr>
-        <w:t>12. Holzapfel, W. H., Haberer, P., Geisen, R., Bjorkroth, J. and Schillinger, U. (2020). Taxonomy and important features of probiotic microorganisms in food and nutrition. American Journal of Clinical Nutrition, 73(2): 365S-373S.</w:t>
+        <w:t>Holzapfel, W. H., Haberer, P., Geisen, R., Bjorkroth, J. and Schillinger, U. (2020). Taxonomy and important features of probiotic microorganisms in food and nutrition. American Journal of Clinical Nutrition, 73(2): 365S-373S.</w:t>
       </w:r>
     </w:p>
     <w:p>
       <w:pPr>
-        <w:spacing w:before="40" w:after="80" w:line="276" w:lineRule="auto"/>
+        <w:spacing w:before="0" w:after="120" w:line="276" w:lineRule="auto"/>
+        <w:ind w:left="720" w:hanging="720"/>
         <w:jc w:val="both"/>
       </w:pPr>
       <w:r>
@@ -4340,14 +4353,15 @@
           <w:rFonts w:ascii="Times New Roman" w:hAnsi="Times New Roman"/>
           <w:b w:val="0"/>
           <w:i w:val="0"/>
-          <w:sz w:val="24"/>
+          <w:sz w:val="22"/>
         </w:rPr>
-        <w:t>13. MacFaddin, J. F. (2000). Biochemical Tests for Identification of Medical Bacteria. 3rd ed. Lippincott Williams and Wilkins, Philadelphia, USA.</w:t>
+        <w:t>MacFaddin, J. F. (2000). Biochemical Tests for Identification of Medical Bacteria. 3rd ed. Lippincott Williams and Wilkins, Philadelphia, USA.</w:t>
       </w:r>
     </w:p>
     <w:p>
       <w:pPr>
-        <w:spacing w:before="40" w:after="80" w:line="276" w:lineRule="auto"/>
+        <w:spacing w:before="0" w:after="120" w:line="276" w:lineRule="auto"/>
+        <w:ind w:left="720" w:hanging="720"/>
         <w:jc w:val="both"/>
       </w:pPr>
       <w:r>
@@ -4355,14 +4369,15 @@
           <w:rFonts w:ascii="Times New Roman" w:hAnsi="Times New Roman"/>
           <w:b w:val="0"/>
           <w:i w:val="0"/>
-          <w:sz w:val="24"/>
+          <w:sz w:val="22"/>
         </w:rPr>
-        <w:t>14. Montville, T. J. and Matthews, K. R. (2018). Food Microbiology: An Introduction. 4th ed. ASM Press, Washington, DC, USA.</w:t>
+        <w:t>Montville, T. J. and Matthews, K. R. (2018). Food Microbiology: An Introduction. 4th ed. ASM Press, Washington, DC, USA.</w:t>
       </w:r>
     </w:p>
     <w:p>
       <w:pPr>
-        <w:spacing w:before="40" w:after="80" w:line="276" w:lineRule="auto"/>
+        <w:spacing w:before="0" w:after="120" w:line="276" w:lineRule="auto"/>
+        <w:ind w:left="720" w:hanging="720"/>
         <w:jc w:val="both"/>
       </w:pPr>
       <w:r>
@@ -4370,14 +4385,15 @@
           <w:rFonts w:ascii="Times New Roman" w:hAnsi="Times New Roman"/>
           <w:b w:val="0"/>
           <w:i w:val="0"/>
-          <w:sz w:val="24"/>
+          <w:sz w:val="22"/>
         </w:rPr>
-        <w:t>15. Oguntoyinbo, F. A. (2014). Safety considerations of lactic acid bacteria in fermented indigenous African foods. Food Reviews International, 30(2): 101-129.</w:t>
+        <w:t>Oguntoyinbo, F. A. (2014). Safety considerations of lactic acid bacteria in fermented indigenous African foods. Food Reviews International, 30(2): 101-129.</w:t>
       </w:r>
     </w:p>
     <w:p>
       <w:pPr>
-        <w:spacing w:before="40" w:after="80" w:line="276" w:lineRule="auto"/>
+        <w:spacing w:before="0" w:after="120" w:line="276" w:lineRule="auto"/>
+        <w:ind w:left="720" w:hanging="720"/>
         <w:jc w:val="both"/>
       </w:pPr>
       <w:r>
@@ -4385,14 +4401,15 @@
           <w:rFonts w:ascii="Times New Roman" w:hAnsi="Times New Roman"/>
           <w:b w:val="0"/>
           <w:i w:val="0"/>
-          <w:sz w:val="24"/>
+          <w:sz w:val="22"/>
         </w:rPr>
-        <w:t>16. Osundahunsi, O. F., Aworh, O. C. and Falade, K. O. (2017). Quality assessment of traditional African soft cheese (Wara) produced using vegetable coagulants. Journal of Food Processing and Preservation, 41(4): e13054.</w:t>
+        <w:t>Osundahunsi, O. F., Aworh, O. C. and Falade, K. O. (2017). Quality assessment of traditional African soft cheese (Wara) produced using vegetable coagulants. Journal of Food Processing and Preservation, 41(4): e13054.</w:t>
       </w:r>
     </w:p>
     <w:p>
       <w:pPr>
-        <w:spacing w:before="40" w:after="80" w:line="276" w:lineRule="auto"/>
+        <w:spacing w:before="0" w:after="120" w:line="276" w:lineRule="auto"/>
+        <w:ind w:left="720" w:hanging="720"/>
         <w:jc w:val="both"/>
       </w:pPr>
       <w:r>
@@ -4400,14 +4417,15 @@
           <w:rFonts w:ascii="Times New Roman" w:hAnsi="Times New Roman"/>
           <w:b w:val="0"/>
           <w:i w:val="0"/>
-          <w:sz w:val="24"/>
+          <w:sz w:val="22"/>
         </w:rPr>
-        <w:t>17. Prescott, L. M., Harley, J. P. and Klein, D. A. (2008). Microbiology. 7th ed. McGraw-Hill, New York, USA.</w:t>
+        <w:t>Prescott, L. M., Harley, J. P. and Klein, D. A. (2008). Microbiology. 7th ed. McGraw-Hill, New York, USA.</w:t>
       </w:r>
     </w:p>
     <w:p>
       <w:pPr>
-        <w:spacing w:before="40" w:after="80" w:line="276" w:lineRule="auto"/>
+        <w:spacing w:before="0" w:after="120" w:line="276" w:lineRule="auto"/>
+        <w:ind w:left="720" w:hanging="720"/>
         <w:jc w:val="both"/>
       </w:pPr>
       <w:r>
@@ -4415,14 +4433,15 @@
           <w:rFonts w:ascii="Times New Roman" w:hAnsi="Times New Roman"/>
           <w:b w:val="0"/>
           <w:i w:val="0"/>
-          <w:sz w:val="24"/>
+          <w:sz w:val="22"/>
         </w:rPr>
-        <w:t>18. Quigley, L., O'Sullivan, O., Stanton, C., Beresford, T. P., Ross, R. P., Fitzgerald, G. F. and Cotter, P. D. (2013). The complex microbiota of raw milk. FEMS Microbiology Reviews, 37(5): 664-698.</w:t>
+        <w:t>Quigley, L., O'Sullivan, O., Stanton, C., Beresford, T. P., Ross, R. P., Fitzgerald, G. F. and Cotter, P. D. (2013). The complex microbiota of raw milk. FEMS Microbiology Reviews, 37(5): 664-698.</w:t>
       </w:r>
     </w:p>
     <w:p>
       <w:pPr>
-        <w:spacing w:before="40" w:after="80" w:line="276" w:lineRule="auto"/>
+        <w:spacing w:before="0" w:after="120" w:line="276" w:lineRule="auto"/>
+        <w:ind w:left="720" w:hanging="720"/>
         <w:jc w:val="both"/>
       </w:pPr>
       <w:r>
@@ -4430,9 +4449,9 @@
           <w:rFonts w:ascii="Times New Roman" w:hAnsi="Times New Roman"/>
           <w:b w:val="0"/>
           <w:i w:val="0"/>
-          <w:sz w:val="24"/>
+          <w:sz w:val="22"/>
         </w:rPr>
-        <w:t>19. WHO (2017). Global Priority List of Antibiotic-Resistant Bacteria to Guide Research, Discovery, and Development of New Antibiotics. World Health Organization, Geneva, Switzerland.</w:t>
+        <w:t>WHO (2017). Global Priority List of Antibiotic-Resistant Bacteria to Guide Research, Discovery, and Development of New Antibiotics. World Health Organization, Geneva, Switzerland.</w:t>
       </w:r>
     </w:p>
     <w:sectPr>

--- a/docs/MANUSCRIPT_WARA_PATHOGENS.docx
+++ b/docs/MANUSCRIPT_WARA_PATHOGENS.docx
@@ -29,7 +29,7 @@
           <w:i w:val="0"/>
           <w:sz w:val="22"/>
         </w:rPr>
-        <w:t>Udochukwu Michael Odoemenam, K. Banwo</w:t>
+        <w:t>Udochukwu Michael Odoemenam</w:t>
       </w:r>
     </w:p>
     <w:p>
@@ -4072,7 +4072,7 @@
           <w:i w:val="0"/>
           <w:sz w:val="24"/>
         </w:rPr>
-        <w:t>The authors declare that there are no financial or commercial conflicts of interest associated with this research.</w:t>
+        <w:t>The author declares that there are no financial or commercial conflicts of interest associated with this research.</w:t>
       </w:r>
     </w:p>
     <w:p>
@@ -4132,7 +4132,7 @@
           <w:i w:val="0"/>
           <w:sz w:val="22"/>
         </w:rPr>
-        <w:t>The authors acknowledge the laboratory staff and academic colleagues of the Department of Microbiology, University of Ibadan, for technical and institutional guidance throughout the original experimental research.</w:t>
+        <w:t>The author gratefully acknowledges his undergraduate project supervisor, Dr. K. Banwo (Department of Microbiology, Faculty of Science, University of Ibadan), for academic guidance, supervision, and laboratory facilitation during the initial experimental work. The author also thanks the laboratory staff of the Department of Microbiology for technical support. Computational platform development, data architecture, algorithm formulation, and manuscript authorship were conducted independently by the author.</w:t>
       </w:r>
     </w:p>
     <w:p>
